--- a/Documentation/Study and Evaluation of Sharding in Distributed Databases.docx
+++ b/Documentation/Study and Evaluation of Sharding in Distributed Databases.docx
@@ -2735,7 +2735,6 @@
         <w:t xml:space="preserve">, round-trip </w:t>
       </w:r>
       <w:proofErr w:type="spellStart"/>
-      <w:proofErr w:type="gramStart"/>
       <w:r>
         <w:rPr>
           <w:rFonts w:ascii="Calibri" w:eastAsia="Calibri" w:hAnsi="Calibri" w:cs="Calibri"/>
@@ -2743,7 +2742,6 @@
         <w:t>time;request</w:t>
       </w:r>
       <w:proofErr w:type="spellEnd"/>
-      <w:proofErr w:type="gramEnd"/>
       <w:r>
         <w:rPr>
           <w:rFonts w:ascii="Calibri" w:eastAsia="Calibri" w:hAnsi="Calibri" w:cs="Calibri"/>
@@ -3736,7 +3734,6 @@
         <w:t xml:space="preserve">int </w:t>
       </w:r>
       <w:proofErr w:type="spellStart"/>
-      <w:proofErr w:type="gramStart"/>
       <w:r>
         <w:rPr>
           <w:rFonts w:ascii="CourierNewPSMT" w:cs="CourierNewPSMT"/>
@@ -3756,9 +3753,9 @@
           <w:color w:val="000000" w:themeColor="text1"/>
           <w:highlight w:val="lightGray"/>
         </w:rPr>
-        <w:t>(</w:t>
-      </w:r>
-      <w:proofErr w:type="gramEnd"/>
+        <w:t xml:space="preserve">(int key, int </w:t>
+      </w:r>
+      <w:proofErr w:type="spellStart"/>
       <w:r>
         <w:rPr>
           <w:rFonts w:ascii="CourierNewPSMT" w:cs="CourierNewPSMT"/>
@@ -3767,9 +3764,9 @@
           <w:color w:val="000000" w:themeColor="text1"/>
           <w:highlight w:val="lightGray"/>
         </w:rPr>
-        <w:t xml:space="preserve">int key, int </w:t>
-      </w:r>
-      <w:proofErr w:type="spellStart"/>
+        <w:t>num_buckets</w:t>
+      </w:r>
+      <w:proofErr w:type="spellEnd"/>
       <w:r>
         <w:rPr>
           <w:rFonts w:ascii="CourierNewPSMT" w:cs="CourierNewPSMT"/>
@@ -3778,10 +3775,16 @@
           <w:color w:val="000000" w:themeColor="text1"/>
           <w:highlight w:val="lightGray"/>
         </w:rPr>
-        <w:t>num_buckets</w:t>
-      </w:r>
-      <w:proofErr w:type="spellEnd"/>
-      <w:r>
+        <w:t>) {</w:t>
+      </w:r>
+    </w:p>
+    <w:p>
+      <w:pPr>
+        <w:autoSpaceDE w:val="0"/>
+        <w:autoSpaceDN w:val="0"/>
+        <w:adjustRightInd w:val="0"/>
+        <w:spacing w:after="0" w:line="240" w:lineRule="auto"/>
+        <w:ind w:firstLine="720"/>
         <w:rPr>
           <w:rFonts w:ascii="CourierNewPSMT" w:cs="CourierNewPSMT"/>
           <w:b/>
@@ -3789,7 +3792,38 @@
           <w:color w:val="000000" w:themeColor="text1"/>
           <w:highlight w:val="lightGray"/>
         </w:rPr>
-        <w:t>) {</w:t>
+      </w:pPr>
+      <w:proofErr w:type="spellStart"/>
+      <w:r>
+        <w:rPr>
+          <w:rFonts w:ascii="CourierNewPSMT" w:cs="CourierNewPSMT"/>
+          <w:b/>
+          <w:bCs/>
+          <w:color w:val="000000" w:themeColor="text1"/>
+          <w:highlight w:val="lightGray"/>
+        </w:rPr>
+        <w:t>random.seed</w:t>
+      </w:r>
+      <w:proofErr w:type="spellEnd"/>
+      <w:r>
+        <w:rPr>
+          <w:rFonts w:ascii="CourierNewPSMT" w:cs="CourierNewPSMT"/>
+          <w:b/>
+          <w:bCs/>
+          <w:color w:val="000000" w:themeColor="text1"/>
+          <w:highlight w:val="lightGray"/>
+        </w:rPr>
+        <w:t>(key)</w:t>
+      </w:r>
+      <w:r>
+        <w:rPr>
+          <w:rFonts w:ascii="CourierNewPSMT" w:cs="CourierNewPSMT" w:hint="cs"/>
+          <w:b/>
+          <w:bCs/>
+          <w:color w:val="000000" w:themeColor="text1"/>
+          <w:highlight w:val="lightGray"/>
+        </w:rPr>
+        <w:t>;</w:t>
       </w:r>
     </w:p>
     <w:p>
@@ -3807,8 +3841,6 @@
           <w:highlight w:val="lightGray"/>
         </w:rPr>
       </w:pPr>
-      <w:proofErr w:type="spellStart"/>
-      <w:proofErr w:type="gramStart"/>
       <w:r>
         <w:rPr>
           <w:rFonts w:ascii="CourierNewPSMT" w:cs="CourierNewPSMT"/>
@@ -3817,11 +3849,26 @@
           <w:color w:val="000000" w:themeColor="text1"/>
           <w:highlight w:val="lightGray"/>
         </w:rPr>
-        <w:t>random.seed</w:t>
-      </w:r>
-      <w:proofErr w:type="spellEnd"/>
-      <w:proofErr w:type="gramEnd"/>
-      <w:r>
+        <w:t>int b = 1</w:t>
+      </w:r>
+      <w:r>
+        <w:rPr>
+          <w:rFonts w:ascii="CourierNewPSMT" w:cs="CourierNewPSMT" w:hint="cs"/>
+          <w:b/>
+          <w:bCs/>
+          <w:color w:val="000000" w:themeColor="text1"/>
+          <w:highlight w:val="lightGray"/>
+        </w:rPr>
+        <w:t>;</w:t>
+      </w:r>
+    </w:p>
+    <w:p>
+      <w:pPr>
+        <w:autoSpaceDE w:val="0"/>
+        <w:autoSpaceDN w:val="0"/>
+        <w:adjustRightInd w:val="0"/>
+        <w:spacing w:after="0" w:line="240" w:lineRule="auto"/>
+        <w:ind w:firstLine="720"/>
         <w:rPr>
           <w:rFonts w:ascii="CourierNewPSMT" w:cs="CourierNewPSMT"/>
           <w:b/>
@@ -3829,7 +3876,42 @@
           <w:color w:val="000000" w:themeColor="text1"/>
           <w:highlight w:val="lightGray"/>
         </w:rPr>
-        <w:t>(key)</w:t>
+      </w:pPr>
+      <w:r>
+        <w:rPr>
+          <w:rFonts w:ascii="CourierNewPSMT" w:cs="CourierNewPSMT"/>
+          <w:b/>
+          <w:bCs/>
+          <w:color w:val="000000" w:themeColor="text1"/>
+          <w:highlight w:val="lightGray"/>
+        </w:rPr>
+        <w:t>// bucket number before the previous jump</w:t>
+      </w:r>
+    </w:p>
+    <w:p>
+      <w:pPr>
+        <w:autoSpaceDE w:val="0"/>
+        <w:autoSpaceDN w:val="0"/>
+        <w:adjustRightInd w:val="0"/>
+        <w:spacing w:after="0" w:line="240" w:lineRule="auto"/>
+        <w:ind w:firstLine="720"/>
+        <w:rPr>
+          <w:rFonts w:ascii="CourierNewPSMT" w:cs="CourierNewPSMT"/>
+          <w:b/>
+          <w:bCs/>
+          <w:color w:val="000000" w:themeColor="text1"/>
+          <w:highlight w:val="lightGray"/>
+        </w:rPr>
+      </w:pPr>
+      <w:r>
+        <w:rPr>
+          <w:rFonts w:ascii="CourierNewPSMT" w:cs="CourierNewPSMT"/>
+          <w:b/>
+          <w:bCs/>
+          <w:color w:val="000000" w:themeColor="text1"/>
+          <w:highlight w:val="lightGray"/>
+        </w:rPr>
+        <w:t>int j = 0</w:t>
       </w:r>
       <w:r>
         <w:rPr>
@@ -3841,6 +3923,16 @@
         </w:rPr>
         <w:t>;</w:t>
       </w:r>
+      <w:r>
+        <w:rPr>
+          <w:rFonts w:ascii="CourierNewPSMT" w:cs="CourierNewPSMT"/>
+          <w:b/>
+          <w:bCs/>
+          <w:color w:val="000000" w:themeColor="text1"/>
+          <w:highlight w:val="lightGray"/>
+        </w:rPr>
+        <w:t xml:space="preserve"> // bucket number before the current jump</w:t>
+      </w:r>
     </w:p>
     <w:p>
       <w:pPr>
@@ -3865,7 +3957,55 @@
           <w:color w:val="000000" w:themeColor="text1"/>
           <w:highlight w:val="lightGray"/>
         </w:rPr>
-        <w:t>int b = 1</w:t>
+        <w:t xml:space="preserve">while (j &lt; </w:t>
+      </w:r>
+      <w:proofErr w:type="spellStart"/>
+      <w:r>
+        <w:rPr>
+          <w:rFonts w:ascii="CourierNewPSMT" w:cs="CourierNewPSMT"/>
+          <w:b/>
+          <w:bCs/>
+          <w:color w:val="000000" w:themeColor="text1"/>
+          <w:highlight w:val="lightGray"/>
+        </w:rPr>
+        <w:t>num_buckets</w:t>
+      </w:r>
+      <w:proofErr w:type="spellEnd"/>
+      <w:r>
+        <w:rPr>
+          <w:rFonts w:ascii="CourierNewPSMT" w:cs="CourierNewPSMT"/>
+          <w:b/>
+          <w:bCs/>
+          <w:color w:val="000000" w:themeColor="text1"/>
+          <w:highlight w:val="lightGray"/>
+        </w:rPr>
+        <w:t>) {</w:t>
+      </w:r>
+    </w:p>
+    <w:p>
+      <w:pPr>
+        <w:autoSpaceDE w:val="0"/>
+        <w:autoSpaceDN w:val="0"/>
+        <w:adjustRightInd w:val="0"/>
+        <w:spacing w:after="0" w:line="240" w:lineRule="auto"/>
+        <w:ind w:left="720" w:firstLine="720"/>
+        <w:rPr>
+          <w:rFonts w:ascii="CourierNewPSMT" w:cs="CourierNewPSMT"/>
+          <w:b/>
+          <w:bCs/>
+          <w:color w:val="000000" w:themeColor="text1"/>
+          <w:highlight w:val="lightGray"/>
+        </w:rPr>
+      </w:pPr>
+      <w:r>
+        <w:rPr>
+          <w:rFonts w:ascii="CourierNewPSMT" w:cs="CourierNewPSMT"/>
+          <w:b/>
+          <w:bCs/>
+          <w:color w:val="000000" w:themeColor="text1"/>
+          <w:highlight w:val="lightGray"/>
+        </w:rPr>
+        <w:t>b = j</w:t>
       </w:r>
       <w:r>
         <w:rPr>
@@ -3884,7 +4024,7 @@
         <w:autoSpaceDN w:val="0"/>
         <w:adjustRightInd w:val="0"/>
         <w:spacing w:after="0" w:line="240" w:lineRule="auto"/>
-        <w:ind w:firstLine="720"/>
+        <w:ind w:left="720" w:firstLine="720"/>
         <w:rPr>
           <w:rFonts w:ascii="CourierNewPSMT" w:cs="CourierNewPSMT"/>
           <w:b/>
@@ -3901,7 +4041,75 @@
           <w:color w:val="000000" w:themeColor="text1"/>
           <w:highlight w:val="lightGray"/>
         </w:rPr>
-        <w:t>// bucket number before the previous jump</w:t>
+        <w:t xml:space="preserve">r = </w:t>
+      </w:r>
+      <w:proofErr w:type="spellStart"/>
+      <w:r>
+        <w:rPr>
+          <w:rFonts w:ascii="CourierNewPSMT" w:cs="CourierNewPSMT"/>
+          <w:b/>
+          <w:bCs/>
+          <w:color w:val="000000" w:themeColor="text1"/>
+          <w:highlight w:val="lightGray"/>
+        </w:rPr>
+        <w:t>random.next</w:t>
+      </w:r>
+      <w:proofErr w:type="spellEnd"/>
+      <w:r>
+        <w:rPr>
+          <w:rFonts w:ascii="CourierNewPSMT" w:cs="CourierNewPSMT"/>
+          <w:b/>
+          <w:bCs/>
+          <w:color w:val="000000" w:themeColor="text1"/>
+          <w:highlight w:val="lightGray"/>
+        </w:rPr>
+        <w:t>()</w:t>
+      </w:r>
+      <w:r>
+        <w:rPr>
+          <w:rFonts w:ascii="CourierNewPSMT" w:cs="CourierNewPSMT" w:hint="cs"/>
+          <w:b/>
+          <w:bCs/>
+          <w:color w:val="000000" w:themeColor="text1"/>
+          <w:highlight w:val="lightGray"/>
+        </w:rPr>
+        <w:t>;</w:t>
+      </w:r>
+    </w:p>
+    <w:p>
+      <w:pPr>
+        <w:autoSpaceDE w:val="0"/>
+        <w:autoSpaceDN w:val="0"/>
+        <w:adjustRightInd w:val="0"/>
+        <w:spacing w:after="0" w:line="240" w:lineRule="auto"/>
+        <w:ind w:left="720" w:firstLine="720"/>
+        <w:rPr>
+          <w:rFonts w:ascii="CourierNewPSMT" w:cs="CourierNewPSMT"/>
+          <w:b/>
+          <w:bCs/>
+          <w:color w:val="000000" w:themeColor="text1"/>
+          <w:highlight w:val="lightGray"/>
+        </w:rPr>
+      </w:pPr>
+      <w:r>
+        <w:rPr>
+          <w:rFonts w:ascii="CourierNewPSMT" w:cs="CourierNewPSMT"/>
+          <w:b/>
+          <w:bCs/>
+          <w:color w:val="000000" w:themeColor="text1"/>
+          <w:highlight w:val="lightGray"/>
+        </w:rPr>
+        <w:t>j = floor((b + 1) / r)</w:t>
+      </w:r>
+      <w:r>
+        <w:rPr>
+          <w:rFonts w:ascii="CourierNewPSMT" w:cs="CourierNewPSMT" w:hint="cs"/>
+          <w:b/>
+          <w:bCs/>
+          <w:color w:val="000000" w:themeColor="text1"/>
+          <w:highlight w:val="lightGray"/>
+        </w:rPr>
+        <w:t>;</w:t>
       </w:r>
     </w:p>
     <w:p>
@@ -3927,7 +4135,33 @@
           <w:color w:val="000000" w:themeColor="text1"/>
           <w:highlight w:val="lightGray"/>
         </w:rPr>
-        <w:t>int j = 0</w:t>
+        <w:t>}</w:t>
+      </w:r>
+    </w:p>
+    <w:p>
+      <w:pPr>
+        <w:autoSpaceDE w:val="0"/>
+        <w:autoSpaceDN w:val="0"/>
+        <w:adjustRightInd w:val="0"/>
+        <w:spacing w:after="0" w:line="240" w:lineRule="auto"/>
+        <w:ind w:firstLine="720"/>
+        <w:rPr>
+          <w:rFonts w:ascii="CourierNewPSMT" w:cs="CourierNewPSMT"/>
+          <w:b/>
+          <w:bCs/>
+          <w:color w:val="000000" w:themeColor="text1"/>
+          <w:highlight w:val="lightGray"/>
+        </w:rPr>
+      </w:pPr>
+      <w:r>
+        <w:rPr>
+          <w:rFonts w:ascii="CourierNewPSMT" w:cs="CourierNewPSMT"/>
+          <w:b/>
+          <w:bCs/>
+          <w:color w:val="000000" w:themeColor="text1"/>
+          <w:highlight w:val="lightGray"/>
+        </w:rPr>
+        <w:t>return = b</w:t>
       </w:r>
       <w:r>
         <w:rPr>
@@ -3939,6 +4173,18 @@
         </w:rPr>
         <w:t>;</w:t>
       </w:r>
+    </w:p>
+    <w:p>
+      <w:pPr>
+        <w:pBdr>
+          <w:bottom w:val="single" w:sz="12" w:space="1" w:color="auto"/>
+        </w:pBdr>
+        <w:rPr>
+          <w:b/>
+          <w:bCs/>
+          <w:color w:val="000000" w:themeColor="text1"/>
+        </w:rPr>
+      </w:pPr>
       <w:r>
         <w:rPr>
           <w:rFonts w:ascii="CourierNewPSMT" w:cs="CourierNewPSMT"/>
@@ -3947,327 +4193,278 @@
           <w:color w:val="000000" w:themeColor="text1"/>
           <w:highlight w:val="lightGray"/>
         </w:rPr>
-        <w:t xml:space="preserve"> // bucket number before the current jump</w:t>
-      </w:r>
-    </w:p>
-    <w:p>
-      <w:pPr>
-        <w:autoSpaceDE w:val="0"/>
-        <w:autoSpaceDN w:val="0"/>
-        <w:adjustRightInd w:val="0"/>
-        <w:spacing w:after="0" w:line="240" w:lineRule="auto"/>
-        <w:ind w:firstLine="720"/>
-        <w:rPr>
-          <w:rFonts w:ascii="CourierNewPSMT" w:cs="CourierNewPSMT"/>
+        <w:t>}</w:t>
+      </w:r>
+    </w:p>
+    <w:p/>
+    <w:p>
+      <w:r>
+        <w:t xml:space="preserve">Applications of consistent Hashing : DynamoDB, Cassandra, </w:t>
+      </w:r>
+      <w:proofErr w:type="spellStart"/>
+      <w:r>
+        <w:t>couchbase</w:t>
+      </w:r>
+      <w:proofErr w:type="spellEnd"/>
+      <w:r>
+        <w:t xml:space="preserve">, </w:t>
+      </w:r>
+      <w:proofErr w:type="spellStart"/>
+      <w:r>
+        <w:t>riak</w:t>
+      </w:r>
+      <w:proofErr w:type="spellEnd"/>
+    </w:p>
+    <w:p>
+      <w:pPr>
+        <w:jc w:val="both"/>
+        <w:rPr>
+          <w:rFonts w:cstheme="minorHAnsi"/>
+        </w:rPr>
+      </w:pPr>
+    </w:p>
+    <w:p>
+      <w:pPr>
+        <w:jc w:val="both"/>
+        <w:rPr>
+          <w:rFonts w:cstheme="minorHAnsi"/>
+        </w:rPr>
+      </w:pPr>
+    </w:p>
+    <w:p>
+      <w:pPr>
+        <w:jc w:val="both"/>
+        <w:rPr>
+          <w:rFonts w:cstheme="minorHAnsi"/>
+        </w:rPr>
+      </w:pPr>
+    </w:p>
+    <w:p>
+      <w:pPr>
+        <w:jc w:val="both"/>
+        <w:rPr>
+          <w:rFonts w:cstheme="minorHAnsi"/>
           <w:b/>
           <w:bCs/>
-          <w:color w:val="000000" w:themeColor="text1"/>
-          <w:highlight w:val="lightGray"/>
-        </w:rPr>
-      </w:pPr>
-      <w:r>
-        <w:rPr>
-          <w:rFonts w:ascii="CourierNewPSMT" w:cs="CourierNewPSMT"/>
+        </w:rPr>
+      </w:pPr>
+      <w:r>
+        <w:rPr>
+          <w:rFonts w:cstheme="minorHAnsi"/>
           <w:b/>
           <w:bCs/>
-          <w:color w:val="000000" w:themeColor="text1"/>
-          <w:highlight w:val="lightGray"/>
-        </w:rPr>
-        <w:t xml:space="preserve">while (j &lt; </w:t>
+        </w:rPr>
+        <w:t>Sharding to build distributed database:</w:t>
+      </w:r>
+    </w:p>
+    <w:p>
+      <w:pPr>
+        <w:jc w:val="both"/>
+        <w:rPr>
+          <w:rFonts w:cstheme="minorHAnsi"/>
+        </w:rPr>
+      </w:pPr>
+      <w:r>
+        <w:rPr>
+          <w:rFonts w:cstheme="minorHAnsi"/>
+        </w:rPr>
+        <w:t>Distributed database needs to automatically partition the data and distribute across several database servers, called sites.</w:t>
+      </w:r>
+    </w:p>
+    <w:p>
+      <w:pPr>
+        <w:jc w:val="both"/>
+      </w:pPr>
+      <w:r>
+        <w:t xml:space="preserve">Data sharding helps in scalability and </w:t>
+      </w:r>
+      <w:r>
+        <w:t xml:space="preserve">geo-distribution </w:t>
+      </w:r>
+      <w:r>
+        <w:t>by partitioning data</w:t>
+      </w:r>
+      <w:r>
+        <w:t>, either vertically or horizontally</w:t>
+      </w:r>
+      <w:r>
+        <w:t>.</w:t>
+      </w:r>
+    </w:p>
+    <w:p>
+      <w:pPr>
+        <w:jc w:val="both"/>
+        <w:rPr>
+          <w:rFonts w:cstheme="minorHAnsi"/>
+        </w:rPr>
+      </w:pPr>
+      <w:r>
+        <w:t xml:space="preserve">A SQL table is decomposed into multiple sets of rows according to a specific sharding strategy. Each of these sets of rows is called a </w:t>
       </w:r>
       <w:proofErr w:type="spellStart"/>
       <w:r>
-        <w:rPr>
-          <w:rFonts w:ascii="CourierNewPSMT" w:cs="CourierNewPSMT"/>
-          <w:b/>
-          <w:bCs/>
-          <w:color w:val="000000" w:themeColor="text1"/>
-          <w:highlight w:val="lightGray"/>
-        </w:rPr>
-        <w:t>num_buckets</w:t>
+        <w:t>shard</w:t>
       </w:r>
       <w:proofErr w:type="spellEnd"/>
       <w:r>
-        <w:rPr>
-          <w:rFonts w:ascii="CourierNewPSMT" w:cs="CourierNewPSMT"/>
-          <w:b/>
-          <w:bCs/>
-          <w:color w:val="000000" w:themeColor="text1"/>
-          <w:highlight w:val="lightGray"/>
-        </w:rPr>
-        <w:t>) {</w:t>
-      </w:r>
-    </w:p>
-    <w:p>
-      <w:pPr>
-        <w:autoSpaceDE w:val="0"/>
-        <w:autoSpaceDN w:val="0"/>
-        <w:adjustRightInd w:val="0"/>
-        <w:spacing w:after="0" w:line="240" w:lineRule="auto"/>
-        <w:ind w:left="720" w:firstLine="720"/>
-        <w:rPr>
-          <w:rFonts w:ascii="CourierNewPSMT" w:cs="CourierNewPSMT"/>
-          <w:b/>
-          <w:bCs/>
-          <w:color w:val="000000" w:themeColor="text1"/>
-          <w:highlight w:val="lightGray"/>
-        </w:rPr>
-      </w:pPr>
-      <w:r>
-        <w:rPr>
-          <w:rFonts w:ascii="CourierNewPSMT" w:cs="CourierNewPSMT"/>
-          <w:b/>
-          <w:bCs/>
-          <w:color w:val="000000" w:themeColor="text1"/>
-          <w:highlight w:val="lightGray"/>
-        </w:rPr>
-        <w:t>b = j</w:t>
-      </w:r>
-      <w:r>
-        <w:rPr>
-          <w:rFonts w:ascii="CourierNewPSMT" w:cs="CourierNewPSMT" w:hint="cs"/>
-          <w:b/>
-          <w:bCs/>
-          <w:color w:val="000000" w:themeColor="text1"/>
-          <w:highlight w:val="lightGray"/>
-        </w:rPr>
-        <w:t>;</w:t>
-      </w:r>
-    </w:p>
-    <w:p>
-      <w:pPr>
-        <w:autoSpaceDE w:val="0"/>
-        <w:autoSpaceDN w:val="0"/>
-        <w:adjustRightInd w:val="0"/>
-        <w:spacing w:after="0" w:line="240" w:lineRule="auto"/>
-        <w:ind w:left="720" w:firstLine="720"/>
-        <w:rPr>
-          <w:rFonts w:ascii="CourierNewPSMT" w:cs="CourierNewPSMT"/>
-          <w:b/>
-          <w:bCs/>
-          <w:color w:val="000000" w:themeColor="text1"/>
-          <w:highlight w:val="lightGray"/>
-        </w:rPr>
-      </w:pPr>
-      <w:r>
-        <w:rPr>
-          <w:rFonts w:ascii="CourierNewPSMT" w:cs="CourierNewPSMT"/>
-          <w:b/>
-          <w:bCs/>
-          <w:color w:val="000000" w:themeColor="text1"/>
-          <w:highlight w:val="lightGray"/>
-        </w:rPr>
-        <w:t xml:space="preserve">r = </w:t>
+        <w:t xml:space="preserve">. These shards are distributed across multiple </w:t>
+      </w:r>
+      <w:r>
+        <w:t xml:space="preserve">database </w:t>
+      </w:r>
+      <w:r>
+        <w:t>server</w:t>
+      </w:r>
+      <w:r>
+        <w:t>s</w:t>
+      </w:r>
+      <w:r>
+        <w:t xml:space="preserve"> </w:t>
+      </w:r>
+      <w:r>
+        <w:t>(</w:t>
+      </w:r>
+      <w:r>
+        <w:t>nodes</w:t>
+      </w:r>
+      <w:r>
+        <w:t>/sites)</w:t>
+      </w:r>
+      <w:r>
+        <w:t xml:space="preserve"> in a shared-nothing architecture. This ensures that the shards do not get bottlenecked by the compute, </w:t>
+      </w:r>
+      <w:r>
+        <w:t>storage,</w:t>
+      </w:r>
+      <w:r>
+        <w:t xml:space="preserve"> and networking resources available at a single node. High availability is achieved by replicating each shard across multiple nodes. However, the application interacts with a SQL table as one logical unit and remains agnostic to the physical placement of the shards.</w:t>
+      </w:r>
+    </w:p>
+    <w:p>
+      <w:pPr>
+        <w:jc w:val="both"/>
+      </w:pPr>
+    </w:p>
+    <w:p>
+      <w:pPr>
+        <w:jc w:val="both"/>
+      </w:pPr>
+      <w:r>
+        <w:t>We use a non-relational database, namely a key-value based non-relational database. We shard the data based on the key.</w:t>
+      </w:r>
+    </w:p>
+    <w:p>
+      <w:pPr>
+        <w:jc w:val="both"/>
+      </w:pPr>
+      <w:r>
+        <w:t xml:space="preserve">With consistent hash sharding, data is evenly and randomly distributed across </w:t>
+      </w:r>
+      <w:r>
+        <w:t>sites</w:t>
+      </w:r>
+      <w:r>
+        <w:t xml:space="preserve"> using a partitioning algorithm. Each </w:t>
+      </w:r>
+      <w:r>
+        <w:t>shard is placed into a database server,</w:t>
+      </w:r>
+      <w:r>
+        <w:t xml:space="preserve"> determined by computing a consistent hash on th</w:t>
+      </w:r>
+      <w:r>
+        <w:t>e shard key</w:t>
+      </w:r>
+      <w:r>
+        <w:t>.</w:t>
+      </w:r>
+    </w:p>
+    <w:p>
+      <w:pPr>
+        <w:jc w:val="both"/>
+      </w:pPr>
+    </w:p>
+    <w:p>
+      <w:pPr>
+        <w:jc w:val="both"/>
+      </w:pPr>
+      <w:r>
+        <w:t>Pros:</w:t>
+      </w:r>
+    </w:p>
+    <w:p>
+      <w:pPr>
+        <w:jc w:val="both"/>
+      </w:pPr>
+      <w:r>
+        <w:lastRenderedPageBreak/>
+        <w:t xml:space="preserve">This sharding strategy is ideal for massively scalable workloads because it distributes data evenly across all the </w:t>
+      </w:r>
+      <w:r>
+        <w:t>sites</w:t>
+      </w:r>
+      <w:r>
+        <w:t xml:space="preserve"> in the cluster, while retaining ease of adding </w:t>
+      </w:r>
+      <w:r>
+        <w:t>sites</w:t>
+      </w:r>
+      <w:r>
+        <w:t xml:space="preserve"> into the cluster.</w:t>
+      </w:r>
+      <w:r>
+        <w:t xml:space="preserve"> </w:t>
+      </w:r>
+      <w:r>
+        <w:t xml:space="preserve">With consistent hash sharding, there are many more </w:t>
       </w:r>
       <w:proofErr w:type="spellStart"/>
-      <w:proofErr w:type="gramStart"/>
-      <w:r>
-        <w:rPr>
-          <w:rFonts w:ascii="CourierNewPSMT" w:cs="CourierNewPSMT"/>
-          <w:b/>
-          <w:bCs/>
-          <w:color w:val="000000" w:themeColor="text1"/>
-          <w:highlight w:val="lightGray"/>
-        </w:rPr>
-        <w:t>random.next</w:t>
+      <w:r>
+        <w:t>shards</w:t>
       </w:r>
       <w:proofErr w:type="spellEnd"/>
-      <w:proofErr w:type="gramEnd"/>
-      <w:r>
-        <w:rPr>
-          <w:rFonts w:ascii="CourierNewPSMT" w:cs="CourierNewPSMT"/>
-          <w:b/>
-          <w:bCs/>
-          <w:color w:val="000000" w:themeColor="text1"/>
-          <w:highlight w:val="lightGray"/>
-        </w:rPr>
-        <w:t>()</w:t>
-      </w:r>
-      <w:r>
-        <w:rPr>
-          <w:rFonts w:ascii="CourierNewPSMT" w:cs="CourierNewPSMT" w:hint="cs"/>
-          <w:b/>
-          <w:bCs/>
-          <w:color w:val="000000" w:themeColor="text1"/>
-          <w:highlight w:val="lightGray"/>
-        </w:rPr>
-        <w:t>;</w:t>
-      </w:r>
-    </w:p>
-    <w:p>
-      <w:pPr>
-        <w:autoSpaceDE w:val="0"/>
-        <w:autoSpaceDN w:val="0"/>
-        <w:adjustRightInd w:val="0"/>
-        <w:spacing w:after="0" w:line="240" w:lineRule="auto"/>
-        <w:ind w:left="720" w:firstLine="720"/>
-        <w:rPr>
-          <w:rFonts w:ascii="CourierNewPSMT" w:cs="CourierNewPSMT"/>
-          <w:b/>
-          <w:bCs/>
-          <w:color w:val="000000" w:themeColor="text1"/>
-          <w:highlight w:val="lightGray"/>
-        </w:rPr>
-      </w:pPr>
-      <w:r>
-        <w:rPr>
-          <w:rFonts w:ascii="CourierNewPSMT" w:cs="CourierNewPSMT"/>
-          <w:b/>
-          <w:bCs/>
-          <w:color w:val="000000" w:themeColor="text1"/>
-          <w:highlight w:val="lightGray"/>
-        </w:rPr>
-        <w:t xml:space="preserve">j = </w:t>
-      </w:r>
-      <w:proofErr w:type="gramStart"/>
-      <w:r>
-        <w:rPr>
-          <w:rFonts w:ascii="CourierNewPSMT" w:cs="CourierNewPSMT"/>
-          <w:b/>
-          <w:bCs/>
-          <w:color w:val="000000" w:themeColor="text1"/>
-          <w:highlight w:val="lightGray"/>
-        </w:rPr>
-        <w:t>floor(</w:t>
-      </w:r>
-      <w:proofErr w:type="gramEnd"/>
-      <w:r>
-        <w:rPr>
-          <w:rFonts w:ascii="CourierNewPSMT" w:cs="CourierNewPSMT"/>
-          <w:b/>
-          <w:bCs/>
-          <w:color w:val="000000" w:themeColor="text1"/>
-          <w:highlight w:val="lightGray"/>
-        </w:rPr>
-        <w:t>(b + 1) / r)</w:t>
-      </w:r>
-      <w:r>
-        <w:rPr>
-          <w:rFonts w:ascii="CourierNewPSMT" w:cs="CourierNewPSMT" w:hint="cs"/>
-          <w:b/>
-          <w:bCs/>
-          <w:color w:val="000000" w:themeColor="text1"/>
-          <w:highlight w:val="lightGray"/>
-        </w:rPr>
-        <w:t>;</w:t>
-      </w:r>
-    </w:p>
-    <w:p>
-      <w:pPr>
-        <w:autoSpaceDE w:val="0"/>
-        <w:autoSpaceDN w:val="0"/>
-        <w:adjustRightInd w:val="0"/>
-        <w:spacing w:after="0" w:line="240" w:lineRule="auto"/>
-        <w:ind w:firstLine="720"/>
-        <w:rPr>
-          <w:rFonts w:ascii="CourierNewPSMT" w:cs="CourierNewPSMT"/>
-          <w:b/>
-          <w:bCs/>
-          <w:color w:val="000000" w:themeColor="text1"/>
-          <w:highlight w:val="lightGray"/>
-        </w:rPr>
-      </w:pPr>
-      <w:r>
-        <w:rPr>
-          <w:rFonts w:ascii="CourierNewPSMT" w:cs="CourierNewPSMT"/>
-          <w:b/>
-          <w:bCs/>
-          <w:color w:val="000000" w:themeColor="text1"/>
-          <w:highlight w:val="lightGray"/>
-        </w:rPr>
-        <w:t>}</w:t>
-      </w:r>
-    </w:p>
-    <w:p>
-      <w:pPr>
-        <w:autoSpaceDE w:val="0"/>
-        <w:autoSpaceDN w:val="0"/>
-        <w:adjustRightInd w:val="0"/>
-        <w:spacing w:after="0" w:line="240" w:lineRule="auto"/>
-        <w:ind w:firstLine="720"/>
-        <w:rPr>
-          <w:rFonts w:ascii="CourierNewPSMT" w:cs="CourierNewPSMT"/>
-          <w:b/>
-          <w:bCs/>
-          <w:color w:val="000000" w:themeColor="text1"/>
-          <w:highlight w:val="lightGray"/>
-        </w:rPr>
-      </w:pPr>
-      <w:r>
-        <w:rPr>
-          <w:rFonts w:ascii="CourierNewPSMT" w:cs="CourierNewPSMT"/>
-          <w:b/>
-          <w:bCs/>
-          <w:color w:val="000000" w:themeColor="text1"/>
-          <w:highlight w:val="lightGray"/>
-        </w:rPr>
-        <w:t>return = b</w:t>
-      </w:r>
-      <w:r>
-        <w:rPr>
-          <w:rFonts w:ascii="CourierNewPSMT" w:cs="CourierNewPSMT" w:hint="cs"/>
-          <w:b/>
-          <w:bCs/>
-          <w:color w:val="000000" w:themeColor="text1"/>
-          <w:highlight w:val="lightGray"/>
-        </w:rPr>
-        <w:t>;</w:t>
-      </w:r>
-    </w:p>
-    <w:p>
-      <w:pPr>
-        <w:pBdr>
-          <w:bottom w:val="single" w:sz="12" w:space="1" w:color="auto"/>
-        </w:pBdr>
-        <w:rPr>
-          <w:b/>
-          <w:bCs/>
-          <w:color w:val="000000" w:themeColor="text1"/>
-        </w:rPr>
-      </w:pPr>
-      <w:r>
-        <w:rPr>
-          <w:rFonts w:ascii="CourierNewPSMT" w:cs="CourierNewPSMT"/>
-          <w:b/>
-          <w:bCs/>
-          <w:color w:val="000000" w:themeColor="text1"/>
-          <w:highlight w:val="lightGray"/>
-        </w:rPr>
-        <w:t>}</w:t>
-      </w:r>
-    </w:p>
-    <w:p/>
-    <w:p/>
-    <w:p>
-      <w:pPr>
-        <w:jc w:val="both"/>
-        <w:rPr>
-          <w:rFonts w:cstheme="minorHAnsi"/>
-        </w:rPr>
-      </w:pPr>
-    </w:p>
-    <w:p>
-      <w:pPr>
-        <w:jc w:val="both"/>
-        <w:rPr>
-          <w:rFonts w:cstheme="minorHAnsi"/>
-        </w:rPr>
-      </w:pPr>
-    </w:p>
-    <w:p>
-      <w:pPr>
-        <w:jc w:val="both"/>
-        <w:rPr>
-          <w:rFonts w:cstheme="minorHAnsi"/>
-        </w:rPr>
-      </w:pPr>
-    </w:p>
-    <w:p>
-      <w:pPr>
-        <w:jc w:val="both"/>
-        <w:rPr>
-          <w:rFonts w:cstheme="minorHAnsi"/>
-        </w:rPr>
+      <w:r>
+        <w:t xml:space="preserve"> than the number of </w:t>
+      </w:r>
+      <w:r>
+        <w:t>sites in the cluster.</w:t>
+      </w:r>
+    </w:p>
+    <w:p>
+      <w:pPr>
+        <w:jc w:val="both"/>
+      </w:pPr>
+      <w:r>
+        <w:t>The assignment of shards to sites can also be done on-the-fly.</w:t>
+      </w:r>
+    </w:p>
+    <w:p>
+      <w:pPr>
+        <w:jc w:val="both"/>
+      </w:pPr>
+      <w:r>
+        <w:t>Cons:</w:t>
+      </w:r>
+    </w:p>
+    <w:p>
+      <w:pPr>
+        <w:jc w:val="both"/>
+      </w:pPr>
+      <w:r>
+        <w:t>Performing range queries could be inefficient. Examples of range queries are finding rows greater than a lower bound or less than an upper bound (as opposed to point lookups).</w:t>
+      </w:r>
+    </w:p>
+    <w:p>
+      <w:pPr>
+        <w:jc w:val="both"/>
+      </w:pPr>
+      <w:r>
+        <w:t>Although hashed sharding results in even data distribution among physical shards, it does not separate the database based on the meaning of the information.</w:t>
+      </w:r>
+    </w:p>
+    <w:p>
+      <w:pPr>
+        <w:jc w:val="both"/>
       </w:pPr>
     </w:p>
     <w:p>
@@ -8027,6 +8224,18 @@
       <w:lang w:eastAsia="en-GB"/>
     </w:rPr>
   </w:style>
+  <w:style w:type="character" w:styleId="Hyperlink">
+    <w:name w:val="Hyperlink"/>
+    <w:basedOn w:val="DefaultParagraphFont"/>
+    <w:uiPriority w:val="99"/>
+    <w:semiHidden/>
+    <w:unhideWhenUsed/>
+    <w:rsid w:val="00766799"/>
+    <w:rPr>
+      <w:color w:val="0000FF"/>
+      <w:u w:val="single"/>
+    </w:rPr>
+  </w:style>
 </w:styles>
 </file>
 

--- a/Documentation/Study and Evaluation of Sharding in Distributed Databases.docx
+++ b/Documentation/Study and Evaluation of Sharding in Distributed Databases.docx
@@ -4,54 +4,438 @@
   <w:body>
     <w:p>
       <w:pPr>
-        <w:jc w:val="both"/>
-        <w:rPr>
-          <w:rFonts w:cstheme="minorHAnsi"/>
-          <w:b/>
-          <w:bCs/>
-        </w:rPr>
-      </w:pPr>
-      <w:r>
-        <w:rPr>
-          <w:rFonts w:cstheme="minorHAnsi"/>
-        </w:rPr>
-        <w:t xml:space="preserve">This study evaluates the use of sharding in distributed databases through the analysis of existing literature and the implementation of a prototype system. The prototype </w:t>
-      </w:r>
-      <w:r>
-        <w:rPr>
-          <w:rFonts w:cstheme="minorHAnsi"/>
-        </w:rPr>
-        <w:t>uses a proxy</w:t>
-      </w:r>
-      <w:r>
-        <w:rPr>
-          <w:rFonts w:cstheme="minorHAnsi"/>
-        </w:rPr>
-        <w:t xml:space="preserve"> assisted</w:t>
-      </w:r>
-      <w:r>
-        <w:rPr>
-          <w:rFonts w:cstheme="minorHAnsi"/>
-        </w:rPr>
-        <w:t xml:space="preserve"> sharding approach</w:t>
-      </w:r>
-      <w:r>
-        <w:rPr>
-          <w:rFonts w:cstheme="minorHAnsi"/>
-        </w:rPr>
-        <w:t>, i.e., via middleware</w:t>
-      </w:r>
-      <w:r>
-        <w:rPr>
-          <w:rFonts w:cstheme="minorHAnsi"/>
-        </w:rPr>
-        <w:t xml:space="preserve"> and</w:t>
-      </w:r>
-      <w:r>
-        <w:rPr>
-          <w:rFonts w:cstheme="minorHAnsi"/>
-        </w:rPr>
-        <w:t xml:space="preserve"> demonstrate</w:t>
+        <w:jc w:val="center"/>
+        <w:rPr>
+          <w:rFonts w:cstheme="minorHAnsi"/>
+          <w:sz w:val="28"/>
+          <w:szCs w:val="28"/>
+        </w:rPr>
+      </w:pPr>
+      <w:r>
+        <w:rPr>
+          <w:rFonts w:cstheme="minorHAnsi"/>
+          <w:sz w:val="28"/>
+          <w:szCs w:val="28"/>
+        </w:rPr>
+        <w:t>Study and Evaluation of Sharded Distributed Databases</w:t>
+      </w:r>
+    </w:p>
+    <w:p>
+      <w:pPr>
+        <w:pStyle w:val="ListParagraph"/>
+        <w:numPr>
+          <w:ilvl w:val="0"/>
+          <w:numId w:val="29"/>
+        </w:numPr>
+        <w:jc w:val="both"/>
+        <w:rPr>
+          <w:rFonts w:cstheme="minorHAnsi"/>
+        </w:rPr>
+      </w:pPr>
+      <w:r>
+        <w:rPr>
+          <w:rFonts w:cstheme="minorHAnsi"/>
+        </w:rPr>
+        <w:t>Introduction</w:t>
+      </w:r>
+    </w:p>
+    <w:p>
+      <w:pPr>
+        <w:pStyle w:val="ListParagraph"/>
+        <w:numPr>
+          <w:ilvl w:val="1"/>
+          <w:numId w:val="29"/>
+        </w:numPr>
+        <w:jc w:val="both"/>
+        <w:rPr>
+          <w:rFonts w:cstheme="minorHAnsi"/>
+        </w:rPr>
+      </w:pPr>
+      <w:r>
+        <w:rPr>
+          <w:rFonts w:cstheme="minorHAnsi"/>
+        </w:rPr>
+        <w:t>Background and Motivation</w:t>
+      </w:r>
+    </w:p>
+    <w:p>
+      <w:pPr>
+        <w:pStyle w:val="ListParagraph"/>
+        <w:numPr>
+          <w:ilvl w:val="1"/>
+          <w:numId w:val="29"/>
+        </w:numPr>
+        <w:jc w:val="both"/>
+        <w:rPr>
+          <w:rFonts w:cstheme="minorHAnsi"/>
+        </w:rPr>
+      </w:pPr>
+      <w:r>
+        <w:rPr>
+          <w:rFonts w:cstheme="minorHAnsi"/>
+        </w:rPr>
+        <w:t>Research Question and Objectives</w:t>
+      </w:r>
+    </w:p>
+    <w:p>
+      <w:pPr>
+        <w:pStyle w:val="ListParagraph"/>
+        <w:numPr>
+          <w:ilvl w:val="1"/>
+          <w:numId w:val="29"/>
+        </w:numPr>
+        <w:jc w:val="both"/>
+        <w:rPr>
+          <w:rFonts w:cstheme="minorHAnsi"/>
+        </w:rPr>
+      </w:pPr>
+      <w:r>
+        <w:rPr>
+          <w:rFonts w:cstheme="minorHAnsi"/>
+        </w:rPr>
+        <w:t>Contributions</w:t>
+      </w:r>
+    </w:p>
+    <w:p>
+      <w:pPr>
+        <w:pStyle w:val="ListParagraph"/>
+        <w:numPr>
+          <w:ilvl w:val="0"/>
+          <w:numId w:val="29"/>
+        </w:numPr>
+        <w:jc w:val="both"/>
+        <w:rPr>
+          <w:rFonts w:cstheme="minorHAnsi"/>
+        </w:rPr>
+      </w:pPr>
+      <w:r>
+        <w:rPr>
+          <w:rFonts w:cstheme="minorHAnsi"/>
+        </w:rPr>
+        <w:t>Literature Review and Related Works</w:t>
+      </w:r>
+    </w:p>
+    <w:p>
+      <w:pPr>
+        <w:pStyle w:val="ListParagraph"/>
+        <w:numPr>
+          <w:ilvl w:val="1"/>
+          <w:numId w:val="29"/>
+        </w:numPr>
+        <w:jc w:val="both"/>
+        <w:rPr>
+          <w:rFonts w:cstheme="minorHAnsi"/>
+        </w:rPr>
+      </w:pPr>
+      <w:r>
+        <w:rPr>
+          <w:rFonts w:cstheme="minorHAnsi"/>
+        </w:rPr>
+        <w:t>Centralized and Distributed Databases</w:t>
+      </w:r>
+    </w:p>
+    <w:p>
+      <w:pPr>
+        <w:pStyle w:val="ListParagraph"/>
+        <w:numPr>
+          <w:ilvl w:val="1"/>
+          <w:numId w:val="29"/>
+        </w:numPr>
+        <w:jc w:val="both"/>
+        <w:rPr>
+          <w:rFonts w:cstheme="minorHAnsi"/>
+        </w:rPr>
+      </w:pPr>
+      <w:r>
+        <w:rPr>
+          <w:rFonts w:cstheme="minorHAnsi"/>
+        </w:rPr>
+        <w:t>Big Data and Scalability Approaches of Databases</w:t>
+      </w:r>
+    </w:p>
+    <w:p>
+      <w:pPr>
+        <w:pStyle w:val="ListParagraph"/>
+        <w:numPr>
+          <w:ilvl w:val="1"/>
+          <w:numId w:val="29"/>
+        </w:numPr>
+        <w:jc w:val="both"/>
+        <w:rPr>
+          <w:rFonts w:cstheme="minorHAnsi"/>
+        </w:rPr>
+      </w:pPr>
+      <w:r>
+        <w:rPr>
+          <w:rFonts w:cstheme="minorHAnsi"/>
+        </w:rPr>
+        <w:t>Architectures for Distributed Database Management Systems</w:t>
+      </w:r>
+    </w:p>
+    <w:p>
+      <w:pPr>
+        <w:pStyle w:val="ListParagraph"/>
+        <w:numPr>
+          <w:ilvl w:val="2"/>
+          <w:numId w:val="29"/>
+        </w:numPr>
+        <w:jc w:val="both"/>
+        <w:rPr>
+          <w:rFonts w:cstheme="minorHAnsi"/>
+        </w:rPr>
+      </w:pPr>
+      <w:r>
+        <w:rPr>
+          <w:rFonts w:cstheme="minorHAnsi"/>
+        </w:rPr>
+        <w:t>Client-Server Systems</w:t>
+      </w:r>
+    </w:p>
+    <w:p>
+      <w:pPr>
+        <w:pStyle w:val="ListParagraph"/>
+        <w:numPr>
+          <w:ilvl w:val="2"/>
+          <w:numId w:val="29"/>
+        </w:numPr>
+        <w:jc w:val="both"/>
+        <w:rPr>
+          <w:rFonts w:cstheme="minorHAnsi"/>
+        </w:rPr>
+      </w:pPr>
+      <w:r>
+        <w:rPr>
+          <w:rFonts w:cstheme="minorHAnsi"/>
+        </w:rPr>
+        <w:t>Collaborating Server (Proxy-based) Systems</w:t>
+      </w:r>
+    </w:p>
+    <w:p>
+      <w:pPr>
+        <w:pStyle w:val="ListParagraph"/>
+        <w:numPr>
+          <w:ilvl w:val="2"/>
+          <w:numId w:val="29"/>
+        </w:numPr>
+        <w:jc w:val="both"/>
+        <w:rPr>
+          <w:rFonts w:cstheme="minorHAnsi"/>
+        </w:rPr>
+      </w:pPr>
+      <w:r>
+        <w:rPr>
+          <w:rFonts w:cstheme="minorHAnsi"/>
+        </w:rPr>
+        <w:t>Middleware Systems</w:t>
+      </w:r>
+    </w:p>
+    <w:p>
+      <w:pPr>
+        <w:pStyle w:val="ListParagraph"/>
+        <w:numPr>
+          <w:ilvl w:val="1"/>
+          <w:numId w:val="29"/>
+        </w:numPr>
+        <w:jc w:val="both"/>
+        <w:rPr>
+          <w:rFonts w:cstheme="minorHAnsi"/>
+        </w:rPr>
+      </w:pPr>
+      <w:r>
+        <w:rPr>
+          <w:rFonts w:cstheme="minorHAnsi"/>
+        </w:rPr>
+        <w:t>Distributed Data Storage</w:t>
+      </w:r>
+    </w:p>
+    <w:p>
+      <w:pPr>
+        <w:pStyle w:val="ListParagraph"/>
+        <w:numPr>
+          <w:ilvl w:val="2"/>
+          <w:numId w:val="29"/>
+        </w:numPr>
+        <w:jc w:val="both"/>
+        <w:rPr>
+          <w:rFonts w:cstheme="minorHAnsi"/>
+        </w:rPr>
+      </w:pPr>
+      <w:r>
+        <w:rPr>
+          <w:rFonts w:cstheme="minorHAnsi"/>
+        </w:rPr>
+        <w:t>Data Partition and Sharding</w:t>
+      </w:r>
+    </w:p>
+    <w:p>
+      <w:pPr>
+        <w:pStyle w:val="ListParagraph"/>
+        <w:numPr>
+          <w:ilvl w:val="2"/>
+          <w:numId w:val="29"/>
+        </w:numPr>
+        <w:jc w:val="both"/>
+        <w:rPr>
+          <w:rFonts w:cstheme="minorHAnsi"/>
+        </w:rPr>
+      </w:pPr>
+      <w:r>
+        <w:rPr>
+          <w:rFonts w:cstheme="minorHAnsi"/>
+        </w:rPr>
+        <w:t>Data Replication</w:t>
+      </w:r>
+    </w:p>
+    <w:p>
+      <w:pPr>
+        <w:pStyle w:val="ListParagraph"/>
+        <w:numPr>
+          <w:ilvl w:val="2"/>
+          <w:numId w:val="29"/>
+        </w:numPr>
+        <w:jc w:val="both"/>
+        <w:rPr>
+          <w:rFonts w:cstheme="minorHAnsi"/>
+        </w:rPr>
+      </w:pPr>
+      <w:r>
+        <w:rPr>
+          <w:rFonts w:cstheme="minorHAnsi"/>
+        </w:rPr>
+        <w:t>Data Distribution</w:t>
+      </w:r>
+    </w:p>
+    <w:p>
+      <w:pPr>
+        <w:pStyle w:val="ListParagraph"/>
+        <w:numPr>
+          <w:ilvl w:val="0"/>
+          <w:numId w:val="29"/>
+        </w:numPr>
+        <w:jc w:val="both"/>
+        <w:rPr>
+          <w:rFonts w:cstheme="minorHAnsi"/>
+        </w:rPr>
+      </w:pPr>
+      <w:r>
+        <w:rPr>
+          <w:rFonts w:cstheme="minorHAnsi"/>
+        </w:rPr>
+        <w:t>Sharded Distributed Databases</w:t>
+      </w:r>
+    </w:p>
+    <w:p>
+      <w:pPr>
+        <w:pStyle w:val="ListParagraph"/>
+        <w:numPr>
+          <w:ilvl w:val="1"/>
+          <w:numId w:val="29"/>
+        </w:numPr>
+        <w:jc w:val="both"/>
+        <w:rPr>
+          <w:rFonts w:cstheme="minorHAnsi"/>
+        </w:rPr>
+      </w:pPr>
+      <w:r>
+        <w:rPr>
+          <w:rFonts w:cstheme="minorHAnsi"/>
+        </w:rPr>
+        <w:t>Sharding Strategies</w:t>
+      </w:r>
+    </w:p>
+    <w:p>
+      <w:pPr>
+        <w:pStyle w:val="ListParagraph"/>
+        <w:numPr>
+          <w:ilvl w:val="1"/>
+          <w:numId w:val="29"/>
+        </w:numPr>
+        <w:jc w:val="both"/>
+        <w:rPr>
+          <w:rFonts w:cstheme="minorHAnsi"/>
+        </w:rPr>
+      </w:pPr>
+      <w:r>
+        <w:rPr>
+          <w:rFonts w:cstheme="minorHAnsi"/>
+        </w:rPr>
+        <w:t>Sharded Data Distribution</w:t>
+      </w:r>
+    </w:p>
+    <w:p>
+      <w:pPr>
+        <w:pStyle w:val="ListParagraph"/>
+        <w:numPr>
+          <w:ilvl w:val="1"/>
+          <w:numId w:val="29"/>
+        </w:numPr>
+        <w:jc w:val="both"/>
+        <w:rPr>
+          <w:rFonts w:cstheme="minorHAnsi"/>
+        </w:rPr>
+      </w:pPr>
+      <w:r>
+        <w:rPr>
+          <w:rFonts w:cstheme="minorHAnsi"/>
+        </w:rPr>
+        <w:t>Distributed Transaction and Query Processing</w:t>
+      </w:r>
+    </w:p>
+    <w:p>
+      <w:pPr>
+        <w:pStyle w:val="ListParagraph"/>
+        <w:numPr>
+          <w:ilvl w:val="1"/>
+          <w:numId w:val="29"/>
+        </w:numPr>
+        <w:jc w:val="both"/>
+        <w:rPr>
+          <w:rFonts w:cstheme="minorHAnsi"/>
+        </w:rPr>
+      </w:pPr>
+      <w:r>
+        <w:rPr>
+          <w:rFonts w:cstheme="minorHAnsi"/>
+        </w:rPr>
+        <w:t>Distributed Concurrency Control</w:t>
+      </w:r>
+    </w:p>
+    <w:p>
+      <w:pPr>
+        <w:pStyle w:val="ListParagraph"/>
+        <w:numPr>
+          <w:ilvl w:val="1"/>
+          <w:numId w:val="29"/>
+        </w:numPr>
+        <w:jc w:val="both"/>
+        <w:rPr>
+          <w:rFonts w:cstheme="minorHAnsi"/>
+        </w:rPr>
+      </w:pPr>
+      <w:r>
+        <w:rPr>
+          <w:rFonts w:cstheme="minorHAnsi"/>
+        </w:rPr>
+        <w:t>Distributed Recovery</w:t>
+      </w:r>
+    </w:p>
+    <w:p>
+      <w:pPr>
+        <w:pStyle w:val="ListParagraph"/>
+        <w:numPr>
+          <w:ilvl w:val="0"/>
+          <w:numId w:val="29"/>
+        </w:numPr>
+        <w:jc w:val="both"/>
+        <w:rPr>
+          <w:rFonts w:cstheme="minorHAnsi"/>
+        </w:rPr>
+      </w:pPr>
+      <w:r>
+        <w:rPr>
+          <w:rFonts w:cstheme="minorHAnsi"/>
+        </w:rPr>
+        <w:t>Design Consideration</w:t>
       </w:r>
       <w:r>
         <w:rPr>
@@ -59,260 +443,230 @@
         </w:rPr>
         <w:t>s</w:t>
       </w:r>
-      <w:r>
-        <w:rPr>
-          <w:rFonts w:cstheme="minorHAnsi"/>
-        </w:rPr>
-        <w:t xml:space="preserve"> the benefits and limitations of sharding in terms of performance, fault tolerance, and data management. The results of the study show that sharding can be an effective way to scale databases</w:t>
-      </w:r>
-      <w:r>
-        <w:rPr>
-          <w:rFonts w:cstheme="minorHAnsi"/>
-        </w:rPr>
-        <w:t xml:space="preserve"> horizontally</w:t>
-      </w:r>
-      <w:r>
-        <w:rPr>
-          <w:rFonts w:cstheme="minorHAnsi"/>
-        </w:rPr>
-        <w:t>,</w:t>
-      </w:r>
-      <w:r>
-        <w:rPr>
-          <w:rFonts w:cstheme="minorHAnsi"/>
-        </w:rPr>
-        <w:t xml:space="preserve"> resulting in a distributed system,</w:t>
-      </w:r>
-      <w:r>
-        <w:rPr>
-          <w:rFonts w:cstheme="minorHAnsi"/>
-        </w:rPr>
-        <w:t xml:space="preserve"> but it also introduces complexity and requires careful design and management to ensure optimal performance and data consistency.</w:t>
-      </w:r>
-    </w:p>
-    <w:p>
-      <w:pPr>
-        <w:jc w:val="both"/>
-        <w:rPr>
-          <w:rFonts w:cstheme="minorHAnsi"/>
-          <w:b/>
-          <w:bCs/>
-        </w:rPr>
-      </w:pPr>
-    </w:p>
-    <w:p>
-      <w:pPr>
-        <w:jc w:val="both"/>
-        <w:rPr>
-          <w:rFonts w:cstheme="minorHAnsi"/>
-          <w:b/>
-          <w:bCs/>
-        </w:rPr>
-      </w:pPr>
-      <w:r>
-        <w:rPr>
-          <w:rFonts w:cstheme="minorHAnsi"/>
-          <w:b/>
-          <w:bCs/>
-        </w:rPr>
-        <w:t>Database sharding:</w:t>
-      </w:r>
-    </w:p>
-    <w:p>
-      <w:pPr>
-        <w:jc w:val="both"/>
-        <w:rPr>
-          <w:rFonts w:cstheme="minorHAnsi"/>
-        </w:rPr>
-      </w:pPr>
-      <w:r>
-        <w:rPr>
-          <w:rFonts w:cstheme="minorHAnsi"/>
-        </w:rPr>
-        <w:t xml:space="preserve">A single machine, or </w:t>
-      </w:r>
-      <w:r>
-        <w:rPr>
-          <w:rFonts w:cstheme="minorHAnsi"/>
-        </w:rPr>
-        <w:t xml:space="preserve">a </w:t>
-      </w:r>
-      <w:r>
-        <w:rPr>
-          <w:rFonts w:cstheme="minorHAnsi"/>
-        </w:rPr>
-        <w:t xml:space="preserve">database server, can store and process only a limited amount of data. </w:t>
-      </w:r>
-      <w:r>
-        <w:rPr>
-          <w:rFonts w:cstheme="minorHAnsi"/>
-        </w:rPr>
-        <w:t xml:space="preserve">Scaling up databases has its limitations. </w:t>
-      </w:r>
-      <w:r>
-        <w:rPr>
-          <w:rFonts w:cstheme="minorHAnsi"/>
-        </w:rPr>
-        <w:t xml:space="preserve">Database sharding overcomes this limitation by splitting data into smaller chunks, called shards, and storing them across several </w:t>
-      </w:r>
-      <w:r>
-        <w:rPr>
-          <w:rFonts w:cstheme="minorHAnsi"/>
-        </w:rPr>
-        <w:t xml:space="preserve">machines, or </w:t>
-      </w:r>
-      <w:r>
-        <w:rPr>
-          <w:rFonts w:cstheme="minorHAnsi"/>
-        </w:rPr>
-        <w:t>database servers</w:t>
-      </w:r>
-      <w:r>
-        <w:rPr>
-          <w:rFonts w:cstheme="minorHAnsi"/>
-        </w:rPr>
-        <w:t>, known as sites or nodes</w:t>
-      </w:r>
-      <w:r>
-        <w:rPr>
-          <w:rFonts w:cstheme="minorHAnsi"/>
-        </w:rPr>
-        <w:t xml:space="preserve">. </w:t>
-      </w:r>
-      <w:r>
-        <w:rPr>
-          <w:rFonts w:cstheme="minorHAnsi"/>
-        </w:rPr>
-        <w:t>Sharding is an optimization scheme, that introduces</w:t>
-      </w:r>
-      <w:r>
-        <w:rPr>
-          <w:rFonts w:cstheme="minorHAnsi"/>
-        </w:rPr>
-        <w:t xml:space="preserve"> </w:t>
-      </w:r>
-      <w:r>
-        <w:rPr>
-          <w:rFonts w:cstheme="minorHAnsi"/>
-        </w:rPr>
-        <w:t xml:space="preserve">a </w:t>
-      </w:r>
-      <w:r>
-        <w:rPr>
-          <w:rFonts w:cstheme="minorHAnsi"/>
-        </w:rPr>
-        <w:t>partitioning</w:t>
-      </w:r>
-      <w:r>
-        <w:rPr>
-          <w:rFonts w:cstheme="minorHAnsi"/>
-        </w:rPr>
-        <w:t xml:space="preserve"> technique</w:t>
-      </w:r>
-      <w:r>
-        <w:rPr>
-          <w:rFonts w:cstheme="minorHAnsi"/>
-        </w:rPr>
-        <w:t xml:space="preserve">, with the emphasis being that each shard is located on a separate physical </w:t>
-      </w:r>
-      <w:r>
-        <w:rPr>
-          <w:rFonts w:cstheme="minorHAnsi"/>
-        </w:rPr>
-        <w:t>site</w:t>
-      </w:r>
-      <w:r>
-        <w:rPr>
-          <w:rFonts w:cstheme="minorHAnsi"/>
-        </w:rPr>
-        <w:t>.</w:t>
-      </w:r>
-    </w:p>
-    <w:p>
-      <w:pPr>
-        <w:jc w:val="both"/>
-        <w:rPr>
-          <w:rFonts w:cstheme="minorHAnsi"/>
-        </w:rPr>
-      </w:pPr>
-    </w:p>
-    <w:p>
-      <w:pPr>
-        <w:jc w:val="both"/>
-        <w:rPr>
-          <w:rFonts w:cstheme="minorHAnsi"/>
-          <w:b/>
-          <w:bCs/>
-        </w:rPr>
-      </w:pPr>
-      <w:r>
-        <w:rPr>
-          <w:rFonts w:cstheme="minorHAnsi"/>
-          <w:b/>
-          <w:bCs/>
-        </w:rPr>
-        <w:t>Motivation:</w:t>
-      </w:r>
     </w:p>
     <w:p>
       <w:pPr>
         <w:pStyle w:val="ListParagraph"/>
         <w:numPr>
+          <w:ilvl w:val="1"/>
+          <w:numId w:val="29"/>
+        </w:numPr>
+        <w:jc w:val="both"/>
+        <w:rPr>
+          <w:rFonts w:cstheme="minorHAnsi"/>
+        </w:rPr>
+      </w:pPr>
+      <w:r>
+        <w:rPr>
+          <w:rFonts w:cstheme="minorHAnsi"/>
+        </w:rPr>
+        <w:t>Redis Key-Value Store</w:t>
+      </w:r>
+    </w:p>
+    <w:p>
+      <w:pPr>
+        <w:pStyle w:val="ListParagraph"/>
+        <w:numPr>
+          <w:ilvl w:val="1"/>
+          <w:numId w:val="29"/>
+        </w:numPr>
+        <w:jc w:val="both"/>
+        <w:rPr>
+          <w:rFonts w:cstheme="minorHAnsi"/>
+        </w:rPr>
+      </w:pPr>
+      <w:r>
+        <w:rPr>
+          <w:rFonts w:cstheme="minorHAnsi"/>
+        </w:rPr>
+        <w:t>Consistent Hash Sharding in Distributed Key-Value Stores</w:t>
+      </w:r>
+    </w:p>
+    <w:p>
+      <w:pPr>
+        <w:pStyle w:val="ListParagraph"/>
+        <w:numPr>
           <w:ilvl w:val="0"/>
-          <w:numId w:val="1"/>
-        </w:numPr>
-        <w:jc w:val="both"/>
-        <w:rPr>
-          <w:rFonts w:eastAsia="Times New Roman" w:cstheme="minorHAnsi"/>
-        </w:rPr>
-      </w:pPr>
-      <w:r>
-        <w:rPr>
-          <w:rFonts w:cstheme="minorHAnsi"/>
-        </w:rPr>
-        <w:t>Scalability: As the amount of data or the level of concurrency in a database system increases the system may start to experience performance issues.</w:t>
-      </w:r>
-      <w:r>
-        <w:rPr>
-          <w:rFonts w:cstheme="minorHAnsi"/>
-        </w:rPr>
-        <w:t xml:space="preserve"> Single database site becomes a bottleneck if the data volume becomes too large and too many users or applications attempt to query the database simultaneously. </w:t>
-      </w:r>
-      <w:r>
-        <w:rPr>
-          <w:rFonts w:cstheme="minorHAnsi"/>
-        </w:rPr>
-        <w:t xml:space="preserve">Sharding can be used to scale the database horizontally by distributing the data across multiple </w:t>
-      </w:r>
-      <w:r>
-        <w:rPr>
-          <w:rFonts w:cstheme="minorHAnsi"/>
-        </w:rPr>
-        <w:t>sites</w:t>
-      </w:r>
-      <w:r>
-        <w:rPr>
-          <w:rFonts w:cstheme="minorHAnsi"/>
-        </w:rPr>
-        <w:t xml:space="preserve"> and enabling parallel processing of smaller datasets across shards. </w:t>
-      </w:r>
-      <w:r>
-        <w:rPr>
-          <w:rFonts w:cstheme="minorHAnsi"/>
-        </w:rPr>
-        <w:t xml:space="preserve">This </w:t>
-      </w:r>
-      <w:r>
-        <w:rPr>
-          <w:rFonts w:cstheme="minorHAnsi"/>
-        </w:rPr>
-        <w:t xml:space="preserve">approach </w:t>
-      </w:r>
-      <w:r>
-        <w:rPr>
-          <w:rFonts w:cstheme="minorHAnsi"/>
-        </w:rPr>
-        <w:t>allow</w:t>
+          <w:numId w:val="29"/>
+        </w:numPr>
+        <w:jc w:val="both"/>
+        <w:rPr>
+          <w:rFonts w:cstheme="minorHAnsi"/>
+        </w:rPr>
+      </w:pPr>
+      <w:r>
+        <w:rPr>
+          <w:rFonts w:cstheme="minorHAnsi"/>
+        </w:rPr>
+        <w:t>Implementation</w:t>
+      </w:r>
+    </w:p>
+    <w:p>
+      <w:pPr>
+        <w:pStyle w:val="ListParagraph"/>
+        <w:numPr>
+          <w:ilvl w:val="1"/>
+          <w:numId w:val="29"/>
+        </w:numPr>
+        <w:jc w:val="both"/>
+        <w:rPr>
+          <w:rFonts w:cstheme="minorHAnsi"/>
+        </w:rPr>
+      </w:pPr>
+      <w:r>
+        <w:rPr>
+          <w:rFonts w:cstheme="minorHAnsi"/>
+        </w:rPr>
+        <w:t>Middleware Design and Architecture</w:t>
+      </w:r>
+    </w:p>
+    <w:p>
+      <w:pPr>
+        <w:pStyle w:val="ListParagraph"/>
+        <w:numPr>
+          <w:ilvl w:val="1"/>
+          <w:numId w:val="29"/>
+        </w:numPr>
+        <w:jc w:val="both"/>
+        <w:rPr>
+          <w:rFonts w:cstheme="minorHAnsi"/>
+        </w:rPr>
+      </w:pPr>
+      <w:r>
+        <w:rPr>
+          <w:rFonts w:cstheme="minorHAnsi"/>
+        </w:rPr>
+        <w:t>Operations</w:t>
+      </w:r>
+      <w:r>
+        <w:rPr>
+          <w:rFonts w:cstheme="minorHAnsi"/>
+        </w:rPr>
+        <w:t xml:space="preserve"> (</w:t>
+      </w:r>
+      <w:r>
+        <w:rPr>
+          <w:rFonts w:cstheme="minorHAnsi"/>
+        </w:rPr>
+        <w:t>Set and Update</w:t>
+      </w:r>
+      <w:r>
+        <w:rPr>
+          <w:rFonts w:cstheme="minorHAnsi"/>
+        </w:rPr>
+        <w:t xml:space="preserve">, </w:t>
+      </w:r>
+      <w:r>
+        <w:rPr>
+          <w:rFonts w:cstheme="minorHAnsi"/>
+        </w:rPr>
+        <w:t>Get</w:t>
+      </w:r>
+      <w:r>
+        <w:rPr>
+          <w:rFonts w:cstheme="minorHAnsi"/>
+        </w:rPr>
+        <w:t xml:space="preserve">, </w:t>
+      </w:r>
+      <w:r>
+        <w:rPr>
+          <w:rFonts w:cstheme="minorHAnsi"/>
+        </w:rPr>
+        <w:t>Delete</w:t>
+      </w:r>
+      <w:r>
+        <w:rPr>
+          <w:rFonts w:cstheme="minorHAnsi"/>
+        </w:rPr>
+        <w:t xml:space="preserve">, </w:t>
+      </w:r>
+      <w:r>
+        <w:rPr>
+          <w:rFonts w:cstheme="minorHAnsi"/>
+        </w:rPr>
+        <w:t>Intra-Shard and Inter-Shard Transactions</w:t>
+      </w:r>
+      <w:r>
+        <w:rPr>
+          <w:rFonts w:cstheme="minorHAnsi"/>
+        </w:rPr>
+        <w:t>)</w:t>
+      </w:r>
+    </w:p>
+    <w:p>
+      <w:pPr>
+        <w:pStyle w:val="ListParagraph"/>
+        <w:numPr>
+          <w:ilvl w:val="1"/>
+          <w:numId w:val="29"/>
+        </w:numPr>
+        <w:jc w:val="both"/>
+        <w:rPr>
+          <w:rFonts w:cstheme="minorHAnsi"/>
+        </w:rPr>
+      </w:pPr>
+      <w:r>
+        <w:rPr>
+          <w:rFonts w:cstheme="minorHAnsi"/>
+        </w:rPr>
+        <w:t>Sharding in Redis Key-Value Stores</w:t>
+      </w:r>
+    </w:p>
+    <w:p>
+      <w:pPr>
+        <w:pStyle w:val="ListParagraph"/>
+        <w:numPr>
+          <w:ilvl w:val="0"/>
+          <w:numId w:val="29"/>
+        </w:numPr>
+        <w:jc w:val="both"/>
+        <w:rPr>
+          <w:rFonts w:cstheme="minorHAnsi"/>
+        </w:rPr>
+      </w:pPr>
+      <w:r>
+        <w:rPr>
+          <w:rFonts w:cstheme="minorHAnsi"/>
+        </w:rPr>
+        <w:t>Evaluation and Results</w:t>
+      </w:r>
+    </w:p>
+    <w:p>
+      <w:pPr>
+        <w:pStyle w:val="ListParagraph"/>
+        <w:numPr>
+          <w:ilvl w:val="1"/>
+          <w:numId w:val="29"/>
+        </w:numPr>
+        <w:jc w:val="both"/>
+        <w:rPr>
+          <w:rFonts w:cstheme="minorHAnsi"/>
+        </w:rPr>
+      </w:pPr>
+      <w:r>
+        <w:rPr>
+          <w:rFonts w:cstheme="minorHAnsi"/>
+        </w:rPr>
+        <w:t>Latency, Throughput and Scalability Analysis</w:t>
+      </w:r>
+    </w:p>
+    <w:p>
+      <w:pPr>
+        <w:pStyle w:val="ListParagraph"/>
+        <w:numPr>
+          <w:ilvl w:val="1"/>
+          <w:numId w:val="29"/>
+        </w:numPr>
+        <w:jc w:val="both"/>
+        <w:rPr>
+          <w:rFonts w:cstheme="minorHAnsi"/>
+        </w:rPr>
+      </w:pPr>
+      <w:r>
+        <w:rPr>
+          <w:rFonts w:cstheme="minorHAnsi"/>
+        </w:rPr>
+        <w:t>Impact</w:t>
       </w:r>
       <w:r>
         <w:rPr>
@@ -324,25 +678,7 @@
         <w:rPr>
           <w:rFonts w:cstheme="minorHAnsi"/>
         </w:rPr>
-        <w:t xml:space="preserve"> the system to handle a larger workload and </w:t>
-      </w:r>
-      <w:r>
-        <w:rPr>
-          <w:rFonts w:cstheme="minorHAnsi"/>
-        </w:rPr>
-        <w:t>concurrent queries efficiently</w:t>
-      </w:r>
-      <w:r>
-        <w:rPr>
-          <w:rFonts w:cstheme="minorHAnsi"/>
-        </w:rPr>
-        <w:t>.</w:t>
-      </w:r>
-      <w:r>
-        <w:rPr>
-          <w:rFonts w:cstheme="minorHAnsi"/>
-        </w:rPr>
-        <w:t xml:space="preserve"> </w:t>
+        <w:t xml:space="preserve"> of Sharding</w:t>
       </w:r>
     </w:p>
     <w:p>
@@ -350,169 +686,124 @@
         <w:pStyle w:val="ListParagraph"/>
         <w:numPr>
           <w:ilvl w:val="0"/>
-          <w:numId w:val="1"/>
-        </w:numPr>
-        <w:jc w:val="both"/>
-        <w:rPr>
-          <w:rFonts w:eastAsia="Times New Roman" w:cstheme="minorHAnsi"/>
-        </w:rPr>
-      </w:pPr>
-      <w:r>
-        <w:rPr>
-          <w:rFonts w:cstheme="minorHAnsi"/>
-        </w:rPr>
-        <w:t>Resilience: Distributed databases</w:t>
-      </w:r>
-      <w:r>
-        <w:rPr>
-          <w:rFonts w:cstheme="minorHAnsi"/>
-        </w:rPr>
-        <w:t>, using</w:t>
-      </w:r>
-      <w:r>
-        <w:rPr>
-          <w:rFonts w:cstheme="minorHAnsi"/>
-        </w:rPr>
-        <w:t xml:space="preserve"> sharding</w:t>
-      </w:r>
-      <w:r>
-        <w:rPr>
-          <w:rFonts w:cstheme="minorHAnsi"/>
-        </w:rPr>
-        <w:t xml:space="preserve"> approach</w:t>
-      </w:r>
-      <w:r>
-        <w:rPr>
-          <w:rFonts w:cstheme="minorHAnsi"/>
-        </w:rPr>
-        <w:t xml:space="preserve"> </w:t>
-      </w:r>
-      <w:r>
-        <w:rPr>
-          <w:rFonts w:cstheme="minorHAnsi"/>
-        </w:rPr>
-        <w:t>in combination with</w:t>
-      </w:r>
-      <w:r>
-        <w:rPr>
-          <w:rFonts w:cstheme="minorHAnsi"/>
-        </w:rPr>
-        <w:t xml:space="preserve"> replication strategies </w:t>
-      </w:r>
-      <w:r>
-        <w:rPr>
-          <w:rFonts w:cstheme="minorHAnsi"/>
-        </w:rPr>
-        <w:t>can be more resilient to failures than single-</w:t>
-      </w:r>
-      <w:r>
-        <w:rPr>
-          <w:rFonts w:cstheme="minorHAnsi"/>
-        </w:rPr>
-        <w:t>site</w:t>
-      </w:r>
-      <w:r>
-        <w:rPr>
-          <w:rFonts w:cstheme="minorHAnsi"/>
-        </w:rPr>
-        <w:t xml:space="preserve"> databases. If a single </w:t>
-      </w:r>
-      <w:r>
-        <w:rPr>
-          <w:rFonts w:cstheme="minorHAnsi"/>
-        </w:rPr>
-        <w:t>database site</w:t>
-      </w:r>
-      <w:r>
-        <w:rPr>
-          <w:rFonts w:cstheme="minorHAnsi"/>
-        </w:rPr>
-        <w:t xml:space="preserve"> fails, the data can still be accessed from the other </w:t>
-      </w:r>
-      <w:r>
-        <w:rPr>
-          <w:rFonts w:cstheme="minorHAnsi"/>
-        </w:rPr>
-        <w:t>sites</w:t>
-      </w:r>
-      <w:r>
-        <w:rPr>
-          <w:rFonts w:cstheme="minorHAnsi"/>
-        </w:rPr>
-        <w:t>. This can be particularly important for mission-critical systems that nee</w:t>
-      </w:r>
-      <w:r>
-        <w:rPr>
-          <w:rFonts w:cstheme="minorHAnsi"/>
-        </w:rPr>
-        <w:t xml:space="preserve">ds </w:t>
-      </w:r>
-      <w:r>
-        <w:rPr>
-          <w:rFonts w:cstheme="minorHAnsi"/>
-        </w:rPr>
-        <w:t xml:space="preserve">highly </w:t>
-      </w:r>
-      <w:r>
-        <w:rPr>
-          <w:rFonts w:cstheme="minorHAnsi"/>
-        </w:rPr>
-        <w:t>availability.</w:t>
+          <w:numId w:val="29"/>
+        </w:numPr>
+        <w:jc w:val="both"/>
+        <w:rPr>
+          <w:rFonts w:cstheme="minorHAnsi"/>
+        </w:rPr>
+      </w:pPr>
+      <w:r>
+        <w:rPr>
+          <w:rFonts w:cstheme="minorHAnsi"/>
+        </w:rPr>
+        <w:t>Discussion</w:t>
       </w:r>
     </w:p>
     <w:p>
       <w:pPr>
         <w:pStyle w:val="ListParagraph"/>
         <w:numPr>
+          <w:ilvl w:val="1"/>
+          <w:numId w:val="29"/>
+        </w:numPr>
+        <w:jc w:val="both"/>
+        <w:rPr>
+          <w:rFonts w:cstheme="minorHAnsi"/>
+        </w:rPr>
+      </w:pPr>
+      <w:r>
+        <w:rPr>
+          <w:rFonts w:cstheme="minorHAnsi"/>
+        </w:rPr>
+        <w:t>Analysis of Middleware-based Sharded Distributed Databases</w:t>
+      </w:r>
+    </w:p>
+    <w:p>
+      <w:pPr>
+        <w:pStyle w:val="ListParagraph"/>
+        <w:numPr>
+          <w:ilvl w:val="1"/>
+          <w:numId w:val="29"/>
+        </w:numPr>
+        <w:jc w:val="both"/>
+        <w:rPr>
+          <w:rFonts w:cstheme="minorHAnsi"/>
+        </w:rPr>
+      </w:pPr>
+      <w:r>
+        <w:rPr>
+          <w:rFonts w:cstheme="minorHAnsi"/>
+        </w:rPr>
+        <w:t>Use Cases of Sharded Distributed Databases</w:t>
+      </w:r>
+    </w:p>
+    <w:p>
+      <w:pPr>
+        <w:pStyle w:val="ListParagraph"/>
+        <w:numPr>
+          <w:ilvl w:val="1"/>
+          <w:numId w:val="29"/>
+        </w:numPr>
+        <w:jc w:val="both"/>
+        <w:rPr>
+          <w:rFonts w:cstheme="minorHAnsi"/>
+        </w:rPr>
+      </w:pPr>
+      <w:r>
+        <w:rPr>
+          <w:rFonts w:cstheme="minorHAnsi"/>
+        </w:rPr>
+        <w:t>Limitations and Future Work</w:t>
+      </w:r>
+    </w:p>
+    <w:p>
+      <w:pPr>
+        <w:pStyle w:val="ListParagraph"/>
+        <w:numPr>
           <w:ilvl w:val="0"/>
-          <w:numId w:val="1"/>
-        </w:numPr>
-        <w:jc w:val="both"/>
-        <w:rPr>
-          <w:rFonts w:eastAsia="Times New Roman" w:cstheme="minorHAnsi"/>
-        </w:rPr>
-      </w:pPr>
-      <w:r>
-        <w:rPr>
-          <w:rFonts w:cstheme="minorHAnsi"/>
-        </w:rPr>
-        <w:t xml:space="preserve">Geographical </w:t>
-      </w:r>
-      <w:r>
-        <w:rPr>
-          <w:rFonts w:cstheme="minorHAnsi"/>
-        </w:rPr>
-        <w:t>D</w:t>
-      </w:r>
-      <w:r>
-        <w:rPr>
-          <w:rFonts w:cstheme="minorHAnsi"/>
-        </w:rPr>
-        <w:t xml:space="preserve">istribution: </w:t>
-      </w:r>
-      <w:r>
-        <w:rPr>
-          <w:rFonts w:cstheme="minorHAnsi"/>
-        </w:rPr>
-        <w:t>It is</w:t>
-      </w:r>
-      <w:r>
-        <w:rPr>
-          <w:rFonts w:cstheme="minorHAnsi"/>
-        </w:rPr>
-        <w:t xml:space="preserve"> desirable to store data closer to the users or applications that will access it. Sharding can be used to partition the data based on geographical regions, allowing data to be stored and accessed from </w:t>
-      </w:r>
-      <w:r>
-        <w:rPr>
-          <w:rFonts w:cstheme="minorHAnsi"/>
-        </w:rPr>
-        <w:t xml:space="preserve">sites </w:t>
-      </w:r>
-      <w:r>
-        <w:rPr>
-          <w:rFonts w:cstheme="minorHAnsi"/>
-        </w:rPr>
-        <w:t>that are closer to the users or applications.</w:t>
+          <w:numId w:val="29"/>
+        </w:numPr>
+        <w:jc w:val="both"/>
+        <w:rPr>
+          <w:rFonts w:cstheme="minorHAnsi"/>
+        </w:rPr>
+      </w:pPr>
+      <w:r>
+        <w:rPr>
+          <w:rFonts w:cstheme="minorHAnsi"/>
+        </w:rPr>
+        <w:t>Conclusion</w:t>
+      </w:r>
+      <w:r>
+        <w:rPr>
+          <w:rFonts w:cstheme="minorHAnsi"/>
+        </w:rPr>
+        <w:t>: (</w:t>
+      </w:r>
+      <w:r>
+        <w:rPr>
+          <w:rFonts w:cstheme="minorHAnsi"/>
+        </w:rPr>
+        <w:t>Implications and Practice of Sharded Distributed Databases</w:t>
+      </w:r>
+      <w:r>
+        <w:rPr>
+          <w:rFonts w:cstheme="minorHAnsi"/>
+        </w:rPr>
+        <w:t xml:space="preserve">, </w:t>
+      </w:r>
+      <w:r>
+        <w:rPr>
+          <w:rFonts w:cstheme="minorHAnsi"/>
+        </w:rPr>
+        <w:t>Findings and Contribution</w:t>
+      </w:r>
+      <w:r>
+        <w:rPr>
+          <w:rFonts w:cstheme="minorHAnsi"/>
+        </w:rPr>
+        <w:t>)</w:t>
       </w:r>
     </w:p>
     <w:p>
@@ -520,132 +811,18 @@
         <w:pStyle w:val="ListParagraph"/>
         <w:numPr>
           <w:ilvl w:val="0"/>
-          <w:numId w:val="1"/>
-        </w:numPr>
-        <w:jc w:val="both"/>
-        <w:rPr>
-          <w:rFonts w:eastAsia="Times New Roman" w:cstheme="minorHAnsi"/>
-        </w:rPr>
-      </w:pPr>
-      <w:r>
-        <w:rPr>
-          <w:rFonts w:cstheme="minorHAnsi"/>
-        </w:rPr>
-        <w:t xml:space="preserve">Data </w:t>
-      </w:r>
-      <w:r>
-        <w:rPr>
-          <w:rFonts w:cstheme="minorHAnsi"/>
-        </w:rPr>
-        <w:t>I</w:t>
-      </w:r>
-      <w:r>
-        <w:rPr>
-          <w:rFonts w:cstheme="minorHAnsi"/>
-        </w:rPr>
-        <w:t xml:space="preserve">solation: In some cases, </w:t>
-      </w:r>
-      <w:r>
-        <w:rPr>
-          <w:rFonts w:cstheme="minorHAnsi"/>
-        </w:rPr>
-        <w:t>it is</w:t>
-      </w:r>
-      <w:r>
-        <w:rPr>
-          <w:rFonts w:cstheme="minorHAnsi"/>
-        </w:rPr>
-        <w:t xml:space="preserve"> desirable to isolate certain types of data from each other. For example, sensitive financial data </w:t>
-      </w:r>
-      <w:r>
-        <w:rPr>
-          <w:rFonts w:cstheme="minorHAnsi"/>
-        </w:rPr>
-        <w:t xml:space="preserve">from a large dataset </w:t>
-      </w:r>
-      <w:r>
-        <w:rPr>
-          <w:rFonts w:cstheme="minorHAnsi"/>
-        </w:rPr>
-        <w:t>might need to be stored on a separate</w:t>
-      </w:r>
-      <w:r>
-        <w:rPr>
-          <w:rFonts w:cstheme="minorHAnsi"/>
-        </w:rPr>
-        <w:t xml:space="preserve"> and secure</w:t>
-      </w:r>
-      <w:r>
-        <w:rPr>
-          <w:rFonts w:cstheme="minorHAnsi"/>
-        </w:rPr>
-        <w:t xml:space="preserve"> </w:t>
-      </w:r>
-      <w:r>
-        <w:rPr>
-          <w:rFonts w:cstheme="minorHAnsi"/>
-        </w:rPr>
-        <w:t>site</w:t>
-      </w:r>
-      <w:r>
-        <w:rPr>
-          <w:rFonts w:cstheme="minorHAnsi"/>
-        </w:rPr>
-        <w:t xml:space="preserve"> from less sensitive data. </w:t>
-      </w:r>
-    </w:p>
-    <w:p>
-      <w:pPr>
-        <w:jc w:val="both"/>
-        <w:rPr>
-          <w:rFonts w:cstheme="minorHAnsi"/>
-        </w:rPr>
-      </w:pPr>
-      <w:r>
-        <w:rPr>
-          <w:rFonts w:cstheme="minorHAnsi"/>
-        </w:rPr>
-        <w:t>Overall, sharding is a useful technique for scaling and distributing a database, but it also introduces additional complexity and requires careful design and management to ensure that the system performs well and maintains data consistency.</w:t>
-      </w:r>
-    </w:p>
-    <w:p>
-      <w:pPr>
-        <w:jc w:val="both"/>
-        <w:rPr>
-          <w:rFonts w:cstheme="minorHAnsi"/>
-        </w:rPr>
-      </w:pPr>
-    </w:p>
-    <w:p>
-      <w:pPr>
-        <w:jc w:val="both"/>
-        <w:rPr>
-          <w:rFonts w:cstheme="minorHAnsi"/>
-        </w:rPr>
-      </w:pPr>
-      <w:r>
-        <w:rPr>
-          <w:rFonts w:cstheme="minorHAnsi"/>
-          <w:b/>
-          <w:bCs/>
-        </w:rPr>
-        <w:t>Benefits</w:t>
-      </w:r>
-      <w:r>
-        <w:rPr>
-          <w:rFonts w:cstheme="minorHAnsi"/>
-          <w:b/>
-          <w:bCs/>
-        </w:rPr>
-        <w:t xml:space="preserve"> of sharding in databases</w:t>
-      </w:r>
-      <w:r>
-        <w:rPr>
-          <w:rFonts w:cstheme="minorHAnsi"/>
-          <w:b/>
-          <w:bCs/>
-        </w:rPr>
-        <w:t xml:space="preserve">: </w:t>
+          <w:numId w:val="29"/>
+        </w:numPr>
+        <w:jc w:val="both"/>
+        <w:rPr>
+          <w:rFonts w:cstheme="minorHAnsi"/>
+        </w:rPr>
+      </w:pPr>
+      <w:r>
+        <w:rPr>
+          <w:rFonts w:cstheme="minorHAnsi"/>
+        </w:rPr>
+        <w:t>References</w:t>
       </w:r>
     </w:p>
     <w:p>
@@ -653,560 +830,85 @@
         <w:pStyle w:val="ListParagraph"/>
         <w:numPr>
           <w:ilvl w:val="0"/>
-          <w:numId w:val="9"/>
-        </w:numPr>
-        <w:jc w:val="both"/>
-        <w:rPr>
-          <w:rFonts w:cstheme="minorHAnsi"/>
-        </w:rPr>
-      </w:pPr>
-      <w:r>
-        <w:rPr>
-          <w:rFonts w:cstheme="minorHAnsi"/>
-        </w:rPr>
-        <w:t>Improve</w:t>
-      </w:r>
-      <w:r>
-        <w:rPr>
-          <w:rFonts w:cstheme="minorHAnsi"/>
-        </w:rPr>
-        <w:t>s</w:t>
-      </w:r>
-      <w:r>
-        <w:rPr>
-          <w:rFonts w:cstheme="minorHAnsi"/>
-        </w:rPr>
-        <w:t xml:space="preserve"> response time</w:t>
-      </w:r>
-      <w:r>
-        <w:rPr>
-          <w:rFonts w:cstheme="minorHAnsi"/>
-        </w:rPr>
-        <w:t xml:space="preserve"> in presence of massively concurrent queries.</w:t>
+          <w:numId w:val="29"/>
+        </w:numPr>
+        <w:jc w:val="both"/>
+        <w:rPr>
+          <w:rFonts w:cstheme="minorHAnsi"/>
+        </w:rPr>
+      </w:pPr>
+      <w:r>
+        <w:rPr>
+          <w:rFonts w:cstheme="minorHAnsi"/>
+        </w:rPr>
+        <w:t>Appendices</w:t>
       </w:r>
     </w:p>
     <w:p>
       <w:pPr>
         <w:pStyle w:val="ListParagraph"/>
         <w:numPr>
-          <w:ilvl w:val="0"/>
-          <w:numId w:val="9"/>
-        </w:numPr>
-        <w:jc w:val="both"/>
-        <w:rPr>
-          <w:rFonts w:cstheme="minorHAnsi"/>
-        </w:rPr>
-      </w:pPr>
-      <w:r>
-        <w:rPr>
-          <w:rFonts w:cstheme="minorHAnsi"/>
-        </w:rPr>
-        <w:t>Avoid</w:t>
-      </w:r>
-      <w:r>
-        <w:rPr>
-          <w:rFonts w:cstheme="minorHAnsi"/>
-        </w:rPr>
-        <w:t>s</w:t>
-      </w:r>
-      <w:r>
-        <w:rPr>
-          <w:rFonts w:cstheme="minorHAnsi"/>
-        </w:rPr>
-        <w:t xml:space="preserve"> total service outage</w:t>
-      </w:r>
-      <w:r>
-        <w:rPr>
-          <w:rFonts w:cstheme="minorHAnsi"/>
-        </w:rPr>
-        <w:t xml:space="preserve">: </w:t>
-      </w:r>
-      <w:r>
-        <w:rPr>
-          <w:rFonts w:cstheme="minorHAnsi"/>
-        </w:rPr>
-        <w:t xml:space="preserve">If </w:t>
-      </w:r>
-      <w:r>
-        <w:rPr>
-          <w:rFonts w:cstheme="minorHAnsi"/>
-        </w:rPr>
-        <w:t>the single site hosting</w:t>
-      </w:r>
-      <w:r>
-        <w:rPr>
-          <w:rFonts w:cstheme="minorHAnsi"/>
-        </w:rPr>
-        <w:t xml:space="preserve"> the database fails, the application </w:t>
-      </w:r>
-      <w:r>
-        <w:rPr>
-          <w:rFonts w:cstheme="minorHAnsi"/>
-        </w:rPr>
-        <w:t xml:space="preserve">having </w:t>
-      </w:r>
-      <w:r>
-        <w:rPr>
-          <w:rFonts w:cstheme="minorHAnsi"/>
-        </w:rPr>
-        <w:t>depend</w:t>
-      </w:r>
-      <w:r>
-        <w:rPr>
-          <w:rFonts w:cstheme="minorHAnsi"/>
-        </w:rPr>
-        <w:t>ency</w:t>
-      </w:r>
-      <w:r>
-        <w:rPr>
-          <w:rFonts w:cstheme="minorHAnsi"/>
-        </w:rPr>
-        <w:t xml:space="preserve"> </w:t>
-      </w:r>
-      <w:r>
-        <w:rPr>
-          <w:rFonts w:cstheme="minorHAnsi"/>
-        </w:rPr>
-        <w:t xml:space="preserve">with </w:t>
-      </w:r>
-      <w:r>
-        <w:rPr>
-          <w:rFonts w:cstheme="minorHAnsi"/>
-        </w:rPr>
-        <w:t xml:space="preserve">the database fails too. Database sharding prevents this by distributing parts of </w:t>
-      </w:r>
-      <w:r>
-        <w:rPr>
-          <w:rFonts w:cstheme="minorHAnsi"/>
-        </w:rPr>
-        <w:lastRenderedPageBreak/>
-        <w:t xml:space="preserve">data from the single </w:t>
-      </w:r>
-      <w:r>
-        <w:rPr>
-          <w:rFonts w:cstheme="minorHAnsi"/>
-        </w:rPr>
-        <w:t xml:space="preserve">database into different </w:t>
-      </w:r>
-      <w:r>
-        <w:rPr>
-          <w:rFonts w:cstheme="minorHAnsi"/>
-        </w:rPr>
-        <w:t>sites as distinct shards</w:t>
-      </w:r>
-      <w:r>
-        <w:rPr>
-          <w:rFonts w:cstheme="minorHAnsi"/>
-        </w:rPr>
-        <w:t xml:space="preserve">. Failure of one of the </w:t>
-      </w:r>
-      <w:r>
-        <w:rPr>
-          <w:rFonts w:cstheme="minorHAnsi"/>
-        </w:rPr>
-        <w:t>sites</w:t>
-      </w:r>
-      <w:r>
-        <w:rPr>
-          <w:rFonts w:cstheme="minorHAnsi"/>
-        </w:rPr>
-        <w:t xml:space="preserve"> does not </w:t>
-      </w:r>
-      <w:r>
-        <w:rPr>
-          <w:rFonts w:cstheme="minorHAnsi"/>
-        </w:rPr>
-        <w:t xml:space="preserve">completely </w:t>
-      </w:r>
-      <w:r>
-        <w:rPr>
-          <w:rFonts w:cstheme="minorHAnsi"/>
-        </w:rPr>
-        <w:t xml:space="preserve">shut down the application because </w:t>
-      </w:r>
-      <w:r>
-        <w:rPr>
-          <w:rFonts w:cstheme="minorHAnsi"/>
-        </w:rPr>
-        <w:t>the application</w:t>
-      </w:r>
-      <w:r>
-        <w:rPr>
-          <w:rFonts w:cstheme="minorHAnsi"/>
-        </w:rPr>
-        <w:t xml:space="preserve"> can operate with other functional shards. Sharding is also often done in combination with data replication across shards. So, if one shard becomes unavailable, the data can be accessed and restored from an alternate </w:t>
-      </w:r>
-      <w:r>
-        <w:rPr>
-          <w:rFonts w:cstheme="minorHAnsi"/>
-        </w:rPr>
-        <w:t xml:space="preserve">replicated </w:t>
-      </w:r>
-      <w:r>
-        <w:rPr>
-          <w:rFonts w:cstheme="minorHAnsi"/>
-        </w:rPr>
-        <w:t>shard.</w:t>
+          <w:ilvl w:val="1"/>
+          <w:numId w:val="29"/>
+        </w:numPr>
+        <w:jc w:val="both"/>
+        <w:rPr>
+          <w:rFonts w:cstheme="minorHAnsi"/>
+        </w:rPr>
+      </w:pPr>
+      <w:r>
+        <w:rPr>
+          <w:rFonts w:cstheme="minorHAnsi"/>
+        </w:rPr>
+        <w:t>Experimental Data and Implementation Details</w:t>
       </w:r>
     </w:p>
     <w:p>
       <w:pPr>
         <w:pStyle w:val="ListParagraph"/>
         <w:numPr>
-          <w:ilvl w:val="0"/>
-          <w:numId w:val="9"/>
-        </w:numPr>
-        <w:jc w:val="both"/>
-        <w:rPr>
-          <w:rFonts w:cstheme="minorHAnsi"/>
-        </w:rPr>
-      </w:pPr>
-      <w:r>
-        <w:rPr>
-          <w:rFonts w:cstheme="minorHAnsi"/>
-        </w:rPr>
-        <w:t xml:space="preserve">Scale efficiently: Organizations can use database sharding to add more computing resources to support database scaling. </w:t>
-      </w:r>
-      <w:r>
-        <w:rPr>
-          <w:rFonts w:cstheme="minorHAnsi"/>
-        </w:rPr>
-        <w:t>One</w:t>
-      </w:r>
-      <w:r>
-        <w:rPr>
-          <w:rFonts w:cstheme="minorHAnsi"/>
-        </w:rPr>
-        <w:t xml:space="preserve"> can add new shards at runtime without shutting down the application for maintenance.</w:t>
-      </w:r>
-    </w:p>
-    <w:p>
-      <w:pPr>
-        <w:jc w:val="both"/>
-        <w:rPr>
-          <w:rFonts w:cstheme="minorHAnsi"/>
-        </w:rPr>
-      </w:pPr>
-    </w:p>
-    <w:p>
-      <w:pPr>
-        <w:jc w:val="both"/>
-        <w:rPr>
-          <w:rFonts w:cstheme="minorHAnsi"/>
-          <w:b/>
-          <w:bCs/>
-        </w:rPr>
-      </w:pPr>
-      <w:r>
-        <w:rPr>
-          <w:rFonts w:cstheme="minorHAnsi"/>
-          <w:b/>
-          <w:bCs/>
-        </w:rPr>
-        <w:t>Challenges of sharding in databases:</w:t>
-      </w:r>
-    </w:p>
-    <w:p>
-      <w:pPr>
-        <w:jc w:val="both"/>
-        <w:rPr>
-          <w:rFonts w:cstheme="minorHAnsi"/>
-        </w:rPr>
-      </w:pPr>
-      <w:r>
-        <w:rPr>
-          <w:rFonts w:cstheme="minorHAnsi"/>
-        </w:rPr>
-        <w:t>Sharding comes with several drawbacks, namely overhead in query result compilation</w:t>
-      </w:r>
-      <w:r>
-        <w:rPr>
-          <w:rFonts w:cstheme="minorHAnsi"/>
-        </w:rPr>
-        <w:t xml:space="preserve"> involving multiple shards</w:t>
-      </w:r>
-      <w:r>
-        <w:rPr>
-          <w:rFonts w:cstheme="minorHAnsi"/>
-        </w:rPr>
-        <w:t xml:space="preserve">, complexity of </w:t>
-      </w:r>
-      <w:r>
-        <w:rPr>
-          <w:rFonts w:cstheme="minorHAnsi"/>
-        </w:rPr>
-        <w:t xml:space="preserve">operations and </w:t>
-      </w:r>
-      <w:r>
-        <w:rPr>
-          <w:rFonts w:cstheme="minorHAnsi"/>
-        </w:rPr>
-        <w:t>administration, and increased infrastructure costs.</w:t>
-      </w:r>
-      <w:r>
-        <w:rPr>
-          <w:rFonts w:cstheme="minorHAnsi"/>
-        </w:rPr>
-        <w:t xml:space="preserve"> </w:t>
-      </w:r>
-    </w:p>
-    <w:p>
-      <w:pPr>
-        <w:jc w:val="both"/>
-        <w:rPr>
-          <w:rFonts w:cstheme="minorHAnsi"/>
-        </w:rPr>
-      </w:pPr>
-      <w:r>
-        <w:rPr>
-          <w:rFonts w:cstheme="minorHAnsi"/>
-        </w:rPr>
-        <w:t>Some of the challenges in sharding single database to multiple database sites are as follows:</w:t>
-      </w:r>
-    </w:p>
-    <w:p>
-      <w:pPr>
-        <w:pStyle w:val="ListParagraph"/>
-        <w:numPr>
-          <w:ilvl w:val="0"/>
-          <w:numId w:val="11"/>
-        </w:numPr>
-        <w:jc w:val="both"/>
-        <w:rPr>
-          <w:rFonts w:cstheme="minorHAnsi"/>
-        </w:rPr>
-      </w:pPr>
-      <w:r>
-        <w:rPr>
-          <w:rFonts w:cstheme="minorHAnsi"/>
-        </w:rPr>
-        <w:t>Data hotspots</w:t>
-      </w:r>
-      <w:r>
-        <w:rPr>
-          <w:rFonts w:cstheme="minorHAnsi"/>
-        </w:rPr>
-        <w:t xml:space="preserve">: Data hotspot is a common problem that occurs when </w:t>
-      </w:r>
-      <w:r>
-        <w:t xml:space="preserve">a particular set of data receives a disproportionate amount of access compared to other data. This can lead to performance issues, as the sites that store the hot data may become overloaded and unable to handle the increased workload from the system. Data hotspot is mainly caused due to skewed data distribution among the sites during sharding. If the data is not evenly distributed among the sites, some sites may end up with more data than others, leading to hotspots. </w:t>
-      </w:r>
-    </w:p>
-    <w:p>
-      <w:pPr>
-        <w:pStyle w:val="ListParagraph"/>
-        <w:numPr>
-          <w:ilvl w:val="0"/>
-          <w:numId w:val="11"/>
-        </w:numPr>
-        <w:jc w:val="both"/>
-        <w:rPr>
-          <w:rFonts w:cstheme="minorHAnsi"/>
-        </w:rPr>
-      </w:pPr>
-      <w:r>
-        <w:rPr>
-          <w:rFonts w:cstheme="minorHAnsi"/>
-        </w:rPr>
-        <w:t>Operational complexity: Database sharding creates operational complexity. Instead of managing a single database</w:t>
-      </w:r>
-      <w:r>
-        <w:rPr>
-          <w:rFonts w:cstheme="minorHAnsi"/>
-        </w:rPr>
-        <w:t xml:space="preserve"> site</w:t>
-      </w:r>
-      <w:r>
-        <w:rPr>
-          <w:rFonts w:cstheme="minorHAnsi"/>
-        </w:rPr>
-        <w:t xml:space="preserve">, </w:t>
-      </w:r>
-      <w:r>
-        <w:rPr>
-          <w:rFonts w:cstheme="minorHAnsi"/>
-        </w:rPr>
-        <w:t>one</w:t>
-      </w:r>
-      <w:r>
-        <w:rPr>
-          <w:rFonts w:cstheme="minorHAnsi"/>
-        </w:rPr>
-        <w:t xml:space="preserve"> </w:t>
-      </w:r>
-      <w:r>
-        <w:rPr>
-          <w:rFonts w:cstheme="minorHAnsi"/>
-        </w:rPr>
-        <w:t>must</w:t>
-      </w:r>
-      <w:r>
-        <w:rPr>
-          <w:rFonts w:cstheme="minorHAnsi"/>
-        </w:rPr>
-        <w:t xml:space="preserve"> manage multiple database </w:t>
-      </w:r>
-      <w:r>
-        <w:rPr>
-          <w:rFonts w:cstheme="minorHAnsi"/>
-        </w:rPr>
-        <w:t>sites</w:t>
-      </w:r>
-      <w:r>
-        <w:rPr>
-          <w:rFonts w:cstheme="minorHAnsi"/>
-        </w:rPr>
-        <w:t xml:space="preserve">. </w:t>
-      </w:r>
-      <w:r>
-        <w:rPr>
-          <w:rFonts w:cstheme="minorHAnsi"/>
-        </w:rPr>
-        <w:t xml:space="preserve">Queries involving multiple shards </w:t>
-      </w:r>
-      <w:r>
-        <w:rPr>
-          <w:rFonts w:cstheme="minorHAnsi"/>
-        </w:rPr>
-        <w:t>complicate analytics.</w:t>
-      </w:r>
-    </w:p>
-    <w:p>
-      <w:pPr>
-        <w:pStyle w:val="ListParagraph"/>
-        <w:numPr>
-          <w:ilvl w:val="0"/>
-          <w:numId w:val="11"/>
-        </w:numPr>
-        <w:jc w:val="both"/>
-        <w:rPr>
-          <w:rFonts w:cstheme="minorHAnsi"/>
-        </w:rPr>
-      </w:pPr>
-      <w:r>
-        <w:rPr>
-          <w:rFonts w:cstheme="minorHAnsi"/>
-        </w:rPr>
-        <w:t>High i</w:t>
-      </w:r>
-      <w:r>
-        <w:rPr>
-          <w:rFonts w:cstheme="minorHAnsi"/>
-        </w:rPr>
-        <w:t>nfrastructure cost</w:t>
-      </w:r>
-      <w:r>
-        <w:rPr>
-          <w:rFonts w:cstheme="minorHAnsi"/>
-        </w:rPr>
-        <w:t xml:space="preserve"> to maintain multiple database sites.</w:t>
-      </w:r>
-    </w:p>
-    <w:p>
-      <w:pPr>
-        <w:pStyle w:val="ListParagraph"/>
-        <w:numPr>
-          <w:ilvl w:val="0"/>
-          <w:numId w:val="11"/>
-        </w:numPr>
-        <w:jc w:val="both"/>
-        <w:rPr>
-          <w:rFonts w:cstheme="minorHAnsi"/>
-        </w:rPr>
-      </w:pPr>
-      <w:r>
-        <w:rPr>
-          <w:rFonts w:cstheme="minorHAnsi"/>
-        </w:rPr>
-        <w:t>Application complexity: Most database management systems do not have built-in sharding features. This means that database designers and software developers must manually split, distribute, and manage the database.</w:t>
-      </w:r>
-    </w:p>
-    <w:p>
-      <w:pPr>
-        <w:jc w:val="both"/>
-        <w:rPr>
-          <w:rFonts w:cstheme="minorHAnsi"/>
-        </w:rPr>
-      </w:pPr>
-    </w:p>
-    <w:p>
-      <w:pPr>
-        <w:jc w:val="both"/>
-        <w:rPr>
-          <w:rFonts w:cstheme="minorHAnsi"/>
-          <w:b/>
-          <w:bCs/>
-        </w:rPr>
-      </w:pPr>
-      <w:r>
-        <w:rPr>
-          <w:rFonts w:cstheme="minorHAnsi"/>
-          <w:b/>
-          <w:bCs/>
-        </w:rPr>
-        <w:t>Alternatives to database sharding:</w:t>
-      </w:r>
-    </w:p>
-    <w:p>
-      <w:pPr>
-        <w:pStyle w:val="ListParagraph"/>
-        <w:numPr>
-          <w:ilvl w:val="0"/>
-          <w:numId w:val="16"/>
-        </w:numPr>
-        <w:jc w:val="both"/>
-        <w:rPr>
-          <w:rFonts w:cstheme="minorHAnsi"/>
-        </w:rPr>
-      </w:pPr>
-      <w:r>
-        <w:rPr>
-          <w:rFonts w:cstheme="minorHAnsi"/>
-        </w:rPr>
-        <w:t>Vertical</w:t>
-      </w:r>
-      <w:r>
-        <w:rPr>
-          <w:rFonts w:cstheme="minorHAnsi"/>
-        </w:rPr>
-        <w:t xml:space="preserve"> </w:t>
-      </w:r>
-      <w:r>
-        <w:rPr>
-          <w:rFonts w:cstheme="minorHAnsi"/>
-        </w:rPr>
-        <w:t>S</w:t>
-      </w:r>
-      <w:r>
-        <w:rPr>
-          <w:rFonts w:cstheme="minorHAnsi"/>
-        </w:rPr>
-        <w:t>caling:</w:t>
-      </w:r>
-      <w:r>
-        <w:rPr>
-          <w:rFonts w:cstheme="minorHAnsi"/>
-        </w:rPr>
-        <w:t xml:space="preserve"> Vertical scaling increases the computing power of a single machine.</w:t>
-      </w:r>
-      <w:r>
-        <w:rPr>
-          <w:rFonts w:cstheme="minorHAnsi"/>
-        </w:rPr>
-        <w:t xml:space="preserve"> Adding more resources to single database site is practically limited because </w:t>
-      </w:r>
-      <w:r>
-        <w:t>there are physical limits to how much a single database site can be upgraded and thus becomes a bottleneck.</w:t>
+          <w:ilvl w:val="1"/>
+          <w:numId w:val="29"/>
+        </w:numPr>
+        <w:jc w:val="both"/>
+        <w:rPr>
+          <w:rFonts w:cstheme="minorHAnsi"/>
+        </w:rPr>
+      </w:pPr>
+      <w:r>
+        <w:rPr>
+          <w:rFonts w:cstheme="minorHAnsi"/>
+        </w:rPr>
+        <w:t xml:space="preserve">Detailed </w:t>
+      </w:r>
+      <w:r>
+        <w:rPr>
+          <w:rFonts w:cstheme="minorHAnsi"/>
+        </w:rPr>
+        <w:t>P</w:t>
+      </w:r>
+      <w:r>
+        <w:rPr>
+          <w:rFonts w:cstheme="minorHAnsi"/>
+        </w:rPr>
+        <w:t xml:space="preserve">erformance </w:t>
+      </w:r>
+      <w:r>
+        <w:rPr>
+          <w:rFonts w:cstheme="minorHAnsi"/>
+        </w:rPr>
+        <w:t>R</w:t>
+      </w:r>
+      <w:r>
+        <w:rPr>
+          <w:rFonts w:cstheme="minorHAnsi"/>
+        </w:rPr>
+        <w:t>esults</w:t>
       </w:r>
     </w:p>
     <w:p>
       <w:pPr>
         <w:pStyle w:val="NormalWeb"/>
-        <w:numPr>
-          <w:ilvl w:val="0"/>
-          <w:numId w:val="16"/>
-        </w:numPr>
-        <w:jc w:val="both"/>
         <w:rPr>
           <w:rFonts w:asciiTheme="minorHAnsi" w:hAnsiTheme="minorHAnsi" w:cstheme="minorHAnsi"/>
           <w:sz w:val="22"/>
@@ -1219,23 +921,26 @@
           <w:sz w:val="22"/>
           <w:szCs w:val="22"/>
         </w:rPr>
-        <w:t>Replication:</w:t>
-      </w:r>
-      <w:r>
+        <w:lastRenderedPageBreak/>
+        <w:t>Sharded distributed databases have gained significant attention due to the limitations of traditional databases in handling large-scale data. This thesis aims to study and evaluate the use of sharding in distributed databases, specifically focusing on consistent hash sharding in Redis key-value stores.</w:t>
+      </w:r>
+    </w:p>
+    <w:p>
+      <w:pPr>
+        <w:pStyle w:val="NormalWeb"/>
         <w:rPr>
           <w:rFonts w:asciiTheme="minorHAnsi" w:hAnsiTheme="minorHAnsi" w:cstheme="minorHAnsi"/>
           <w:sz w:val="22"/>
           <w:szCs w:val="22"/>
         </w:rPr>
-        <w:t xml:space="preserve"> </w:t>
-      </w:r>
+      </w:pPr>
       <w:r>
         <w:rPr>
           <w:rFonts w:asciiTheme="minorHAnsi" w:hAnsiTheme="minorHAnsi" w:cstheme="minorHAnsi"/>
           <w:sz w:val="22"/>
           <w:szCs w:val="22"/>
         </w:rPr>
-        <w:t>Replication is a technique that makes exact copies of the database and stores them across different s</w:t>
+        <w:t xml:space="preserve">The limitations of traditional databases in handling large-scale data are addressed through sharding, which distributes data across multiple nodes, allowing for better performance, increased scalability, and improved fault tolerance. The main research question is to evaluate the performance of consistent hash sharding in Redis key-value stores and assess its effectiveness in handling large-scale data. A middleware is implemented to enable a system of distributed databases, and </w:t>
       </w:r>
       <w:r>
         <w:rPr>
@@ -1243,7 +948,7 @@
           <w:sz w:val="22"/>
           <w:szCs w:val="22"/>
         </w:rPr>
-        <w:t>ites</w:t>
+        <w:t xml:space="preserve">custom </w:t>
       </w:r>
       <w:r>
         <w:rPr>
@@ -1251,1117 +956,37 @@
           <w:sz w:val="22"/>
           <w:szCs w:val="22"/>
         </w:rPr>
-        <w:t xml:space="preserve">. </w:t>
-      </w:r>
-      <w:r>
+        <w:t xml:space="preserve">benchmarking techniques are used to compare its performance. </w:t>
+      </w:r>
+    </w:p>
+    <w:p>
+      <w:pPr>
+        <w:pStyle w:val="NormalWeb"/>
         <w:rPr>
           <w:rFonts w:asciiTheme="minorHAnsi" w:hAnsiTheme="minorHAnsi" w:cstheme="minorHAnsi"/>
           <w:sz w:val="22"/>
           <w:szCs w:val="22"/>
         </w:rPr>
-        <w:t>It is a good</w:t>
-      </w:r>
+      </w:pPr>
       <w:r>
         <w:rPr>
           <w:rFonts w:asciiTheme="minorHAnsi" w:hAnsiTheme="minorHAnsi" w:cstheme="minorHAnsi"/>
           <w:sz w:val="22"/>
           <w:szCs w:val="22"/>
         </w:rPr>
-        <w:t xml:space="preserve"> design</w:t>
-      </w:r>
-      <w:r>
+        <w:t>The results demonstrate the effectiveness of consistent hash sharding in Redis key-value stores as a scalable solution for large-scale data handling, with significant implications for the design and implementation of distributed databases in applications requiring high availability and fault tolerance.</w:t>
+      </w:r>
+    </w:p>
+    <w:p>
+      <w:pPr>
+        <w:pStyle w:val="NormalWeb"/>
         <w:rPr>
           <w:rFonts w:asciiTheme="minorHAnsi" w:hAnsiTheme="minorHAnsi" w:cstheme="minorHAnsi"/>
           <w:sz w:val="22"/>
           <w:szCs w:val="22"/>
         </w:rPr>
-        <w:t xml:space="preserve"> consideration for</w:t>
-      </w:r>
-      <w:r>
-        <w:rPr>
-          <w:rFonts w:asciiTheme="minorHAnsi" w:hAnsiTheme="minorHAnsi" w:cstheme="minorHAnsi"/>
-          <w:sz w:val="22"/>
-          <w:szCs w:val="22"/>
-        </w:rPr>
-        <w:t xml:space="preserve"> a fault-tolerant system</w:t>
-      </w:r>
-      <w:r>
-        <w:rPr>
-          <w:rFonts w:asciiTheme="minorHAnsi" w:hAnsiTheme="minorHAnsi" w:cstheme="minorHAnsi"/>
-          <w:sz w:val="22"/>
-          <w:szCs w:val="22"/>
-        </w:rPr>
-        <w:t xml:space="preserve"> because</w:t>
-      </w:r>
-      <w:r>
-        <w:rPr>
-          <w:rFonts w:asciiTheme="minorHAnsi" w:hAnsiTheme="minorHAnsi" w:cstheme="minorHAnsi"/>
-          <w:sz w:val="22"/>
-          <w:szCs w:val="22"/>
-        </w:rPr>
-        <w:t xml:space="preserve"> </w:t>
-      </w:r>
-      <w:r>
-        <w:rPr>
-          <w:rFonts w:asciiTheme="minorHAnsi" w:hAnsiTheme="minorHAnsi" w:cstheme="minorHAnsi"/>
-          <w:sz w:val="22"/>
-          <w:szCs w:val="22"/>
-        </w:rPr>
-        <w:t>w</w:t>
-      </w:r>
-      <w:r>
-        <w:rPr>
-          <w:rFonts w:asciiTheme="minorHAnsi" w:hAnsiTheme="minorHAnsi" w:cstheme="minorHAnsi"/>
-          <w:sz w:val="22"/>
-          <w:szCs w:val="22"/>
-        </w:rPr>
-        <w:t>hen one of the s</w:t>
-      </w:r>
-      <w:r>
-        <w:rPr>
-          <w:rFonts w:asciiTheme="minorHAnsi" w:hAnsiTheme="minorHAnsi" w:cstheme="minorHAnsi"/>
-          <w:sz w:val="22"/>
-          <w:szCs w:val="22"/>
-        </w:rPr>
-        <w:t>ites</w:t>
-      </w:r>
-      <w:r>
-        <w:rPr>
-          <w:rFonts w:asciiTheme="minorHAnsi" w:hAnsiTheme="minorHAnsi" w:cstheme="minorHAnsi"/>
-          <w:sz w:val="22"/>
-          <w:szCs w:val="22"/>
-        </w:rPr>
-        <w:t xml:space="preserve"> hosting the database fails, other </w:t>
-      </w:r>
-      <w:r>
-        <w:rPr>
-          <w:rFonts w:asciiTheme="minorHAnsi" w:hAnsiTheme="minorHAnsi" w:cstheme="minorHAnsi"/>
-          <w:sz w:val="22"/>
-          <w:szCs w:val="22"/>
-        </w:rPr>
-        <w:t xml:space="preserve">sites with </w:t>
-      </w:r>
-      <w:r>
-        <w:rPr>
-          <w:rFonts w:asciiTheme="minorHAnsi" w:hAnsiTheme="minorHAnsi" w:cstheme="minorHAnsi"/>
-          <w:sz w:val="22"/>
-          <w:szCs w:val="22"/>
-        </w:rPr>
-        <w:t>replicas remain operational.</w:t>
-      </w:r>
-      <w:r>
-        <w:rPr>
-          <w:rFonts w:asciiTheme="minorHAnsi" w:hAnsiTheme="minorHAnsi" w:cstheme="minorHAnsi"/>
-          <w:sz w:val="22"/>
-          <w:szCs w:val="22"/>
-        </w:rPr>
-        <w:t xml:space="preserve"> One way that replication </w:t>
-      </w:r>
-      <w:r>
-        <w:rPr>
-          <w:rFonts w:asciiTheme="minorHAnsi" w:hAnsiTheme="minorHAnsi" w:cstheme="minorHAnsi"/>
-          <w:sz w:val="22"/>
-          <w:szCs w:val="22"/>
-        </w:rPr>
-        <w:t>offers</w:t>
-      </w:r>
-      <w:r>
-        <w:rPr>
-          <w:rFonts w:asciiTheme="minorHAnsi" w:hAnsiTheme="minorHAnsi" w:cstheme="minorHAnsi"/>
-          <w:sz w:val="22"/>
-          <w:szCs w:val="22"/>
-        </w:rPr>
-        <w:t xml:space="preserve"> database</w:t>
-      </w:r>
-      <w:r>
-        <w:rPr>
-          <w:rFonts w:asciiTheme="minorHAnsi" w:hAnsiTheme="minorHAnsi" w:cstheme="minorHAnsi"/>
-          <w:sz w:val="22"/>
-          <w:szCs w:val="22"/>
-        </w:rPr>
-        <w:t xml:space="preserve"> scalability</w:t>
-      </w:r>
-      <w:r>
-        <w:rPr>
-          <w:rFonts w:asciiTheme="minorHAnsi" w:hAnsiTheme="minorHAnsi" w:cstheme="minorHAnsi"/>
-          <w:sz w:val="22"/>
-          <w:szCs w:val="22"/>
-        </w:rPr>
-        <w:t xml:space="preserve"> is by offload</w:t>
-      </w:r>
-      <w:r>
-        <w:rPr>
-          <w:rFonts w:asciiTheme="minorHAnsi" w:hAnsiTheme="minorHAnsi" w:cstheme="minorHAnsi"/>
-          <w:sz w:val="22"/>
-          <w:szCs w:val="22"/>
-        </w:rPr>
-        <w:t>ing</w:t>
-      </w:r>
-      <w:r>
-        <w:rPr>
-          <w:rFonts w:asciiTheme="minorHAnsi" w:hAnsiTheme="minorHAnsi" w:cstheme="minorHAnsi"/>
-          <w:sz w:val="22"/>
-          <w:szCs w:val="22"/>
-        </w:rPr>
-        <w:t xml:space="preserve"> read operations to replica sites</w:t>
-      </w:r>
-      <w:r>
-        <w:rPr>
-          <w:rFonts w:asciiTheme="minorHAnsi" w:hAnsiTheme="minorHAnsi" w:cstheme="minorHAnsi"/>
-          <w:sz w:val="22"/>
-          <w:szCs w:val="22"/>
-        </w:rPr>
-        <w:t xml:space="preserve"> for </w:t>
-      </w:r>
-      <w:r>
-        <w:rPr>
-          <w:rFonts w:asciiTheme="minorHAnsi" w:hAnsiTheme="minorHAnsi" w:cstheme="minorHAnsi"/>
-          <w:sz w:val="22"/>
-          <w:szCs w:val="22"/>
-        </w:rPr>
-        <w:t>distribut</w:t>
-      </w:r>
-      <w:r>
-        <w:rPr>
-          <w:rFonts w:asciiTheme="minorHAnsi" w:hAnsiTheme="minorHAnsi" w:cstheme="minorHAnsi"/>
-          <w:sz w:val="22"/>
-          <w:szCs w:val="22"/>
-        </w:rPr>
-        <w:t>ing</w:t>
-      </w:r>
-      <w:r>
-        <w:rPr>
-          <w:rFonts w:asciiTheme="minorHAnsi" w:hAnsiTheme="minorHAnsi" w:cstheme="minorHAnsi"/>
-          <w:sz w:val="22"/>
-          <w:szCs w:val="22"/>
-        </w:rPr>
-        <w:t xml:space="preserve"> the workload and improv</w:t>
-      </w:r>
-      <w:r>
-        <w:rPr>
-          <w:rFonts w:asciiTheme="minorHAnsi" w:hAnsiTheme="minorHAnsi" w:cstheme="minorHAnsi"/>
-          <w:sz w:val="22"/>
-          <w:szCs w:val="22"/>
-        </w:rPr>
-        <w:t>ing</w:t>
-      </w:r>
-      <w:r>
-        <w:rPr>
-          <w:rFonts w:asciiTheme="minorHAnsi" w:hAnsiTheme="minorHAnsi" w:cstheme="minorHAnsi"/>
-          <w:sz w:val="22"/>
-          <w:szCs w:val="22"/>
-        </w:rPr>
-        <w:t xml:space="preserve"> performance. However, replication is not a substitute for scaling the database to handle a larger workload overall. It can only help to distribute the workload that is already present, and it may not be sufficient to scale the database to meet the needs of a rapidly growing application. Additionally, replication introduces additional complexity</w:t>
-      </w:r>
-      <w:r>
-        <w:rPr>
-          <w:rFonts w:asciiTheme="minorHAnsi" w:hAnsiTheme="minorHAnsi" w:cstheme="minorHAnsi"/>
-          <w:sz w:val="22"/>
-          <w:szCs w:val="22"/>
-        </w:rPr>
-        <w:t xml:space="preserve"> </w:t>
-      </w:r>
-      <w:r>
-        <w:rPr>
-          <w:rFonts w:asciiTheme="minorHAnsi" w:hAnsiTheme="minorHAnsi" w:cstheme="minorHAnsi"/>
-          <w:sz w:val="22"/>
-          <w:szCs w:val="22"/>
-        </w:rPr>
-        <w:t>and management to ensure that the replicas are consistent with the primary database</w:t>
-      </w:r>
-      <w:r>
-        <w:rPr>
-          <w:rFonts w:asciiTheme="minorHAnsi" w:hAnsiTheme="minorHAnsi" w:cstheme="minorHAnsi"/>
-          <w:sz w:val="22"/>
-          <w:szCs w:val="22"/>
-        </w:rPr>
-        <w:t>.</w:t>
-      </w:r>
-      <w:r>
-        <w:rPr>
-          <w:rFonts w:asciiTheme="minorHAnsi" w:hAnsiTheme="minorHAnsi" w:cstheme="minorHAnsi"/>
-          <w:sz w:val="22"/>
-          <w:szCs w:val="22"/>
-        </w:rPr>
-        <w:br/>
-      </w:r>
-      <w:r>
-        <w:rPr>
-          <w:rFonts w:asciiTheme="minorHAnsi" w:hAnsiTheme="minorHAnsi" w:cstheme="minorHAnsi"/>
-          <w:sz w:val="22"/>
-          <w:szCs w:val="22"/>
-        </w:rPr>
-        <w:lastRenderedPageBreak/>
-        <w:t>Database sharding does not create copies of the same information. Instead, it splits one database into multiple parts and stores them on different s</w:t>
-      </w:r>
-      <w:r>
-        <w:rPr>
-          <w:rFonts w:asciiTheme="minorHAnsi" w:hAnsiTheme="minorHAnsi" w:cstheme="minorHAnsi"/>
-          <w:sz w:val="22"/>
-          <w:szCs w:val="22"/>
-        </w:rPr>
-        <w:t>ites</w:t>
-      </w:r>
-      <w:r>
-        <w:rPr>
-          <w:rFonts w:asciiTheme="minorHAnsi" w:hAnsiTheme="minorHAnsi" w:cstheme="minorHAnsi"/>
-          <w:sz w:val="22"/>
-          <w:szCs w:val="22"/>
-        </w:rPr>
-        <w:t xml:space="preserve">. Unlike replication, database sharding does not result in high availability. </w:t>
-      </w:r>
-      <w:r>
-        <w:rPr>
-          <w:rFonts w:asciiTheme="minorHAnsi" w:hAnsiTheme="minorHAnsi" w:cstheme="minorHAnsi"/>
-          <w:sz w:val="22"/>
-          <w:szCs w:val="22"/>
-        </w:rPr>
-        <w:t>But s</w:t>
-      </w:r>
-      <w:r>
-        <w:rPr>
-          <w:rFonts w:asciiTheme="minorHAnsi" w:hAnsiTheme="minorHAnsi" w:cstheme="minorHAnsi"/>
-          <w:sz w:val="22"/>
-          <w:szCs w:val="22"/>
-        </w:rPr>
-        <w:t>harding can be used in combination with replication to achieve both scal</w:t>
-      </w:r>
-      <w:r>
-        <w:rPr>
-          <w:rFonts w:asciiTheme="minorHAnsi" w:hAnsiTheme="minorHAnsi" w:cstheme="minorHAnsi"/>
-          <w:sz w:val="22"/>
-          <w:szCs w:val="22"/>
-        </w:rPr>
-        <w:t>ability</w:t>
-      </w:r>
-      <w:r>
-        <w:rPr>
-          <w:rFonts w:asciiTheme="minorHAnsi" w:hAnsiTheme="minorHAnsi" w:cstheme="minorHAnsi"/>
-          <w:sz w:val="22"/>
-          <w:szCs w:val="22"/>
-        </w:rPr>
-        <w:t xml:space="preserve"> and high availability.</w:t>
-      </w:r>
-    </w:p>
-    <w:p>
-      <w:pPr>
-        <w:jc w:val="both"/>
-        <w:rPr>
-          <w:rFonts w:cstheme="minorHAnsi"/>
-        </w:rPr>
-      </w:pPr>
-    </w:p>
-    <w:p>
-      <w:pPr>
-        <w:jc w:val="both"/>
-        <w:rPr>
-          <w:rFonts w:cstheme="minorHAnsi"/>
-        </w:rPr>
-      </w:pPr>
-      <w:r>
-        <w:rPr>
-          <w:rFonts w:cstheme="minorHAnsi"/>
-          <w:b/>
-          <w:bCs/>
-        </w:rPr>
-        <w:t xml:space="preserve">Sharding Mechanism: </w:t>
-      </w:r>
-    </w:p>
-    <w:p>
-      <w:pPr>
-        <w:jc w:val="both"/>
-        <w:rPr>
-          <w:rFonts w:cstheme="minorHAnsi"/>
-        </w:rPr>
-      </w:pPr>
-      <w:r>
-        <w:rPr>
-          <w:rFonts w:cstheme="minorHAnsi"/>
-        </w:rPr>
-        <w:t xml:space="preserve">Database sharding splits a </w:t>
-      </w:r>
-      <w:r>
-        <w:rPr>
-          <w:rFonts w:cstheme="minorHAnsi"/>
-        </w:rPr>
-        <w:t>large</w:t>
-      </w:r>
-      <w:r>
-        <w:rPr>
-          <w:rFonts w:cstheme="minorHAnsi"/>
-        </w:rPr>
-        <w:t xml:space="preserve"> dataset </w:t>
-      </w:r>
-      <w:r>
-        <w:rPr>
-          <w:rFonts w:cstheme="minorHAnsi"/>
-        </w:rPr>
-        <w:t xml:space="preserve">from a single database site </w:t>
-      </w:r>
-      <w:r>
-        <w:rPr>
-          <w:rFonts w:cstheme="minorHAnsi"/>
-        </w:rPr>
-        <w:t xml:space="preserve">into </w:t>
-      </w:r>
-      <w:r>
-        <w:rPr>
-          <w:rFonts w:cstheme="minorHAnsi"/>
-        </w:rPr>
-        <w:t xml:space="preserve">multiple </w:t>
-      </w:r>
-      <w:r>
-        <w:rPr>
-          <w:rFonts w:cstheme="minorHAnsi"/>
-        </w:rPr>
-        <w:t xml:space="preserve">shards. Each shard contains unique information that </w:t>
-      </w:r>
-      <w:r>
-        <w:rPr>
-          <w:rFonts w:cstheme="minorHAnsi"/>
-        </w:rPr>
-        <w:t>one</w:t>
-      </w:r>
-      <w:r>
-        <w:rPr>
-          <w:rFonts w:cstheme="minorHAnsi"/>
-        </w:rPr>
-        <w:t xml:space="preserve"> can store separately across multiple</w:t>
-      </w:r>
-      <w:r>
-        <w:rPr>
-          <w:rFonts w:cstheme="minorHAnsi"/>
-        </w:rPr>
-        <w:t xml:space="preserve"> sites</w:t>
-      </w:r>
-      <w:r>
-        <w:rPr>
-          <w:rFonts w:cstheme="minorHAnsi"/>
-        </w:rPr>
-        <w:t xml:space="preserve">. </w:t>
-      </w:r>
-      <w:r>
-        <w:rPr>
-          <w:rFonts w:cstheme="minorHAnsi"/>
-        </w:rPr>
-        <w:t>A single site can contain multiple shards. Although the s</w:t>
-      </w:r>
-      <w:r>
-        <w:rPr>
-          <w:rFonts w:cstheme="minorHAnsi"/>
-        </w:rPr>
-        <w:t xml:space="preserve">hards </w:t>
-      </w:r>
-      <w:r>
-        <w:rPr>
-          <w:rFonts w:cstheme="minorHAnsi"/>
-        </w:rPr>
-        <w:t>are distributed over multiple sites, they</w:t>
-      </w:r>
-      <w:r>
-        <w:rPr>
-          <w:rFonts w:cstheme="minorHAnsi"/>
-        </w:rPr>
-        <w:t xml:space="preserve"> share the original database’s schema or design.</w:t>
-      </w:r>
-    </w:p>
-    <w:p>
-      <w:pPr>
-        <w:jc w:val="both"/>
-        <w:rPr>
-          <w:rFonts w:cstheme="minorHAnsi"/>
-        </w:rPr>
-      </w:pPr>
-      <w:r>
-        <w:rPr>
-          <w:rFonts w:cstheme="minorHAnsi"/>
-        </w:rPr>
-        <w:t>Before sharding, one should determine</w:t>
-      </w:r>
-      <w:r>
-        <w:rPr>
-          <w:rFonts w:cstheme="minorHAnsi"/>
-        </w:rPr>
-        <w:t xml:space="preserve"> a shard key to partition the dataset.</w:t>
-      </w:r>
-      <w:r>
-        <w:rPr>
-          <w:rFonts w:cstheme="minorHAnsi"/>
-        </w:rPr>
-        <w:t xml:space="preserve"> Shard key determines which data are grouped together. Shard key is, either selected</w:t>
-      </w:r>
-      <w:r>
-        <w:rPr>
-          <w:rFonts w:cstheme="minorHAnsi"/>
-        </w:rPr>
-        <w:t xml:space="preserve"> from an existing</w:t>
-      </w:r>
-      <w:r>
-        <w:rPr>
-          <w:rFonts w:cstheme="minorHAnsi"/>
-        </w:rPr>
-        <w:t xml:space="preserve"> key in the dataset</w:t>
-      </w:r>
-      <w:r>
-        <w:rPr>
-          <w:rFonts w:cstheme="minorHAnsi"/>
-        </w:rPr>
-        <w:t xml:space="preserve"> </w:t>
-      </w:r>
-      <w:r>
-        <w:rPr>
-          <w:rFonts w:cstheme="minorHAnsi"/>
-        </w:rPr>
-        <w:t>or created</w:t>
-      </w:r>
-      <w:r>
-        <w:rPr>
-          <w:rFonts w:cstheme="minorHAnsi"/>
-        </w:rPr>
-        <w:t xml:space="preserve"> based on the properties of the existing data</w:t>
-      </w:r>
-      <w:r>
-        <w:rPr>
-          <w:rFonts w:cstheme="minorHAnsi"/>
-        </w:rPr>
-        <w:t>.</w:t>
-      </w:r>
-    </w:p>
-    <w:p>
-      <w:pPr>
-        <w:jc w:val="both"/>
-        <w:rPr>
-          <w:rFonts w:cstheme="minorHAnsi"/>
-        </w:rPr>
-      </w:pPr>
-    </w:p>
-    <w:p>
-      <w:pPr>
-        <w:jc w:val="both"/>
-        <w:rPr>
-          <w:rFonts w:cstheme="minorHAnsi"/>
-          <w:b/>
-          <w:bCs/>
-        </w:rPr>
-      </w:pPr>
-      <w:r>
-        <w:rPr>
-          <w:rFonts w:cstheme="minorHAnsi"/>
-          <w:b/>
-          <w:bCs/>
-        </w:rPr>
-        <w:t>Approaches for sharding databases:</w:t>
-      </w:r>
-    </w:p>
-    <w:p>
-      <w:pPr>
-        <w:jc w:val="both"/>
-        <w:rPr>
-          <w:rFonts w:cstheme="minorHAnsi"/>
-        </w:rPr>
-      </w:pPr>
-      <w:r>
-        <w:rPr>
-          <w:rFonts w:cstheme="minorHAnsi"/>
-        </w:rPr>
-        <w:t xml:space="preserve">Database sharding methods apply different rules to the shard key to determine the correct </w:t>
-      </w:r>
-      <w:r>
-        <w:rPr>
-          <w:rFonts w:cstheme="minorHAnsi"/>
-        </w:rPr>
-        <w:t>site</w:t>
-      </w:r>
-      <w:r>
-        <w:rPr>
-          <w:rFonts w:cstheme="minorHAnsi"/>
-        </w:rPr>
-        <w:t xml:space="preserve"> for a particular </w:t>
-      </w:r>
-      <w:r>
-        <w:rPr>
-          <w:rFonts w:cstheme="minorHAnsi"/>
-        </w:rPr>
-        <w:t xml:space="preserve">set of </w:t>
-      </w:r>
-      <w:r>
-        <w:rPr>
-          <w:rFonts w:cstheme="minorHAnsi"/>
-        </w:rPr>
-        <w:t>data</w:t>
-      </w:r>
-      <w:r>
-        <w:rPr>
-          <w:rFonts w:cstheme="minorHAnsi"/>
-        </w:rPr>
-        <w:t>.</w:t>
-      </w:r>
-    </w:p>
-    <w:p>
-      <w:pPr>
-        <w:pStyle w:val="ListParagraph"/>
-        <w:numPr>
-          <w:ilvl w:val="0"/>
-          <w:numId w:val="7"/>
-        </w:numPr>
-        <w:jc w:val="both"/>
-        <w:rPr>
-          <w:rFonts w:cstheme="minorHAnsi"/>
-        </w:rPr>
-      </w:pPr>
-      <w:r>
-        <w:rPr>
-          <w:rFonts w:cstheme="minorHAnsi"/>
-        </w:rPr>
-        <w:t xml:space="preserve">Range-based </w:t>
-      </w:r>
-      <w:r>
-        <w:rPr>
-          <w:rFonts w:cstheme="minorHAnsi"/>
-        </w:rPr>
-        <w:t>S</w:t>
-      </w:r>
-      <w:r>
-        <w:rPr>
-          <w:rFonts w:cstheme="minorHAnsi"/>
-        </w:rPr>
-        <w:t>harding</w:t>
-      </w:r>
-      <w:r>
-        <w:rPr>
-          <w:rFonts w:cstheme="minorHAnsi"/>
-        </w:rPr>
-        <w:t xml:space="preserve"> </w:t>
-      </w:r>
-      <w:r>
-        <w:rPr>
-          <w:rFonts w:cstheme="minorHAnsi"/>
-        </w:rPr>
-        <w:t>(Dynamic sharding)</w:t>
-      </w:r>
-      <w:r>
-        <w:rPr>
-          <w:rFonts w:cstheme="minorHAnsi"/>
-        </w:rPr>
-        <w:t>:</w:t>
-      </w:r>
-      <w:r>
-        <w:rPr>
-          <w:rFonts w:cstheme="minorHAnsi"/>
-        </w:rPr>
-        <w:t xml:space="preserve"> </w:t>
-      </w:r>
-    </w:p>
-    <w:p>
-      <w:pPr>
-        <w:pStyle w:val="ListParagraph"/>
-        <w:jc w:val="both"/>
-        <w:rPr>
-          <w:rFonts w:cstheme="minorHAnsi"/>
-        </w:rPr>
-      </w:pPr>
-      <w:r>
-        <w:t xml:space="preserve">In range-based sharding, data is partitioned based on a key range. For example, data for all users with user IDs between 1 and 1000 might be stored on one site, while data for users with IDs between 1001 and 2000 might be stored on another site. This type of sharding is useful when the data can be easily partitioned based on a specific key range. </w:t>
-      </w:r>
-      <w:r>
-        <w:rPr>
-          <w:rFonts w:cstheme="minorHAnsi"/>
-        </w:rPr>
-        <w:t xml:space="preserve">Depending on the data values, range-based sharding can result in the overloading of data on a single </w:t>
-      </w:r>
-      <w:r>
-        <w:rPr>
-          <w:rFonts w:cstheme="minorHAnsi"/>
-        </w:rPr>
-        <w:t>site, resulting an uneven distribution of data</w:t>
-      </w:r>
-      <w:r>
-        <w:rPr>
-          <w:rFonts w:cstheme="minorHAnsi"/>
-        </w:rPr>
-        <w:t xml:space="preserve">. In </w:t>
-      </w:r>
-      <w:r>
-        <w:rPr>
-          <w:rFonts w:cstheme="minorHAnsi"/>
-        </w:rPr>
-        <w:t>the preceding</w:t>
-      </w:r>
-      <w:r>
-        <w:rPr>
-          <w:rFonts w:cstheme="minorHAnsi"/>
-        </w:rPr>
-        <w:t xml:space="preserve"> example, </w:t>
-      </w:r>
-      <w:r>
-        <w:rPr>
-          <w:rFonts w:cstheme="minorHAnsi"/>
-        </w:rPr>
-        <w:t xml:space="preserve">the first </w:t>
-      </w:r>
-      <w:r>
-        <w:rPr>
-          <w:rFonts w:cstheme="minorHAnsi"/>
-        </w:rPr>
-        <w:t xml:space="preserve">shard </w:t>
-      </w:r>
-      <w:r>
-        <w:rPr>
-          <w:rFonts w:cstheme="minorHAnsi"/>
-        </w:rPr>
-        <w:t xml:space="preserve">with user IDs </w:t>
-      </w:r>
-      <w:r>
-        <w:t>between 1 and 1000</w:t>
-      </w:r>
-      <w:r>
-        <w:rPr>
-          <w:rFonts w:cstheme="minorHAnsi"/>
-        </w:rPr>
-        <w:t>,</w:t>
-      </w:r>
-      <w:r>
-        <w:rPr>
-          <w:rFonts w:cstheme="minorHAnsi"/>
-        </w:rPr>
-        <w:t xml:space="preserve"> might contain a much larger </w:t>
-      </w:r>
-      <w:r>
-        <w:rPr>
-          <w:rFonts w:cstheme="minorHAnsi"/>
-        </w:rPr>
-        <w:t xml:space="preserve">amount </w:t>
-      </w:r>
-      <w:r>
-        <w:rPr>
-          <w:rFonts w:cstheme="minorHAnsi"/>
-        </w:rPr>
-        <w:t>of data than</w:t>
-      </w:r>
-      <w:r>
-        <w:rPr>
-          <w:rFonts w:cstheme="minorHAnsi"/>
-        </w:rPr>
-        <w:t xml:space="preserve"> the second</w:t>
-      </w:r>
-      <w:r>
-        <w:rPr>
-          <w:rFonts w:cstheme="minorHAnsi"/>
-        </w:rPr>
-        <w:t xml:space="preserve"> shard</w:t>
-      </w:r>
-      <w:r>
-        <w:rPr>
-          <w:rFonts w:cstheme="minorHAnsi"/>
-        </w:rPr>
-        <w:t xml:space="preserve"> </w:t>
-      </w:r>
-      <w:r>
-        <w:t>with user IDs between 1001 and 2000</w:t>
-      </w:r>
-      <w:r>
-        <w:rPr>
-          <w:rFonts w:cstheme="minorHAnsi"/>
-        </w:rPr>
-        <w:t xml:space="preserve">. However, </w:t>
-      </w:r>
-      <w:r>
-        <w:rPr>
-          <w:rFonts w:cstheme="minorHAnsi"/>
-        </w:rPr>
-        <w:t>this approach</w:t>
-      </w:r>
-      <w:r>
-        <w:rPr>
-          <w:rFonts w:cstheme="minorHAnsi"/>
-        </w:rPr>
-        <w:t xml:space="preserve"> is easier to implement.</w:t>
-      </w:r>
-    </w:p>
-    <w:p>
-      <w:pPr>
-        <w:pStyle w:val="ListParagraph"/>
-        <w:numPr>
-          <w:ilvl w:val="0"/>
-          <w:numId w:val="7"/>
-        </w:numPr>
-        <w:jc w:val="both"/>
-        <w:rPr>
-          <w:rFonts w:cstheme="minorHAnsi"/>
-        </w:rPr>
-      </w:pPr>
-      <w:r>
-        <w:rPr>
-          <w:rFonts w:cstheme="minorHAnsi"/>
-        </w:rPr>
-        <w:t>Hashed</w:t>
-      </w:r>
-      <w:r>
-        <w:rPr>
-          <w:rFonts w:cstheme="minorHAnsi"/>
-        </w:rPr>
-        <w:t>-based</w:t>
-      </w:r>
-      <w:r>
-        <w:rPr>
-          <w:rFonts w:cstheme="minorHAnsi"/>
-        </w:rPr>
-        <w:t xml:space="preserve"> </w:t>
-      </w:r>
-      <w:r>
-        <w:rPr>
-          <w:rFonts w:cstheme="minorHAnsi"/>
-        </w:rPr>
-        <w:t>S</w:t>
-      </w:r>
-      <w:r>
-        <w:rPr>
-          <w:rFonts w:cstheme="minorHAnsi"/>
-        </w:rPr>
-        <w:t>harding</w:t>
-      </w:r>
-      <w:r>
-        <w:rPr>
-          <w:rFonts w:cstheme="minorHAnsi"/>
-        </w:rPr>
-        <w:t xml:space="preserve"> </w:t>
-      </w:r>
-      <w:r>
-        <w:rPr>
-          <w:rFonts w:cstheme="minorHAnsi"/>
-        </w:rPr>
-        <w:t xml:space="preserve">(Algorithmic </w:t>
-      </w:r>
-      <w:r>
-        <w:rPr>
-          <w:rFonts w:cstheme="minorHAnsi"/>
-        </w:rPr>
-        <w:t>S</w:t>
-      </w:r>
-      <w:r>
-        <w:rPr>
-          <w:rFonts w:cstheme="minorHAnsi"/>
-        </w:rPr>
-        <w:t>harding)</w:t>
-      </w:r>
-      <w:r>
-        <w:rPr>
-          <w:rFonts w:cstheme="minorHAnsi"/>
-        </w:rPr>
-        <w:t>:</w:t>
-      </w:r>
-    </w:p>
-    <w:p>
-      <w:pPr>
-        <w:pStyle w:val="ListParagraph"/>
-        <w:jc w:val="both"/>
-        <w:rPr>
-          <w:rFonts w:cstheme="minorHAnsi"/>
-        </w:rPr>
-      </w:pPr>
-      <w:r>
-        <w:t xml:space="preserve">In hash-based sharding, a hash function is used to determine which site, a piece of data (shard) should be stored in. The hash function takes a key (such as a user ID) as input and produces a hash value that is used to determine which site the data should be stored on. This type of sharding is useful when the data does not have a natural key range and when it is important to evenly distribute the data across the sites. </w:t>
-      </w:r>
-      <w:r>
-        <w:rPr>
-          <w:rFonts w:cstheme="minorHAnsi"/>
-        </w:rPr>
-        <w:t>Although hashed</w:t>
-      </w:r>
-      <w:r>
-        <w:rPr>
-          <w:rFonts w:cstheme="minorHAnsi"/>
-        </w:rPr>
-        <w:t>-based</w:t>
-      </w:r>
-      <w:r>
-        <w:rPr>
-          <w:rFonts w:cstheme="minorHAnsi"/>
-        </w:rPr>
-        <w:t xml:space="preserve"> sharding results in even data distribution among physical shards, it does not </w:t>
-      </w:r>
-      <w:r>
-        <w:rPr>
-          <w:rFonts w:cstheme="minorHAnsi"/>
-        </w:rPr>
-        <w:t>partition</w:t>
-      </w:r>
-      <w:r>
-        <w:rPr>
-          <w:rFonts w:cstheme="minorHAnsi"/>
-        </w:rPr>
-        <w:t xml:space="preserve"> the database based on the meaning of the information. Therefore, </w:t>
-      </w:r>
-      <w:r>
-        <w:rPr>
-          <w:rFonts w:cstheme="minorHAnsi"/>
-        </w:rPr>
-        <w:t>one</w:t>
-      </w:r>
-      <w:r>
-        <w:rPr>
-          <w:rFonts w:cstheme="minorHAnsi"/>
-        </w:rPr>
-        <w:t xml:space="preserve"> might face difficulties reassigning the hash value when adding more physical shards to the computing environment.</w:t>
-      </w:r>
-    </w:p>
-    <w:p>
-      <w:pPr>
-        <w:pStyle w:val="ListParagraph"/>
-        <w:numPr>
-          <w:ilvl w:val="0"/>
-          <w:numId w:val="7"/>
-        </w:numPr>
-        <w:jc w:val="both"/>
-        <w:rPr>
-          <w:rFonts w:cstheme="minorHAnsi"/>
-        </w:rPr>
-      </w:pPr>
-      <w:r>
-        <w:rPr>
-          <w:rFonts w:cstheme="minorHAnsi"/>
-        </w:rPr>
-        <w:t xml:space="preserve">Geo </w:t>
-      </w:r>
-      <w:r>
-        <w:rPr>
-          <w:rFonts w:cstheme="minorHAnsi"/>
-        </w:rPr>
-        <w:t>S</w:t>
-      </w:r>
-      <w:r>
-        <w:rPr>
-          <w:rFonts w:cstheme="minorHAnsi"/>
-        </w:rPr>
-        <w:t>harding</w:t>
-      </w:r>
-      <w:r>
-        <w:rPr>
-          <w:rFonts w:cstheme="minorHAnsi"/>
-        </w:rPr>
-        <w:t xml:space="preserve"> (Zone-based sharding)</w:t>
-      </w:r>
-      <w:r>
-        <w:rPr>
-          <w:rFonts w:cstheme="minorHAnsi"/>
-        </w:rPr>
-        <w:t xml:space="preserve">: </w:t>
-      </w:r>
-    </w:p>
-    <w:p>
-      <w:pPr>
-        <w:pStyle w:val="ListParagraph"/>
-        <w:jc w:val="both"/>
-        <w:rPr>
-          <w:rFonts w:cstheme="minorHAnsi"/>
-        </w:rPr>
-      </w:pPr>
-      <w:r>
-        <w:t>In zone-based sharding, data is partitioned based on geographic regions or other criteria related to locations. This type of sharding is useful when it is important to store data closer to the users or applications that will access it.</w:t>
-      </w:r>
-      <w:r>
-        <w:rPr>
-          <w:rFonts w:cstheme="minorHAnsi"/>
-        </w:rPr>
-        <w:t xml:space="preserve"> If data access patterns are predominantly based on geography, then this works well. However, geo sharding can also result in uneven data distribution.</w:t>
-      </w:r>
-    </w:p>
-    <w:p>
-      <w:pPr>
-        <w:pStyle w:val="ListParagraph"/>
-        <w:numPr>
-          <w:ilvl w:val="0"/>
-          <w:numId w:val="7"/>
-        </w:numPr>
-        <w:jc w:val="both"/>
-        <w:rPr>
-          <w:rFonts w:cstheme="minorHAnsi"/>
-        </w:rPr>
-      </w:pPr>
-      <w:r>
-        <w:rPr>
-          <w:rFonts w:cstheme="minorHAnsi"/>
-        </w:rPr>
-        <w:lastRenderedPageBreak/>
-        <w:t xml:space="preserve">Entity-/Relationship-based/Directory-based </w:t>
-      </w:r>
-      <w:r>
-        <w:rPr>
-          <w:rFonts w:cstheme="minorHAnsi"/>
-        </w:rPr>
-        <w:t>S</w:t>
-      </w:r>
-      <w:r>
-        <w:rPr>
-          <w:rFonts w:cstheme="minorHAnsi"/>
-        </w:rPr>
-        <w:t>harding</w:t>
-      </w:r>
-      <w:r>
-        <w:rPr>
-          <w:rFonts w:cstheme="minorHAnsi"/>
-        </w:rPr>
-        <w:t>:</w:t>
-      </w:r>
-    </w:p>
-    <w:p>
-      <w:pPr>
-        <w:pStyle w:val="ListParagraph"/>
-        <w:jc w:val="both"/>
-        <w:rPr>
-          <w:rFonts w:cstheme="minorHAnsi"/>
-        </w:rPr>
-      </w:pPr>
-      <w:r>
-        <w:t>In directory-based sharding, a central directory is used to map keys to nodes. When a client wants to store or retrieve data, it looks up the appropriate site in the directory based on the key. This type of sharding is useful when the number of sites or the data distribution is likely to change frequently.</w:t>
-      </w:r>
-      <w:r>
-        <w:t xml:space="preserve"> This approach also </w:t>
-      </w:r>
-      <w:r>
-        <w:rPr>
-          <w:rFonts w:cstheme="minorHAnsi"/>
-        </w:rPr>
-        <w:t>keeps related data together on a single physical shard.</w:t>
-      </w:r>
-    </w:p>
-    <w:p>
-      <w:pPr>
-        <w:pStyle w:val="ListParagraph"/>
-        <w:numPr>
-          <w:ilvl w:val="0"/>
-          <w:numId w:val="7"/>
-        </w:numPr>
-        <w:jc w:val="both"/>
-        <w:rPr>
-          <w:rFonts w:cstheme="minorHAnsi"/>
-        </w:rPr>
-      </w:pPr>
-      <w:r>
-        <w:t>Multi-level sharding: In multi-level sharding, data is partitioned using multiple levels of sharding. For example, data might be first sharded by range and then further partitioned by hash within each range. This type of sharding can be useful when it is important to scale the system beyond what is possible with a single level of sharding.</w:t>
-      </w:r>
-    </w:p>
-    <w:p>
-      <w:pPr>
-        <w:jc w:val="both"/>
-        <w:rPr>
-          <w:rFonts w:cstheme="minorHAnsi"/>
-        </w:rPr>
-      </w:pPr>
-    </w:p>
-    <w:p>
-      <w:pPr>
-        <w:jc w:val="both"/>
-        <w:rPr>
-          <w:rFonts w:cstheme="minorHAnsi"/>
-          <w:b/>
-          <w:bCs/>
-        </w:rPr>
-      </w:pPr>
-      <w:r>
-        <w:rPr>
-          <w:rFonts w:cstheme="minorHAnsi"/>
-          <w:b/>
-          <w:bCs/>
-        </w:rPr>
-        <w:t>Optimizing database sharding for even data distribution:</w:t>
-      </w:r>
-    </w:p>
-    <w:p>
-      <w:pPr>
-        <w:jc w:val="both"/>
-        <w:rPr>
-          <w:rFonts w:cstheme="minorHAnsi"/>
-        </w:rPr>
-      </w:pPr>
-      <w:r>
-        <w:rPr>
-          <w:rFonts w:cstheme="minorHAnsi"/>
-        </w:rPr>
-        <w:t>When a data overload occurs on specific physical shards although others remain underloaded, it results in database hotspots. Hotspots slow down the retrieval process on the database, defeating the purpose of data sharding. </w:t>
-      </w:r>
-    </w:p>
-    <w:p>
-      <w:pPr>
-        <w:jc w:val="both"/>
-        <w:rPr>
-          <w:rFonts w:cstheme="minorHAnsi"/>
-        </w:rPr>
-      </w:pPr>
-      <w:r>
-        <w:rPr>
-          <w:rFonts w:cstheme="minorHAnsi"/>
-        </w:rPr>
-        <w:t>Good shard-key selection can evenly distribute data across multiple shards. When choosing a shard key, database designers should consider the following factors:</w:t>
-      </w:r>
-    </w:p>
-    <w:p>
-      <w:pPr>
-        <w:pStyle w:val="ListParagraph"/>
-        <w:numPr>
-          <w:ilvl w:val="0"/>
-          <w:numId w:val="19"/>
-        </w:numPr>
-        <w:jc w:val="both"/>
-        <w:rPr>
-          <w:rFonts w:cstheme="minorHAnsi"/>
-        </w:rPr>
-      </w:pPr>
-      <w:r>
-        <w:rPr>
-          <w:rFonts w:cstheme="minorHAnsi"/>
-        </w:rPr>
-        <w:t>Cardinality:</w:t>
-      </w:r>
-      <w:r>
-        <w:rPr>
-          <w:rFonts w:cstheme="minorHAnsi"/>
-        </w:rPr>
-        <w:t xml:space="preserve"> Cardinality describes the possible values of the shard key. It determines the maximum number of possible shards on separate column-oriented databases. For example, if the database designer chooses a yes/no data field as a shard key, the number of shards is restricted to two.</w:t>
-      </w:r>
-    </w:p>
-    <w:p>
-      <w:pPr>
-        <w:pStyle w:val="ListParagraph"/>
-        <w:numPr>
-          <w:ilvl w:val="0"/>
-          <w:numId w:val="19"/>
-        </w:numPr>
-        <w:jc w:val="both"/>
-        <w:rPr>
-          <w:rFonts w:cstheme="minorHAnsi"/>
-        </w:rPr>
-      </w:pPr>
-      <w:r>
-        <w:rPr>
-          <w:rFonts w:cstheme="minorHAnsi"/>
-        </w:rPr>
-        <w:t>Frequency: Frequency is the probability of storing specific information in a particular shard. For example, a database designer chooses age as a shard key for a fitness website. Most of the records might go into nodes for subscribers aged 30–45 and result in database hotspots.</w:t>
-      </w:r>
-    </w:p>
-    <w:p>
-      <w:pPr>
-        <w:pStyle w:val="ListParagraph"/>
-        <w:numPr>
-          <w:ilvl w:val="0"/>
-          <w:numId w:val="19"/>
-        </w:numPr>
-        <w:jc w:val="both"/>
-        <w:rPr>
-          <w:rFonts w:cstheme="minorHAnsi"/>
-        </w:rPr>
-      </w:pPr>
-      <w:r>
-        <w:rPr>
-          <w:rFonts w:cstheme="minorHAnsi"/>
-        </w:rPr>
-        <w:t xml:space="preserve">Monotonic change is the rate of change of the shard key. A monotonically increasing or decreasing shard key results in unbalanced shards. </w:t>
-      </w:r>
-    </w:p>
-    <w:p>
-      <w:pPr>
-        <w:pStyle w:val="NormalWeb"/>
-        <w:jc w:val="both"/>
+      </w:pPr>
+      <w:r>
         <w:rPr>
           <w:rFonts w:asciiTheme="minorHAnsi" w:hAnsiTheme="minorHAnsi" w:cstheme="minorHAnsi"/>
           <w:b/>
@@ -2369,6 +994,25 @@
           <w:sz w:val="22"/>
           <w:szCs w:val="22"/>
         </w:rPr>
+        <w:t>Problem and Solution:</w:t>
+      </w:r>
+      <w:r>
+        <w:rPr>
+          <w:rFonts w:asciiTheme="minorHAnsi" w:hAnsiTheme="minorHAnsi" w:cstheme="minorHAnsi"/>
+          <w:sz w:val="22"/>
+          <w:szCs w:val="22"/>
+        </w:rPr>
+        <w:t xml:space="preserve"> Traditional databases face limitations in scaling up to handle large amounts of data, resulting in poor performance and scalability issues. Sharding, the process of splitting a database into smaller, more manageable pieces, can help address this problem by distributing data across multiple nodes. This approach allows for better performance, increased scalability, and improved fault tolerance.</w:t>
+      </w:r>
+    </w:p>
+    <w:p>
+      <w:pPr>
+        <w:pStyle w:val="NormalWeb"/>
+        <w:rPr>
+          <w:rFonts w:asciiTheme="minorHAnsi" w:hAnsiTheme="minorHAnsi" w:cstheme="minorHAnsi"/>
+          <w:sz w:val="22"/>
+          <w:szCs w:val="22"/>
+        </w:rPr>
       </w:pPr>
       <w:r>
         <w:rPr>
@@ -2378,147 +1022,2798 @@
           <w:sz w:val="22"/>
           <w:szCs w:val="22"/>
         </w:rPr>
-        <w:t>Assumptions and Constraints:</w:t>
-      </w:r>
-    </w:p>
-    <w:p>
-      <w:pPr>
-        <w:pStyle w:val="NormalWeb"/>
-        <w:jc w:val="both"/>
+        <w:t>Need for Distributed Databases</w:t>
+      </w:r>
+      <w:r>
         <w:rPr>
           <w:rFonts w:asciiTheme="minorHAnsi" w:hAnsiTheme="minorHAnsi" w:cstheme="minorHAnsi"/>
           <w:sz w:val="22"/>
           <w:szCs w:val="22"/>
         </w:rPr>
-      </w:pPr>
-      <w:r>
+        <w:t>: Distributed databases are essential for applications that require high availability and fault tolerance. By distributing data across multiple nodes, distributed databases ensure that if one node fails, the system can continue to operate with minimal disruption. Additionally, distributed databases can handle large volumes of data more effectively than traditional databases, making them ideal for modern, data-intensive applications.</w:t>
+      </w:r>
+    </w:p>
+    <w:p>
+      <w:pPr>
+        <w:pStyle w:val="NormalWeb"/>
         <w:rPr>
           <w:rFonts w:asciiTheme="minorHAnsi" w:hAnsiTheme="minorHAnsi" w:cstheme="minorHAnsi"/>
           <w:sz w:val="22"/>
           <w:szCs w:val="22"/>
         </w:rPr>
-        <w:t>Middleware for distributed databases sits between multiple instances of databases and the applications that access the databases. Assuming homogeneous distributed databases, where all sites have a similar database schema and run similar database management software (</w:t>
-      </w:r>
-      <w:proofErr w:type="spellStart"/>
+      </w:pPr>
+      <w:r>
+        <w:rPr>
+          <w:rFonts w:asciiTheme="minorHAnsi" w:hAnsiTheme="minorHAnsi" w:cstheme="minorHAnsi"/>
+          <w:b/>
+          <w:bCs/>
+          <w:sz w:val="22"/>
+          <w:szCs w:val="22"/>
+        </w:rPr>
+        <w:t>Research Question:</w:t>
+      </w:r>
       <w:r>
         <w:rPr>
           <w:rFonts w:asciiTheme="minorHAnsi" w:hAnsiTheme="minorHAnsi" w:cstheme="minorHAnsi"/>
           <w:sz w:val="22"/>
           <w:szCs w:val="22"/>
         </w:rPr>
-        <w:t>redis</w:t>
-      </w:r>
-      <w:proofErr w:type="spellEnd"/>
-      <w:r>
+        <w:t xml:space="preserve"> The main research question of this paper is to evaluate the performance of consistent hash sharding in Redis key-value stores and assess its effectiveness in handling large-scale data.</w:t>
+      </w:r>
+    </w:p>
+    <w:p>
+      <w:pPr>
+        <w:pStyle w:val="NormalWeb"/>
         <w:rPr>
           <w:rFonts w:asciiTheme="minorHAnsi" w:hAnsiTheme="minorHAnsi" w:cstheme="minorHAnsi"/>
           <w:sz w:val="22"/>
           <w:szCs w:val="22"/>
         </w:rPr>
-        <w:t>), the middleware abstracts the differences between the databases and provides a uniform interface for the applications to access the data. The databases in the distributed system are autonomous, where each database functions independently.</w:t>
-      </w:r>
-    </w:p>
-    <w:p>
-      <w:pPr>
-        <w:spacing w:before="100" w:beforeAutospacing="1" w:after="100" w:afterAutospacing="1" w:line="240" w:lineRule="auto"/>
-        <w:jc w:val="both"/>
-        <w:rPr>
-          <w:rFonts w:eastAsia="Times New Roman" w:cstheme="minorHAnsi"/>
-        </w:rPr>
-      </w:pPr>
-      <w:r>
-        <w:rPr>
-          <w:rFonts w:cstheme="minorHAnsi"/>
-        </w:rPr>
-        <w:t xml:space="preserve">The middleware supports solely Online Transaction Processing (OLTP) as database workload. The middleware should handle set, get, update, and delete operations with single and multiple keys. </w:t>
-      </w:r>
-      <w:r>
-        <w:rPr>
-          <w:rFonts w:eastAsia="Times New Roman" w:cstheme="minorHAnsi"/>
-        </w:rPr>
-        <w:t xml:space="preserve">The </w:t>
-      </w:r>
-      <w:r>
-        <w:rPr>
-          <w:rFonts w:eastAsia="Times New Roman" w:cstheme="minorHAnsi"/>
-        </w:rPr>
-        <w:t>middleware</w:t>
-      </w:r>
-      <w:r>
-        <w:rPr>
-          <w:rFonts w:eastAsia="Times New Roman" w:cstheme="minorHAnsi"/>
-        </w:rPr>
-        <w:t xml:space="preserve"> ensures that insertions, updates, and deletions are atomic, meaning that they either all succeed or all fail, ensuring data consistency and integrity.</w:t>
-      </w:r>
-      <w:r>
-        <w:rPr>
-          <w:rFonts w:eastAsia="Times New Roman" w:cstheme="minorHAnsi"/>
-        </w:rPr>
-        <w:t xml:space="preserve"> </w:t>
-      </w:r>
-      <w:r>
-        <w:rPr>
-          <w:rFonts w:cstheme="minorHAnsi"/>
-        </w:rPr>
-        <w:t>Additionally, the middleware should be able to handle concurrent reads efficiently.</w:t>
-      </w:r>
-    </w:p>
-    <w:p>
-      <w:pPr>
-        <w:pStyle w:val="NormalWeb"/>
-        <w:jc w:val="both"/>
+      </w:pPr>
+      <w:r>
+        <w:rPr>
+          <w:rFonts w:asciiTheme="minorHAnsi" w:hAnsiTheme="minorHAnsi" w:cstheme="minorHAnsi"/>
+          <w:b/>
+          <w:bCs/>
+          <w:sz w:val="22"/>
+          <w:szCs w:val="22"/>
+        </w:rPr>
+        <w:t>Approach:</w:t>
+      </w:r>
+      <w:r>
         <w:rPr>
           <w:rFonts w:asciiTheme="minorHAnsi" w:hAnsiTheme="minorHAnsi" w:cstheme="minorHAnsi"/>
           <w:sz w:val="22"/>
           <w:szCs w:val="22"/>
         </w:rPr>
-      </w:pPr>
-      <w:r>
+        <w:t xml:space="preserve"> To answer the research question, we propose implementing a middleware that enables a system of distributed databases using consistent hash sharding in Redis key-value stores. We will evaluate the performance of this implementation using benchmarking techniques and compare it to traditional databases and other sharding approaches.</w:t>
+      </w:r>
+    </w:p>
+    <w:p>
+      <w:pPr>
+        <w:pStyle w:val="NormalWeb"/>
         <w:rPr>
           <w:rFonts w:asciiTheme="minorHAnsi" w:hAnsiTheme="minorHAnsi" w:cstheme="minorHAnsi"/>
           <w:sz w:val="22"/>
           <w:szCs w:val="22"/>
         </w:rPr>
-        <w:t>Regarding performance, the middleware should be able to distribute the workload evenly across the nodes and minimize the number of network round trips (latency). Overall, the middleware should provide a simple and efficient interface for interacting with multiple database instances.</w:t>
-      </w:r>
-    </w:p>
-    <w:p>
-      <w:pPr>
-        <w:spacing w:before="100" w:beforeAutospacing="1" w:after="100" w:afterAutospacing="1" w:line="240" w:lineRule="auto"/>
-        <w:jc w:val="both"/>
-        <w:rPr>
-          <w:rFonts w:eastAsia="Times New Roman" w:cstheme="minorHAnsi"/>
-        </w:rPr>
-      </w:pPr>
-      <w:r>
-        <w:rPr>
-          <w:rFonts w:eastAsia="Times New Roman" w:cstheme="minorHAnsi"/>
-        </w:rPr>
-        <w:lastRenderedPageBreak/>
-        <w:t>To support these requirements, the middleware for the distributed database might include techniques such as sharding and replication to scale the system and ensure high availability, as well as techniques such as transactions and locking to ensure data consistency and integrity. It might also include mechanisms for routing requests to the appropriate node and for coordinating updates across the nodes.</w:t>
-      </w:r>
-    </w:p>
-    <w:p>
-      <w:pPr>
-        <w:spacing w:before="100" w:beforeAutospacing="1" w:after="100" w:afterAutospacing="1" w:line="240" w:lineRule="auto"/>
-        <w:jc w:val="both"/>
-        <w:rPr>
-          <w:rFonts w:eastAsia="Times New Roman" w:cstheme="minorHAnsi"/>
-        </w:rPr>
-      </w:pPr>
-    </w:p>
-    <w:p>
-      <w:pPr>
-        <w:rPr>
+      </w:pPr>
+      <w:r>
+        <w:rPr>
+          <w:rFonts w:asciiTheme="minorHAnsi" w:hAnsiTheme="minorHAnsi" w:cstheme="minorHAnsi"/>
           <w:b/>
           <w:bCs/>
-        </w:rPr>
-      </w:pPr>
-      <w:r>
-        <w:rPr>
+          <w:sz w:val="22"/>
+          <w:szCs w:val="22"/>
+        </w:rPr>
+        <w:t>Impact:</w:t>
+      </w:r>
+      <w:r>
+        <w:rPr>
+          <w:rFonts w:asciiTheme="minorHAnsi" w:hAnsiTheme="minorHAnsi" w:cstheme="minorHAnsi"/>
+          <w:sz w:val="22"/>
+          <w:szCs w:val="22"/>
+        </w:rPr>
+        <w:t xml:space="preserve"> The key impact of this research and implementation is the demonstration of the effectiveness of consistent hash sharding in Redis key-value stores as a scalable and fault-tolerant solution for large-scale data handling. This research can have a significant impact on the design and implementation of distributed databases, specifically for applications that require high availability and fault tolerance.</w:t>
+      </w:r>
+    </w:p>
+    <w:p>
+      <w:pPr>
+        <w:jc w:val="both"/>
+        <w:rPr>
+          <w:rFonts w:cstheme="minorHAnsi"/>
           <w:b/>
           <w:bCs/>
         </w:rPr>
+      </w:pPr>
+      <w:r>
+        <w:rPr>
+          <w:rFonts w:cstheme="minorHAnsi"/>
+        </w:rPr>
+        <w:t xml:space="preserve">This study evaluates the use of sharding in distributed databases through the analysis of existing literature and the implementation of a prototype system. The prototype </w:t>
+      </w:r>
+      <w:r>
+        <w:rPr>
+          <w:rFonts w:cstheme="minorHAnsi"/>
+        </w:rPr>
+        <w:t>uses a proxy</w:t>
+      </w:r>
+      <w:r>
+        <w:rPr>
+          <w:rFonts w:cstheme="minorHAnsi"/>
+        </w:rPr>
+        <w:t xml:space="preserve"> assisted</w:t>
+      </w:r>
+      <w:r>
+        <w:rPr>
+          <w:rFonts w:cstheme="minorHAnsi"/>
+        </w:rPr>
+        <w:t xml:space="preserve"> sharding approach</w:t>
+      </w:r>
+      <w:r>
+        <w:rPr>
+          <w:rFonts w:cstheme="minorHAnsi"/>
+        </w:rPr>
+        <w:t>, i.e., via middleware</w:t>
+      </w:r>
+      <w:r>
+        <w:rPr>
+          <w:rFonts w:cstheme="minorHAnsi"/>
+        </w:rPr>
+        <w:t xml:space="preserve"> and</w:t>
+      </w:r>
+      <w:r>
+        <w:rPr>
+          <w:rFonts w:cstheme="minorHAnsi"/>
+        </w:rPr>
+        <w:t xml:space="preserve"> demonstrate</w:t>
+      </w:r>
+      <w:r>
+        <w:rPr>
+          <w:rFonts w:cstheme="minorHAnsi"/>
+        </w:rPr>
+        <w:t>s</w:t>
+      </w:r>
+      <w:r>
+        <w:rPr>
+          <w:rFonts w:cstheme="minorHAnsi"/>
+        </w:rPr>
+        <w:t xml:space="preserve"> the benefits and limitations of sharding in terms of performance, fault tolerance, and data management. The results of the study show that sharding can be an effective way to scale databases</w:t>
+      </w:r>
+      <w:r>
+        <w:rPr>
+          <w:rFonts w:cstheme="minorHAnsi"/>
+        </w:rPr>
+        <w:t xml:space="preserve"> horizontally</w:t>
+      </w:r>
+      <w:r>
+        <w:rPr>
+          <w:rFonts w:cstheme="minorHAnsi"/>
+        </w:rPr>
+        <w:t>,</w:t>
+      </w:r>
+      <w:r>
+        <w:rPr>
+          <w:rFonts w:cstheme="minorHAnsi"/>
+        </w:rPr>
+        <w:t xml:space="preserve"> resulting in a distributed system,</w:t>
+      </w:r>
+      <w:r>
+        <w:rPr>
+          <w:rFonts w:cstheme="minorHAnsi"/>
+        </w:rPr>
+        <w:t xml:space="preserve"> but it also introduces complexity and requires careful design and management to ensure optimal performance and data consistency.</w:t>
+      </w:r>
+    </w:p>
+    <w:p>
+      <w:pPr>
+        <w:ind w:left="1080"/>
+        <w:jc w:val="both"/>
+        <w:rPr>
+          <w:rFonts w:cstheme="minorHAnsi"/>
+          <w:b/>
+          <w:bCs/>
+        </w:rPr>
+      </w:pPr>
+    </w:p>
+    <w:p>
+      <w:pPr>
+        <w:jc w:val="both"/>
+        <w:rPr>
+          <w:rFonts w:cstheme="minorHAnsi"/>
+          <w:b/>
+          <w:bCs/>
+        </w:rPr>
+      </w:pPr>
+    </w:p>
+    <w:p>
+      <w:pPr>
+        <w:pBdr>
+          <w:bottom w:val="single" w:sz="6" w:space="1" w:color="auto"/>
+        </w:pBdr>
+        <w:jc w:val="both"/>
+        <w:rPr>
+          <w:rFonts w:cstheme="minorHAnsi"/>
+          <w:b/>
+          <w:bCs/>
+        </w:rPr>
+      </w:pPr>
+      <w:r>
+        <w:rPr>
+          <w:rFonts w:cstheme="minorHAnsi"/>
+          <w:b/>
+          <w:bCs/>
+        </w:rPr>
+        <w:t>Database sharding:</w:t>
+      </w:r>
+    </w:p>
+    <w:p>
+      <w:pPr>
+        <w:jc w:val="both"/>
+        <w:rPr>
+          <w:rFonts w:cstheme="minorHAnsi"/>
+          <w:b/>
+          <w:bCs/>
+        </w:rPr>
+      </w:pPr>
+    </w:p>
+    <w:p>
+      <w:pPr>
+        <w:jc w:val="both"/>
+        <w:rPr>
+          <w:rFonts w:cstheme="minorHAnsi"/>
+        </w:rPr>
+      </w:pPr>
+      <w:commentRangeStart w:id="0"/>
+      <w:r>
+        <w:rPr>
+          <w:rFonts w:cstheme="minorHAnsi"/>
+        </w:rPr>
+        <w:t xml:space="preserve">One of the most important trends in databases is the </w:t>
+      </w:r>
+      <w:r>
+        <w:rPr>
+          <w:rFonts w:cstheme="minorHAnsi"/>
+        </w:rPr>
+        <w:t>increased</w:t>
+      </w:r>
+      <w:r>
+        <w:rPr>
+          <w:rFonts w:cstheme="minorHAnsi"/>
+        </w:rPr>
+        <w:t xml:space="preserve"> use of parallel evaluation techniques and data distribution</w:t>
+      </w:r>
+      <w:commentRangeEnd w:id="0"/>
+      <w:r>
+        <w:rPr>
+          <w:rStyle w:val="CommentReference"/>
+          <w:rFonts w:cstheme="minorHAnsi"/>
+          <w:sz w:val="22"/>
+          <w:szCs w:val="22"/>
+        </w:rPr>
+        <w:commentReference w:id="0"/>
+      </w:r>
+      <w:r>
+        <w:rPr>
+          <w:rFonts w:cstheme="minorHAnsi"/>
+        </w:rPr>
+        <w:t>.</w:t>
+      </w:r>
+      <w:r>
+        <w:rPr>
+          <w:rFonts w:cstheme="minorHAnsi"/>
+        </w:rPr>
+        <w:t xml:space="preserve"> </w:t>
+      </w:r>
+      <w:r>
+        <w:rPr>
+          <w:rFonts w:cstheme="minorHAnsi"/>
+        </w:rPr>
+        <w:t>A parallel database system seeks to improve performance through the parallelization of various operations, such as loading data, building indexes, and evaluating queries. Although data can be stored in a distributed fashion in such a system, the distribution is governed solely by performance considerations.</w:t>
+      </w:r>
+    </w:p>
+    <w:p>
+      <w:pPr>
+        <w:jc w:val="both"/>
+        <w:rPr>
+          <w:rFonts w:cstheme="minorHAnsi"/>
+        </w:rPr>
+      </w:pPr>
+      <w:r>
+        <w:rPr>
+          <w:rFonts w:cstheme="minorHAnsi"/>
+        </w:rPr>
+        <w:t xml:space="preserve">In a distributed database system, data, is physically stored across several sites, and each site is typically managed by DBMS capable of running independent of the other sites. The location of data items and the degree of autonomy of individual sites have a significant impact on all aspects of a system, including query optimization and processing, concurrency control, and recovery. In </w:t>
+      </w:r>
+      <w:r>
+        <w:rPr>
+          <w:rFonts w:cstheme="minorHAnsi"/>
+        </w:rPr>
+        <w:t>contrast</w:t>
+      </w:r>
+      <w:r>
+        <w:rPr>
+          <w:rFonts w:cstheme="minorHAnsi"/>
+        </w:rPr>
+        <w:t xml:space="preserve"> to parallel </w:t>
+      </w:r>
+      <w:r>
+        <w:rPr>
+          <w:rFonts w:cstheme="minorHAnsi"/>
+        </w:rPr>
+        <w:t>databases</w:t>
+      </w:r>
+      <w:r>
+        <w:rPr>
+          <w:rFonts w:cstheme="minorHAnsi"/>
+        </w:rPr>
+        <w:t xml:space="preserve">, the distribution of data is governed by factors </w:t>
+      </w:r>
+      <w:r>
+        <w:rPr>
+          <w:rFonts w:cstheme="minorHAnsi"/>
+        </w:rPr>
+        <w:t xml:space="preserve">such </w:t>
+      </w:r>
+      <w:r>
+        <w:rPr>
+          <w:rFonts w:cstheme="minorHAnsi"/>
+        </w:rPr>
+        <w:t xml:space="preserve">as </w:t>
+      </w:r>
+      <w:r>
+        <w:rPr>
+          <w:rFonts w:cstheme="minorHAnsi"/>
+        </w:rPr>
+        <w:t>local</w:t>
+      </w:r>
+      <w:r>
+        <w:rPr>
+          <w:rFonts w:cstheme="minorHAnsi"/>
+        </w:rPr>
+        <w:t xml:space="preserve"> ownership and </w:t>
+      </w:r>
+      <w:r>
+        <w:rPr>
+          <w:rFonts w:cstheme="minorHAnsi"/>
+        </w:rPr>
+        <w:t xml:space="preserve">increased </w:t>
+      </w:r>
+      <w:r>
+        <w:rPr>
+          <w:rFonts w:cstheme="minorHAnsi"/>
+        </w:rPr>
+        <w:t xml:space="preserve"> </w:t>
+      </w:r>
+      <w:r>
+        <w:rPr>
+          <w:rFonts w:cstheme="minorHAnsi"/>
+        </w:rPr>
+        <w:t>availability</w:t>
+      </w:r>
+      <w:r>
+        <w:rPr>
+          <w:rFonts w:cstheme="minorHAnsi"/>
+        </w:rPr>
+        <w:t>, in addition to performance issues.</w:t>
+      </w:r>
+      <w:r>
+        <w:rPr>
+          <w:rFonts w:cstheme="minorHAnsi"/>
+        </w:rPr>
+        <w:t xml:space="preserve"> While parallelism is motivated by performance considerations, several distinct issues motivate data distribution:</w:t>
+      </w:r>
+    </w:p>
+    <w:p>
+      <w:pPr>
+        <w:jc w:val="both"/>
+        <w:rPr>
+          <w:rFonts w:cstheme="minorHAnsi"/>
+        </w:rPr>
+      </w:pPr>
+      <w:r>
+        <w:rPr>
+          <w:rFonts w:cstheme="minorHAnsi"/>
+        </w:rPr>
+        <w:t>Increases Availability:</w:t>
+      </w:r>
+      <w:r>
+        <w:rPr>
+          <w:rFonts w:cstheme="minorHAnsi"/>
+        </w:rPr>
+        <w:t xml:space="preserve"> If a site containing data goes down, the data continues to be available if a copy is maintained at another site.</w:t>
+      </w:r>
+    </w:p>
+    <w:p>
+      <w:pPr>
+        <w:jc w:val="both"/>
+        <w:rPr>
+          <w:rFonts w:cstheme="minorHAnsi"/>
+        </w:rPr>
+      </w:pPr>
+      <w:r>
+        <w:rPr>
+          <w:rFonts w:cstheme="minorHAnsi"/>
+        </w:rPr>
+        <w:t>Distributed Access</w:t>
+      </w:r>
+      <w:r>
+        <w:rPr>
+          <w:rFonts w:cstheme="minorHAnsi"/>
+        </w:rPr>
+        <w:t xml:space="preserve"> to Data</w:t>
+      </w:r>
+      <w:r>
+        <w:rPr>
+          <w:rFonts w:cstheme="minorHAnsi"/>
+        </w:rPr>
+        <w:t>:</w:t>
+      </w:r>
+    </w:p>
+    <w:p>
+      <w:pPr>
+        <w:pBdr>
+          <w:bottom w:val="single" w:sz="6" w:space="1" w:color="auto"/>
+        </w:pBdr>
+        <w:jc w:val="both"/>
+        <w:rPr>
+          <w:rFonts w:cstheme="minorHAnsi"/>
+        </w:rPr>
+      </w:pPr>
+      <w:r>
+        <w:rPr>
+          <w:rFonts w:cstheme="minorHAnsi"/>
+        </w:rPr>
+        <w:t>Analysis of Distributed Data as a whole:</w:t>
+      </w:r>
+    </w:p>
+    <w:p>
+      <w:pPr>
+        <w:jc w:val="both"/>
+        <w:rPr>
+          <w:rFonts w:cstheme="minorHAnsi"/>
+        </w:rPr>
+      </w:pPr>
+    </w:p>
+    <w:p>
+      <w:pPr>
+        <w:jc w:val="both"/>
+        <w:rPr>
+          <w:rFonts w:cstheme="minorHAnsi"/>
+        </w:rPr>
+      </w:pPr>
+    </w:p>
+    <w:p>
+      <w:pPr>
+        <w:jc w:val="both"/>
+        <w:rPr>
+          <w:rFonts w:cstheme="minorHAnsi"/>
+        </w:rPr>
+      </w:pPr>
+      <w:r>
+        <w:rPr>
+          <w:rFonts w:cstheme="minorHAnsi"/>
+        </w:rPr>
+        <w:t xml:space="preserve">A single machine, or </w:t>
+      </w:r>
+      <w:r>
+        <w:rPr>
+          <w:rFonts w:cstheme="minorHAnsi"/>
+        </w:rPr>
+        <w:t xml:space="preserve">a </w:t>
+      </w:r>
+      <w:r>
+        <w:rPr>
+          <w:rFonts w:cstheme="minorHAnsi"/>
+        </w:rPr>
+        <w:t xml:space="preserve">database server, can store and process only a limited amount of data. </w:t>
+      </w:r>
+      <w:r>
+        <w:rPr>
+          <w:rFonts w:cstheme="minorHAnsi"/>
+        </w:rPr>
+        <w:t xml:space="preserve">Scaling up databases has its limitations. </w:t>
+      </w:r>
+      <w:r>
+        <w:rPr>
+          <w:rFonts w:cstheme="minorHAnsi"/>
+        </w:rPr>
+        <w:t xml:space="preserve">Database sharding overcomes this limitation by splitting data into smaller chunks, called shards, and storing them across several </w:t>
+      </w:r>
+      <w:r>
+        <w:rPr>
+          <w:rFonts w:cstheme="minorHAnsi"/>
+        </w:rPr>
+        <w:t xml:space="preserve">machines, or </w:t>
+      </w:r>
+      <w:r>
+        <w:rPr>
+          <w:rFonts w:cstheme="minorHAnsi"/>
+        </w:rPr>
+        <w:t>database servers</w:t>
+      </w:r>
+      <w:r>
+        <w:rPr>
+          <w:rFonts w:cstheme="minorHAnsi"/>
+        </w:rPr>
+        <w:t>, known as sites or nodes</w:t>
+      </w:r>
+      <w:r>
+        <w:rPr>
+          <w:rFonts w:cstheme="minorHAnsi"/>
+        </w:rPr>
+        <w:t xml:space="preserve">. </w:t>
+      </w:r>
+      <w:r>
+        <w:rPr>
+          <w:rFonts w:cstheme="minorHAnsi"/>
+        </w:rPr>
+        <w:t>Sharding is an optimization scheme, that introduces</w:t>
+      </w:r>
+      <w:r>
+        <w:rPr>
+          <w:rFonts w:cstheme="minorHAnsi"/>
+        </w:rPr>
+        <w:t xml:space="preserve"> </w:t>
+      </w:r>
+      <w:r>
+        <w:rPr>
+          <w:rFonts w:cstheme="minorHAnsi"/>
+        </w:rPr>
+        <w:t xml:space="preserve">a </w:t>
+      </w:r>
+      <w:r>
+        <w:rPr>
+          <w:rFonts w:cstheme="minorHAnsi"/>
+        </w:rPr>
+        <w:t>partitioning</w:t>
+      </w:r>
+      <w:r>
+        <w:rPr>
+          <w:rFonts w:cstheme="minorHAnsi"/>
+        </w:rPr>
+        <w:t xml:space="preserve"> technique</w:t>
+      </w:r>
+      <w:r>
+        <w:rPr>
+          <w:rFonts w:cstheme="minorHAnsi"/>
+        </w:rPr>
+        <w:t xml:space="preserve">, with the emphasis being that each shard is located on a separate physical </w:t>
+      </w:r>
+      <w:r>
+        <w:rPr>
+          <w:rFonts w:cstheme="minorHAnsi"/>
+        </w:rPr>
+        <w:t>site</w:t>
+      </w:r>
+      <w:r>
+        <w:rPr>
+          <w:rFonts w:cstheme="minorHAnsi"/>
+        </w:rPr>
+        <w:t>.</w:t>
+      </w:r>
+    </w:p>
+    <w:p>
+      <w:pPr>
+        <w:jc w:val="both"/>
+        <w:rPr>
+          <w:rFonts w:cstheme="minorHAnsi"/>
+        </w:rPr>
+      </w:pPr>
+    </w:p>
+    <w:p>
+      <w:pPr>
+        <w:jc w:val="both"/>
+        <w:rPr>
+          <w:rFonts w:cstheme="minorHAnsi"/>
+          <w:b/>
+          <w:bCs/>
+        </w:rPr>
+      </w:pPr>
+      <w:r>
+        <w:rPr>
+          <w:rFonts w:cstheme="minorHAnsi"/>
+          <w:b/>
+          <w:bCs/>
+        </w:rPr>
+        <w:t>Motivation:</w:t>
+      </w:r>
+    </w:p>
+    <w:p>
+      <w:pPr>
+        <w:pStyle w:val="ListParagraph"/>
+        <w:numPr>
+          <w:ilvl w:val="0"/>
+          <w:numId w:val="1"/>
+        </w:numPr>
+        <w:jc w:val="both"/>
+        <w:rPr>
+          <w:rFonts w:eastAsia="Times New Roman" w:cstheme="minorHAnsi"/>
+        </w:rPr>
+      </w:pPr>
+      <w:r>
+        <w:rPr>
+          <w:rFonts w:cstheme="minorHAnsi"/>
+        </w:rPr>
+        <w:t>Scalability: As the amount of data or the level of concurrency in a database system increases the system may start to experience performance issues.</w:t>
+      </w:r>
+      <w:r>
+        <w:rPr>
+          <w:rFonts w:cstheme="minorHAnsi"/>
+        </w:rPr>
+        <w:t xml:space="preserve"> Single database site becomes a bottleneck if the data volume becomes too large and too many users or applications attempt to query the database simultaneously. </w:t>
+      </w:r>
+      <w:r>
+        <w:rPr>
+          <w:rFonts w:cstheme="minorHAnsi"/>
+        </w:rPr>
+        <w:t xml:space="preserve">Sharding can be used to scale the database horizontally by distributing the data across multiple </w:t>
+      </w:r>
+      <w:r>
+        <w:rPr>
+          <w:rFonts w:cstheme="minorHAnsi"/>
+        </w:rPr>
+        <w:t>sites</w:t>
+      </w:r>
+      <w:r>
+        <w:rPr>
+          <w:rFonts w:cstheme="minorHAnsi"/>
+        </w:rPr>
+        <w:t xml:space="preserve"> and enabling parallel processing of smaller datasets across shards. </w:t>
+      </w:r>
+      <w:r>
+        <w:rPr>
+          <w:rFonts w:cstheme="minorHAnsi"/>
+        </w:rPr>
+        <w:t xml:space="preserve">This </w:t>
+      </w:r>
+      <w:r>
+        <w:rPr>
+          <w:rFonts w:cstheme="minorHAnsi"/>
+        </w:rPr>
+        <w:t xml:space="preserve">approach </w:t>
+      </w:r>
+      <w:r>
+        <w:rPr>
+          <w:rFonts w:cstheme="minorHAnsi"/>
+        </w:rPr>
+        <w:t>allow</w:t>
+      </w:r>
+      <w:r>
+        <w:rPr>
+          <w:rFonts w:cstheme="minorHAnsi"/>
+        </w:rPr>
+        <w:t>s</w:t>
+      </w:r>
+      <w:r>
+        <w:rPr>
+          <w:rFonts w:cstheme="minorHAnsi"/>
+        </w:rPr>
+        <w:t xml:space="preserve"> the system to handle a larger workload and </w:t>
+      </w:r>
+      <w:r>
+        <w:rPr>
+          <w:rFonts w:cstheme="minorHAnsi"/>
+        </w:rPr>
+        <w:t>concurrent queries efficiently</w:t>
+      </w:r>
+      <w:r>
+        <w:rPr>
+          <w:rFonts w:cstheme="minorHAnsi"/>
+        </w:rPr>
+        <w:t>.</w:t>
+      </w:r>
+      <w:r>
+        <w:rPr>
+          <w:rFonts w:cstheme="minorHAnsi"/>
+        </w:rPr>
+        <w:t xml:space="preserve"> </w:t>
+      </w:r>
+    </w:p>
+    <w:p>
+      <w:pPr>
+        <w:pStyle w:val="ListParagraph"/>
+        <w:numPr>
+          <w:ilvl w:val="0"/>
+          <w:numId w:val="1"/>
+        </w:numPr>
+        <w:jc w:val="both"/>
+        <w:rPr>
+          <w:rFonts w:eastAsia="Times New Roman" w:cstheme="minorHAnsi"/>
+        </w:rPr>
+      </w:pPr>
+      <w:r>
+        <w:rPr>
+          <w:rFonts w:cstheme="minorHAnsi"/>
+        </w:rPr>
+        <w:lastRenderedPageBreak/>
+        <w:t>Resilience: Distributed databases</w:t>
+      </w:r>
+      <w:r>
+        <w:rPr>
+          <w:rFonts w:cstheme="minorHAnsi"/>
+        </w:rPr>
+        <w:t>, using</w:t>
+      </w:r>
+      <w:r>
+        <w:rPr>
+          <w:rFonts w:cstheme="minorHAnsi"/>
+        </w:rPr>
+        <w:t xml:space="preserve"> sharding</w:t>
+      </w:r>
+      <w:r>
+        <w:rPr>
+          <w:rFonts w:cstheme="minorHAnsi"/>
+        </w:rPr>
+        <w:t xml:space="preserve"> approach</w:t>
+      </w:r>
+      <w:r>
+        <w:rPr>
+          <w:rFonts w:cstheme="minorHAnsi"/>
+        </w:rPr>
+        <w:t xml:space="preserve"> </w:t>
+      </w:r>
+      <w:r>
+        <w:rPr>
+          <w:rFonts w:cstheme="minorHAnsi"/>
+        </w:rPr>
+        <w:t>in combination with</w:t>
+      </w:r>
+      <w:r>
+        <w:rPr>
+          <w:rFonts w:cstheme="minorHAnsi"/>
+        </w:rPr>
+        <w:t xml:space="preserve"> replication strategies </w:t>
+      </w:r>
+      <w:r>
+        <w:rPr>
+          <w:rFonts w:cstheme="minorHAnsi"/>
+        </w:rPr>
+        <w:t>can be more resilient to failures than single-</w:t>
+      </w:r>
+      <w:r>
+        <w:rPr>
+          <w:rFonts w:cstheme="minorHAnsi"/>
+        </w:rPr>
+        <w:t>site</w:t>
+      </w:r>
+      <w:r>
+        <w:rPr>
+          <w:rFonts w:cstheme="minorHAnsi"/>
+        </w:rPr>
+        <w:t xml:space="preserve"> databases. If a single </w:t>
+      </w:r>
+      <w:r>
+        <w:rPr>
+          <w:rFonts w:cstheme="minorHAnsi"/>
+        </w:rPr>
+        <w:t>database site</w:t>
+      </w:r>
+      <w:r>
+        <w:rPr>
+          <w:rFonts w:cstheme="minorHAnsi"/>
+        </w:rPr>
+        <w:t xml:space="preserve"> fails, the data can still be accessed from the other </w:t>
+      </w:r>
+      <w:r>
+        <w:rPr>
+          <w:rFonts w:cstheme="minorHAnsi"/>
+        </w:rPr>
+        <w:t>sites</w:t>
+      </w:r>
+      <w:r>
+        <w:rPr>
+          <w:rFonts w:cstheme="minorHAnsi"/>
+        </w:rPr>
+        <w:t>. This can be particularly important for mission-critical systems that nee</w:t>
+      </w:r>
+      <w:r>
+        <w:rPr>
+          <w:rFonts w:cstheme="minorHAnsi"/>
+        </w:rPr>
+        <w:t xml:space="preserve">ds </w:t>
+      </w:r>
+      <w:r>
+        <w:rPr>
+          <w:rFonts w:cstheme="minorHAnsi"/>
+        </w:rPr>
+        <w:t xml:space="preserve">highly </w:t>
+      </w:r>
+      <w:r>
+        <w:rPr>
+          <w:rFonts w:cstheme="minorHAnsi"/>
+        </w:rPr>
+        <w:t>availability.</w:t>
+      </w:r>
+    </w:p>
+    <w:p>
+      <w:pPr>
+        <w:pStyle w:val="ListParagraph"/>
+        <w:numPr>
+          <w:ilvl w:val="0"/>
+          <w:numId w:val="1"/>
+        </w:numPr>
+        <w:jc w:val="both"/>
+        <w:rPr>
+          <w:rFonts w:eastAsia="Times New Roman" w:cstheme="minorHAnsi"/>
+        </w:rPr>
+      </w:pPr>
+      <w:r>
+        <w:rPr>
+          <w:rFonts w:cstheme="minorHAnsi"/>
+        </w:rPr>
+        <w:t xml:space="preserve">Geographical </w:t>
+      </w:r>
+      <w:r>
+        <w:rPr>
+          <w:rFonts w:cstheme="minorHAnsi"/>
+        </w:rPr>
+        <w:t>D</w:t>
+      </w:r>
+      <w:r>
+        <w:rPr>
+          <w:rFonts w:cstheme="minorHAnsi"/>
+        </w:rPr>
+        <w:t xml:space="preserve">istribution: </w:t>
+      </w:r>
+      <w:r>
+        <w:rPr>
+          <w:rFonts w:cstheme="minorHAnsi"/>
+        </w:rPr>
+        <w:t>It is</w:t>
+      </w:r>
+      <w:r>
+        <w:rPr>
+          <w:rFonts w:cstheme="minorHAnsi"/>
+        </w:rPr>
+        <w:t xml:space="preserve"> desirable to store data closer to the users or applications that will access it. Sharding can be used to partition the data based on geographical regions, allowing data to be stored and accessed from </w:t>
+      </w:r>
+      <w:r>
+        <w:rPr>
+          <w:rFonts w:cstheme="minorHAnsi"/>
+        </w:rPr>
+        <w:t xml:space="preserve">sites </w:t>
+      </w:r>
+      <w:r>
+        <w:rPr>
+          <w:rFonts w:cstheme="minorHAnsi"/>
+        </w:rPr>
+        <w:t>that are closer to the users or applications.</w:t>
+      </w:r>
+    </w:p>
+    <w:p>
+      <w:pPr>
+        <w:pStyle w:val="ListParagraph"/>
+        <w:numPr>
+          <w:ilvl w:val="0"/>
+          <w:numId w:val="1"/>
+        </w:numPr>
+        <w:jc w:val="both"/>
+        <w:rPr>
+          <w:rFonts w:eastAsia="Times New Roman" w:cstheme="minorHAnsi"/>
+        </w:rPr>
+      </w:pPr>
+      <w:r>
+        <w:rPr>
+          <w:rFonts w:cstheme="minorHAnsi"/>
+        </w:rPr>
+        <w:t xml:space="preserve">Data </w:t>
+      </w:r>
+      <w:r>
+        <w:rPr>
+          <w:rFonts w:cstheme="minorHAnsi"/>
+        </w:rPr>
+        <w:t>I</w:t>
+      </w:r>
+      <w:r>
+        <w:rPr>
+          <w:rFonts w:cstheme="minorHAnsi"/>
+        </w:rPr>
+        <w:t xml:space="preserve">solation: In some cases, </w:t>
+      </w:r>
+      <w:r>
+        <w:rPr>
+          <w:rFonts w:cstheme="minorHAnsi"/>
+        </w:rPr>
+        <w:t>it is</w:t>
+      </w:r>
+      <w:r>
+        <w:rPr>
+          <w:rFonts w:cstheme="minorHAnsi"/>
+        </w:rPr>
+        <w:t xml:space="preserve"> desirable to isolate certain types of data from each other. For example, sensitive financial data </w:t>
+      </w:r>
+      <w:r>
+        <w:rPr>
+          <w:rFonts w:cstheme="minorHAnsi"/>
+        </w:rPr>
+        <w:t xml:space="preserve">from a large dataset </w:t>
+      </w:r>
+      <w:r>
+        <w:rPr>
+          <w:rFonts w:cstheme="minorHAnsi"/>
+        </w:rPr>
+        <w:t>might need to be stored on a separate</w:t>
+      </w:r>
+      <w:r>
+        <w:rPr>
+          <w:rFonts w:cstheme="minorHAnsi"/>
+        </w:rPr>
+        <w:t xml:space="preserve"> and secure</w:t>
+      </w:r>
+      <w:r>
+        <w:rPr>
+          <w:rFonts w:cstheme="minorHAnsi"/>
+        </w:rPr>
+        <w:t xml:space="preserve"> </w:t>
+      </w:r>
+      <w:r>
+        <w:rPr>
+          <w:rFonts w:cstheme="minorHAnsi"/>
+        </w:rPr>
+        <w:t>site</w:t>
+      </w:r>
+      <w:r>
+        <w:rPr>
+          <w:rFonts w:cstheme="minorHAnsi"/>
+        </w:rPr>
+        <w:t xml:space="preserve"> from less sensitive data. </w:t>
+      </w:r>
+    </w:p>
+    <w:p>
+      <w:pPr>
+        <w:jc w:val="both"/>
+        <w:rPr>
+          <w:rFonts w:cstheme="minorHAnsi"/>
+        </w:rPr>
+      </w:pPr>
+      <w:r>
+        <w:rPr>
+          <w:rFonts w:cstheme="minorHAnsi"/>
+        </w:rPr>
+        <w:t>Overall, sharding is a useful technique for scaling and distributing a database, but it also introduces additional complexity and requires careful design and management to ensure that the system performs well and maintains data consistency.</w:t>
+      </w:r>
+    </w:p>
+    <w:p>
+      <w:pPr>
+        <w:jc w:val="both"/>
+        <w:rPr>
+          <w:rFonts w:cstheme="minorHAnsi"/>
+        </w:rPr>
+      </w:pPr>
+    </w:p>
+    <w:p>
+      <w:pPr>
+        <w:jc w:val="both"/>
+        <w:rPr>
+          <w:rFonts w:cstheme="minorHAnsi"/>
+        </w:rPr>
+      </w:pPr>
+      <w:r>
+        <w:rPr>
+          <w:rFonts w:cstheme="minorHAnsi"/>
+          <w:b/>
+          <w:bCs/>
+        </w:rPr>
+        <w:t>Benefits</w:t>
+      </w:r>
+      <w:r>
+        <w:rPr>
+          <w:rFonts w:cstheme="minorHAnsi"/>
+          <w:b/>
+          <w:bCs/>
+        </w:rPr>
+        <w:t xml:space="preserve"> of sharding in databases</w:t>
+      </w:r>
+      <w:r>
+        <w:rPr>
+          <w:rFonts w:cstheme="minorHAnsi"/>
+          <w:b/>
+          <w:bCs/>
+        </w:rPr>
+        <w:t xml:space="preserve">: </w:t>
+      </w:r>
+    </w:p>
+    <w:p>
+      <w:pPr>
+        <w:pStyle w:val="ListParagraph"/>
+        <w:numPr>
+          <w:ilvl w:val="0"/>
+          <w:numId w:val="9"/>
+        </w:numPr>
+        <w:jc w:val="both"/>
+        <w:rPr>
+          <w:rFonts w:cstheme="minorHAnsi"/>
+        </w:rPr>
+      </w:pPr>
+      <w:r>
+        <w:rPr>
+          <w:rFonts w:cstheme="minorHAnsi"/>
+        </w:rPr>
+        <w:t>Improve</w:t>
+      </w:r>
+      <w:r>
+        <w:rPr>
+          <w:rFonts w:cstheme="minorHAnsi"/>
+        </w:rPr>
+        <w:t>s</w:t>
+      </w:r>
+      <w:r>
+        <w:rPr>
+          <w:rFonts w:cstheme="minorHAnsi"/>
+        </w:rPr>
+        <w:t xml:space="preserve"> response time</w:t>
+      </w:r>
+      <w:r>
+        <w:rPr>
+          <w:rFonts w:cstheme="minorHAnsi"/>
+        </w:rPr>
+        <w:t xml:space="preserve"> in presence of massively concurrent queries.</w:t>
+      </w:r>
+    </w:p>
+    <w:p>
+      <w:pPr>
+        <w:pStyle w:val="ListParagraph"/>
+        <w:numPr>
+          <w:ilvl w:val="0"/>
+          <w:numId w:val="9"/>
+        </w:numPr>
+        <w:jc w:val="both"/>
+        <w:rPr>
+          <w:rFonts w:cstheme="minorHAnsi"/>
+        </w:rPr>
+      </w:pPr>
+      <w:r>
+        <w:rPr>
+          <w:rFonts w:cstheme="minorHAnsi"/>
+        </w:rPr>
+        <w:t>Avoid</w:t>
+      </w:r>
+      <w:r>
+        <w:rPr>
+          <w:rFonts w:cstheme="minorHAnsi"/>
+        </w:rPr>
+        <w:t>s</w:t>
+      </w:r>
+      <w:r>
+        <w:rPr>
+          <w:rFonts w:cstheme="minorHAnsi"/>
+        </w:rPr>
+        <w:t xml:space="preserve"> total service outage</w:t>
+      </w:r>
+      <w:r>
+        <w:rPr>
+          <w:rFonts w:cstheme="minorHAnsi"/>
+        </w:rPr>
+        <w:t xml:space="preserve">: </w:t>
+      </w:r>
+      <w:r>
+        <w:rPr>
+          <w:rFonts w:cstheme="minorHAnsi"/>
+        </w:rPr>
+        <w:t xml:space="preserve">If </w:t>
+      </w:r>
+      <w:r>
+        <w:rPr>
+          <w:rFonts w:cstheme="minorHAnsi"/>
+        </w:rPr>
+        <w:t>the single site hosting</w:t>
+      </w:r>
+      <w:r>
+        <w:rPr>
+          <w:rFonts w:cstheme="minorHAnsi"/>
+        </w:rPr>
+        <w:t xml:space="preserve"> the database fails, the application </w:t>
+      </w:r>
+      <w:r>
+        <w:rPr>
+          <w:rFonts w:cstheme="minorHAnsi"/>
+        </w:rPr>
+        <w:t xml:space="preserve">having </w:t>
+      </w:r>
+      <w:r>
+        <w:rPr>
+          <w:rFonts w:cstheme="minorHAnsi"/>
+        </w:rPr>
+        <w:t>depend</w:t>
+      </w:r>
+      <w:r>
+        <w:rPr>
+          <w:rFonts w:cstheme="minorHAnsi"/>
+        </w:rPr>
+        <w:t>ency</w:t>
+      </w:r>
+      <w:r>
+        <w:rPr>
+          <w:rFonts w:cstheme="minorHAnsi"/>
+        </w:rPr>
+        <w:t xml:space="preserve"> </w:t>
+      </w:r>
+      <w:r>
+        <w:rPr>
+          <w:rFonts w:cstheme="minorHAnsi"/>
+        </w:rPr>
+        <w:t xml:space="preserve">with </w:t>
+      </w:r>
+      <w:r>
+        <w:rPr>
+          <w:rFonts w:cstheme="minorHAnsi"/>
+        </w:rPr>
+        <w:t xml:space="preserve">the database fails too. Database sharding prevents this by distributing parts of </w:t>
+      </w:r>
+      <w:r>
+        <w:rPr>
+          <w:rFonts w:cstheme="minorHAnsi"/>
+        </w:rPr>
+        <w:t xml:space="preserve">data from the single </w:t>
+      </w:r>
+      <w:r>
+        <w:rPr>
+          <w:rFonts w:cstheme="minorHAnsi"/>
+        </w:rPr>
+        <w:t xml:space="preserve">database into different </w:t>
+      </w:r>
+      <w:r>
+        <w:rPr>
+          <w:rFonts w:cstheme="minorHAnsi"/>
+        </w:rPr>
+        <w:t>sites as distinct shards</w:t>
+      </w:r>
+      <w:r>
+        <w:rPr>
+          <w:rFonts w:cstheme="minorHAnsi"/>
+        </w:rPr>
+        <w:t xml:space="preserve">. Failure of one of the </w:t>
+      </w:r>
+      <w:r>
+        <w:rPr>
+          <w:rFonts w:cstheme="minorHAnsi"/>
+        </w:rPr>
+        <w:t>sites</w:t>
+      </w:r>
+      <w:r>
+        <w:rPr>
+          <w:rFonts w:cstheme="minorHAnsi"/>
+        </w:rPr>
+        <w:t xml:space="preserve"> does not </w:t>
+      </w:r>
+      <w:r>
+        <w:rPr>
+          <w:rFonts w:cstheme="minorHAnsi"/>
+        </w:rPr>
+        <w:t xml:space="preserve">completely </w:t>
+      </w:r>
+      <w:r>
+        <w:rPr>
+          <w:rFonts w:cstheme="minorHAnsi"/>
+        </w:rPr>
+        <w:t xml:space="preserve">shut down the application because </w:t>
+      </w:r>
+      <w:r>
+        <w:rPr>
+          <w:rFonts w:cstheme="minorHAnsi"/>
+        </w:rPr>
+        <w:t>the application</w:t>
+      </w:r>
+      <w:r>
+        <w:rPr>
+          <w:rFonts w:cstheme="minorHAnsi"/>
+        </w:rPr>
+        <w:t xml:space="preserve"> can operate with other functional shards. Sharding is also often done in combination with data replication across shards. So, if one shard becomes unavailable, the data can be accessed and restored from an alternate </w:t>
+      </w:r>
+      <w:r>
+        <w:rPr>
+          <w:rFonts w:cstheme="minorHAnsi"/>
+        </w:rPr>
+        <w:t xml:space="preserve">replicated </w:t>
+      </w:r>
+      <w:r>
+        <w:rPr>
+          <w:rFonts w:cstheme="minorHAnsi"/>
+        </w:rPr>
+        <w:t>shard.</w:t>
+      </w:r>
+    </w:p>
+    <w:p>
+      <w:pPr>
+        <w:pStyle w:val="ListParagraph"/>
+        <w:numPr>
+          <w:ilvl w:val="0"/>
+          <w:numId w:val="9"/>
+        </w:numPr>
+        <w:jc w:val="both"/>
+        <w:rPr>
+          <w:rFonts w:cstheme="minorHAnsi"/>
+        </w:rPr>
+      </w:pPr>
+      <w:r>
+        <w:rPr>
+          <w:rFonts w:cstheme="minorHAnsi"/>
+        </w:rPr>
+        <w:t xml:space="preserve">Scale efficiently: Organizations can use database sharding to add more computing resources to support database scaling. </w:t>
+      </w:r>
+      <w:r>
+        <w:rPr>
+          <w:rFonts w:cstheme="minorHAnsi"/>
+        </w:rPr>
+        <w:t>One</w:t>
+      </w:r>
+      <w:r>
+        <w:rPr>
+          <w:rFonts w:cstheme="minorHAnsi"/>
+        </w:rPr>
+        <w:t xml:space="preserve"> can add new shards at runtime without shutting down the application for maintenance.</w:t>
+      </w:r>
+    </w:p>
+    <w:p>
+      <w:pPr>
+        <w:jc w:val="both"/>
+        <w:rPr>
+          <w:rFonts w:cstheme="minorHAnsi"/>
+        </w:rPr>
+      </w:pPr>
+    </w:p>
+    <w:p>
+      <w:pPr>
+        <w:jc w:val="both"/>
+        <w:rPr>
+          <w:rFonts w:cstheme="minorHAnsi"/>
+          <w:b/>
+          <w:bCs/>
+        </w:rPr>
+      </w:pPr>
+      <w:r>
+        <w:rPr>
+          <w:rFonts w:cstheme="minorHAnsi"/>
+          <w:b/>
+          <w:bCs/>
+        </w:rPr>
+        <w:t>Challenges of sharding in databases:</w:t>
+      </w:r>
+    </w:p>
+    <w:p>
+      <w:pPr>
+        <w:jc w:val="both"/>
+        <w:rPr>
+          <w:rFonts w:cstheme="minorHAnsi"/>
+        </w:rPr>
+      </w:pPr>
+      <w:r>
+        <w:rPr>
+          <w:rFonts w:cstheme="minorHAnsi"/>
+        </w:rPr>
+        <w:t>Sharding comes with several drawbacks, namely overhead in query result compilation involving multiple shards, complexity of operations and administration, and increased infrastructure costs.</w:t>
+      </w:r>
+      <w:r>
+        <w:rPr>
+          <w:rFonts w:cstheme="minorHAnsi"/>
+        </w:rPr>
+        <w:t xml:space="preserve"> </w:t>
+      </w:r>
+    </w:p>
+    <w:p>
+      <w:pPr>
+        <w:jc w:val="both"/>
+        <w:rPr>
+          <w:rFonts w:cstheme="minorHAnsi"/>
+        </w:rPr>
+      </w:pPr>
+      <w:r>
+        <w:rPr>
+          <w:rFonts w:cstheme="minorHAnsi"/>
+        </w:rPr>
+        <w:t>Some of the challenges in sharding single database to multiple database sites are as follows:</w:t>
+      </w:r>
+    </w:p>
+    <w:p>
+      <w:pPr>
+        <w:pStyle w:val="ListParagraph"/>
+        <w:numPr>
+          <w:ilvl w:val="0"/>
+          <w:numId w:val="11"/>
+        </w:numPr>
+        <w:jc w:val="both"/>
+        <w:rPr>
+          <w:rFonts w:cstheme="minorHAnsi"/>
+        </w:rPr>
+      </w:pPr>
+      <w:r>
+        <w:rPr>
+          <w:rFonts w:cstheme="minorHAnsi"/>
+        </w:rPr>
+        <w:t>Data hotspots</w:t>
+      </w:r>
+      <w:r>
+        <w:rPr>
+          <w:rFonts w:cstheme="minorHAnsi"/>
+        </w:rPr>
+        <w:t xml:space="preserve">: Data hotspot is a common problem that occurs when a particular set of data receives a disproportionate amount of access compared to other data. This can lead to performance issues, as the sites that store the hot data may become overloaded and unable to handle the increased workload from the system. Data hotspot is mainly caused due to skewed data distribution among the sites during sharding. If the data is not evenly distributed among the sites, some sites may end up with more data than others, leading to hotspots. </w:t>
+      </w:r>
+    </w:p>
+    <w:p>
+      <w:pPr>
+        <w:pStyle w:val="ListParagraph"/>
+        <w:numPr>
+          <w:ilvl w:val="0"/>
+          <w:numId w:val="11"/>
+        </w:numPr>
+        <w:jc w:val="both"/>
+        <w:rPr>
+          <w:rFonts w:cstheme="minorHAnsi"/>
+        </w:rPr>
+      </w:pPr>
+      <w:r>
+        <w:rPr>
+          <w:rFonts w:cstheme="minorHAnsi"/>
+        </w:rPr>
+        <w:lastRenderedPageBreak/>
+        <w:t>Operational complexity: Database sharding creates operational complexity. Instead of managing a single database</w:t>
+      </w:r>
+      <w:r>
+        <w:rPr>
+          <w:rFonts w:cstheme="minorHAnsi"/>
+        </w:rPr>
+        <w:t xml:space="preserve"> site</w:t>
+      </w:r>
+      <w:r>
+        <w:rPr>
+          <w:rFonts w:cstheme="minorHAnsi"/>
+        </w:rPr>
+        <w:t xml:space="preserve">, </w:t>
+      </w:r>
+      <w:r>
+        <w:rPr>
+          <w:rFonts w:cstheme="minorHAnsi"/>
+        </w:rPr>
+        <w:t>one</w:t>
+      </w:r>
+      <w:r>
+        <w:rPr>
+          <w:rFonts w:cstheme="minorHAnsi"/>
+        </w:rPr>
+        <w:t xml:space="preserve"> </w:t>
+      </w:r>
+      <w:r>
+        <w:rPr>
+          <w:rFonts w:cstheme="minorHAnsi"/>
+        </w:rPr>
+        <w:t>must</w:t>
+      </w:r>
+      <w:r>
+        <w:rPr>
+          <w:rFonts w:cstheme="minorHAnsi"/>
+        </w:rPr>
+        <w:t xml:space="preserve"> manage multiple database </w:t>
+      </w:r>
+      <w:r>
+        <w:rPr>
+          <w:rFonts w:cstheme="minorHAnsi"/>
+        </w:rPr>
+        <w:t>sites</w:t>
+      </w:r>
+      <w:r>
+        <w:rPr>
+          <w:rFonts w:cstheme="minorHAnsi"/>
+        </w:rPr>
+        <w:t xml:space="preserve">. </w:t>
+      </w:r>
+      <w:r>
+        <w:rPr>
+          <w:rFonts w:cstheme="minorHAnsi"/>
+        </w:rPr>
+        <w:t xml:space="preserve">Queries involving multiple shards </w:t>
+      </w:r>
+      <w:r>
+        <w:rPr>
+          <w:rFonts w:cstheme="minorHAnsi"/>
+        </w:rPr>
+        <w:t>complicate analytics.</w:t>
+      </w:r>
+    </w:p>
+    <w:p>
+      <w:pPr>
+        <w:pStyle w:val="ListParagraph"/>
+        <w:numPr>
+          <w:ilvl w:val="0"/>
+          <w:numId w:val="11"/>
+        </w:numPr>
+        <w:jc w:val="both"/>
+        <w:rPr>
+          <w:rFonts w:cstheme="minorHAnsi"/>
+        </w:rPr>
+      </w:pPr>
+      <w:r>
+        <w:rPr>
+          <w:rFonts w:cstheme="minorHAnsi"/>
+        </w:rPr>
+        <w:t>High i</w:t>
+      </w:r>
+      <w:r>
+        <w:rPr>
+          <w:rFonts w:cstheme="minorHAnsi"/>
+        </w:rPr>
+        <w:t>nfrastructure cost</w:t>
+      </w:r>
+      <w:r>
+        <w:rPr>
+          <w:rFonts w:cstheme="minorHAnsi"/>
+        </w:rPr>
+        <w:t xml:space="preserve"> to maintain multiple database sites.</w:t>
+      </w:r>
+    </w:p>
+    <w:p>
+      <w:pPr>
+        <w:pStyle w:val="ListParagraph"/>
+        <w:numPr>
+          <w:ilvl w:val="0"/>
+          <w:numId w:val="11"/>
+        </w:numPr>
+        <w:jc w:val="both"/>
+        <w:rPr>
+          <w:rFonts w:cstheme="minorHAnsi"/>
+        </w:rPr>
+      </w:pPr>
+      <w:r>
+        <w:rPr>
+          <w:rFonts w:cstheme="minorHAnsi"/>
+        </w:rPr>
+        <w:t>Application complexity: Most database management systems do not have built-in sharding features. This means that database designers and software developers must manually split, distribute, and manage the database.</w:t>
+      </w:r>
+    </w:p>
+    <w:p>
+      <w:pPr>
+        <w:jc w:val="both"/>
+        <w:rPr>
+          <w:rFonts w:cstheme="minorHAnsi"/>
+        </w:rPr>
+      </w:pPr>
+    </w:p>
+    <w:p>
+      <w:pPr>
+        <w:jc w:val="both"/>
+        <w:rPr>
+          <w:rFonts w:cstheme="minorHAnsi"/>
+          <w:b/>
+          <w:bCs/>
+        </w:rPr>
+      </w:pPr>
+      <w:r>
+        <w:rPr>
+          <w:rFonts w:cstheme="minorHAnsi"/>
+          <w:b/>
+          <w:bCs/>
+        </w:rPr>
+        <w:t>Alternatives to database sharding:</w:t>
+      </w:r>
+    </w:p>
+    <w:p>
+      <w:pPr>
+        <w:pStyle w:val="ListParagraph"/>
+        <w:numPr>
+          <w:ilvl w:val="0"/>
+          <w:numId w:val="16"/>
+        </w:numPr>
+        <w:jc w:val="both"/>
+        <w:rPr>
+          <w:rFonts w:cstheme="minorHAnsi"/>
+        </w:rPr>
+      </w:pPr>
+      <w:r>
+        <w:rPr>
+          <w:rFonts w:cstheme="minorHAnsi"/>
+        </w:rPr>
+        <w:t>Vertical</w:t>
+      </w:r>
+      <w:r>
+        <w:rPr>
+          <w:rFonts w:cstheme="minorHAnsi"/>
+        </w:rPr>
+        <w:t xml:space="preserve"> </w:t>
+      </w:r>
+      <w:r>
+        <w:rPr>
+          <w:rFonts w:cstheme="minorHAnsi"/>
+        </w:rPr>
+        <w:t>S</w:t>
+      </w:r>
+      <w:r>
+        <w:rPr>
+          <w:rFonts w:cstheme="minorHAnsi"/>
+        </w:rPr>
+        <w:t>caling:</w:t>
+      </w:r>
+      <w:r>
+        <w:rPr>
+          <w:rFonts w:cstheme="minorHAnsi"/>
+        </w:rPr>
+        <w:t xml:space="preserve"> Vertical scaling increases the computing power of a single machine.</w:t>
+      </w:r>
+      <w:r>
+        <w:rPr>
+          <w:rFonts w:cstheme="minorHAnsi"/>
+        </w:rPr>
+        <w:t xml:space="preserve"> Adding more resources to single database site is practically limited because there are physical limits to how much a single database site can be upgraded and thus becomes a bottleneck.</w:t>
+      </w:r>
+    </w:p>
+    <w:p>
+      <w:pPr>
+        <w:pStyle w:val="NormalWeb"/>
+        <w:numPr>
+          <w:ilvl w:val="0"/>
+          <w:numId w:val="16"/>
+        </w:numPr>
+        <w:jc w:val="both"/>
+        <w:rPr>
+          <w:rFonts w:asciiTheme="minorHAnsi" w:hAnsiTheme="minorHAnsi" w:cstheme="minorHAnsi"/>
+          <w:sz w:val="22"/>
+          <w:szCs w:val="22"/>
+        </w:rPr>
+      </w:pPr>
+      <w:r>
+        <w:rPr>
+          <w:rFonts w:asciiTheme="minorHAnsi" w:hAnsiTheme="minorHAnsi" w:cstheme="minorHAnsi"/>
+          <w:sz w:val="22"/>
+          <w:szCs w:val="22"/>
+        </w:rPr>
+        <w:t>Replication:</w:t>
+      </w:r>
+      <w:r>
+        <w:rPr>
+          <w:rFonts w:asciiTheme="minorHAnsi" w:hAnsiTheme="minorHAnsi" w:cstheme="minorHAnsi"/>
+          <w:sz w:val="22"/>
+          <w:szCs w:val="22"/>
+        </w:rPr>
+        <w:t xml:space="preserve"> </w:t>
+      </w:r>
+      <w:r>
+        <w:rPr>
+          <w:rFonts w:asciiTheme="minorHAnsi" w:hAnsiTheme="minorHAnsi" w:cstheme="minorHAnsi"/>
+          <w:sz w:val="22"/>
+          <w:szCs w:val="22"/>
+        </w:rPr>
+        <w:t>Replication is a technique that makes exact copies of the database and stores them across different s</w:t>
+      </w:r>
+      <w:r>
+        <w:rPr>
+          <w:rFonts w:asciiTheme="minorHAnsi" w:hAnsiTheme="minorHAnsi" w:cstheme="minorHAnsi"/>
+          <w:sz w:val="22"/>
+          <w:szCs w:val="22"/>
+        </w:rPr>
+        <w:t>ites</w:t>
+      </w:r>
+      <w:r>
+        <w:rPr>
+          <w:rFonts w:asciiTheme="minorHAnsi" w:hAnsiTheme="minorHAnsi" w:cstheme="minorHAnsi"/>
+          <w:sz w:val="22"/>
+          <w:szCs w:val="22"/>
+        </w:rPr>
+        <w:t xml:space="preserve">. </w:t>
+      </w:r>
+      <w:r>
+        <w:rPr>
+          <w:rFonts w:asciiTheme="minorHAnsi" w:hAnsiTheme="minorHAnsi" w:cstheme="minorHAnsi"/>
+          <w:sz w:val="22"/>
+          <w:szCs w:val="22"/>
+        </w:rPr>
+        <w:t>It is a good</w:t>
+      </w:r>
+      <w:r>
+        <w:rPr>
+          <w:rFonts w:asciiTheme="minorHAnsi" w:hAnsiTheme="minorHAnsi" w:cstheme="minorHAnsi"/>
+          <w:sz w:val="22"/>
+          <w:szCs w:val="22"/>
+        </w:rPr>
+        <w:t xml:space="preserve"> design</w:t>
+      </w:r>
+      <w:r>
+        <w:rPr>
+          <w:rFonts w:asciiTheme="minorHAnsi" w:hAnsiTheme="minorHAnsi" w:cstheme="minorHAnsi"/>
+          <w:sz w:val="22"/>
+          <w:szCs w:val="22"/>
+        </w:rPr>
+        <w:t xml:space="preserve"> consideration for</w:t>
+      </w:r>
+      <w:r>
+        <w:rPr>
+          <w:rFonts w:asciiTheme="minorHAnsi" w:hAnsiTheme="minorHAnsi" w:cstheme="minorHAnsi"/>
+          <w:sz w:val="22"/>
+          <w:szCs w:val="22"/>
+        </w:rPr>
+        <w:t xml:space="preserve"> a fault-tolerant system</w:t>
+      </w:r>
+      <w:r>
+        <w:rPr>
+          <w:rFonts w:asciiTheme="minorHAnsi" w:hAnsiTheme="minorHAnsi" w:cstheme="minorHAnsi"/>
+          <w:sz w:val="22"/>
+          <w:szCs w:val="22"/>
+        </w:rPr>
+        <w:t xml:space="preserve"> because</w:t>
+      </w:r>
+      <w:r>
+        <w:rPr>
+          <w:rFonts w:asciiTheme="minorHAnsi" w:hAnsiTheme="minorHAnsi" w:cstheme="minorHAnsi"/>
+          <w:sz w:val="22"/>
+          <w:szCs w:val="22"/>
+        </w:rPr>
+        <w:t xml:space="preserve"> </w:t>
+      </w:r>
+      <w:r>
+        <w:rPr>
+          <w:rFonts w:asciiTheme="minorHAnsi" w:hAnsiTheme="minorHAnsi" w:cstheme="minorHAnsi"/>
+          <w:sz w:val="22"/>
+          <w:szCs w:val="22"/>
+        </w:rPr>
+        <w:t>w</w:t>
+      </w:r>
+      <w:r>
+        <w:rPr>
+          <w:rFonts w:asciiTheme="minorHAnsi" w:hAnsiTheme="minorHAnsi" w:cstheme="minorHAnsi"/>
+          <w:sz w:val="22"/>
+          <w:szCs w:val="22"/>
+        </w:rPr>
+        <w:t>hen one of the s</w:t>
+      </w:r>
+      <w:r>
+        <w:rPr>
+          <w:rFonts w:asciiTheme="minorHAnsi" w:hAnsiTheme="minorHAnsi" w:cstheme="minorHAnsi"/>
+          <w:sz w:val="22"/>
+          <w:szCs w:val="22"/>
+        </w:rPr>
+        <w:t>ites</w:t>
+      </w:r>
+      <w:r>
+        <w:rPr>
+          <w:rFonts w:asciiTheme="minorHAnsi" w:hAnsiTheme="minorHAnsi" w:cstheme="minorHAnsi"/>
+          <w:sz w:val="22"/>
+          <w:szCs w:val="22"/>
+        </w:rPr>
+        <w:t xml:space="preserve"> hosting the database fails, other </w:t>
+      </w:r>
+      <w:r>
+        <w:rPr>
+          <w:rFonts w:asciiTheme="minorHAnsi" w:hAnsiTheme="minorHAnsi" w:cstheme="minorHAnsi"/>
+          <w:sz w:val="22"/>
+          <w:szCs w:val="22"/>
+        </w:rPr>
+        <w:t xml:space="preserve">sites with </w:t>
+      </w:r>
+      <w:r>
+        <w:rPr>
+          <w:rFonts w:asciiTheme="minorHAnsi" w:hAnsiTheme="minorHAnsi" w:cstheme="minorHAnsi"/>
+          <w:sz w:val="22"/>
+          <w:szCs w:val="22"/>
+        </w:rPr>
+        <w:t>replicas remain operational.</w:t>
+      </w:r>
+      <w:r>
+        <w:rPr>
+          <w:rFonts w:asciiTheme="minorHAnsi" w:hAnsiTheme="minorHAnsi" w:cstheme="minorHAnsi"/>
+          <w:sz w:val="22"/>
+          <w:szCs w:val="22"/>
+        </w:rPr>
+        <w:t xml:space="preserve"> One way that replication </w:t>
+      </w:r>
+      <w:r>
+        <w:rPr>
+          <w:rFonts w:asciiTheme="minorHAnsi" w:hAnsiTheme="minorHAnsi" w:cstheme="minorHAnsi"/>
+          <w:sz w:val="22"/>
+          <w:szCs w:val="22"/>
+        </w:rPr>
+        <w:t>offers</w:t>
+      </w:r>
+      <w:r>
+        <w:rPr>
+          <w:rFonts w:asciiTheme="minorHAnsi" w:hAnsiTheme="minorHAnsi" w:cstheme="minorHAnsi"/>
+          <w:sz w:val="22"/>
+          <w:szCs w:val="22"/>
+        </w:rPr>
+        <w:t xml:space="preserve"> database</w:t>
+      </w:r>
+      <w:r>
+        <w:rPr>
+          <w:rFonts w:asciiTheme="minorHAnsi" w:hAnsiTheme="minorHAnsi" w:cstheme="minorHAnsi"/>
+          <w:sz w:val="22"/>
+          <w:szCs w:val="22"/>
+        </w:rPr>
+        <w:t xml:space="preserve"> scalability</w:t>
+      </w:r>
+      <w:r>
+        <w:rPr>
+          <w:rFonts w:asciiTheme="minorHAnsi" w:hAnsiTheme="minorHAnsi" w:cstheme="minorHAnsi"/>
+          <w:sz w:val="22"/>
+          <w:szCs w:val="22"/>
+        </w:rPr>
+        <w:t xml:space="preserve"> is by offload</w:t>
+      </w:r>
+      <w:r>
+        <w:rPr>
+          <w:rFonts w:asciiTheme="minorHAnsi" w:hAnsiTheme="minorHAnsi" w:cstheme="minorHAnsi"/>
+          <w:sz w:val="22"/>
+          <w:szCs w:val="22"/>
+        </w:rPr>
+        <w:t>ing</w:t>
+      </w:r>
+      <w:r>
+        <w:rPr>
+          <w:rFonts w:asciiTheme="minorHAnsi" w:hAnsiTheme="minorHAnsi" w:cstheme="minorHAnsi"/>
+          <w:sz w:val="22"/>
+          <w:szCs w:val="22"/>
+        </w:rPr>
+        <w:t xml:space="preserve"> read operations to replica sites</w:t>
+      </w:r>
+      <w:r>
+        <w:rPr>
+          <w:rFonts w:asciiTheme="minorHAnsi" w:hAnsiTheme="minorHAnsi" w:cstheme="minorHAnsi"/>
+          <w:sz w:val="22"/>
+          <w:szCs w:val="22"/>
+        </w:rPr>
+        <w:t xml:space="preserve"> for </w:t>
+      </w:r>
+      <w:r>
+        <w:rPr>
+          <w:rFonts w:asciiTheme="minorHAnsi" w:hAnsiTheme="minorHAnsi" w:cstheme="minorHAnsi"/>
+          <w:sz w:val="22"/>
+          <w:szCs w:val="22"/>
+        </w:rPr>
+        <w:t>distribut</w:t>
+      </w:r>
+      <w:r>
+        <w:rPr>
+          <w:rFonts w:asciiTheme="minorHAnsi" w:hAnsiTheme="minorHAnsi" w:cstheme="minorHAnsi"/>
+          <w:sz w:val="22"/>
+          <w:szCs w:val="22"/>
+        </w:rPr>
+        <w:t>ing</w:t>
+      </w:r>
+      <w:r>
+        <w:rPr>
+          <w:rFonts w:asciiTheme="minorHAnsi" w:hAnsiTheme="minorHAnsi" w:cstheme="minorHAnsi"/>
+          <w:sz w:val="22"/>
+          <w:szCs w:val="22"/>
+        </w:rPr>
+        <w:t xml:space="preserve"> the workload and improv</w:t>
+      </w:r>
+      <w:r>
+        <w:rPr>
+          <w:rFonts w:asciiTheme="minorHAnsi" w:hAnsiTheme="minorHAnsi" w:cstheme="minorHAnsi"/>
+          <w:sz w:val="22"/>
+          <w:szCs w:val="22"/>
+        </w:rPr>
+        <w:t>ing</w:t>
+      </w:r>
+      <w:r>
+        <w:rPr>
+          <w:rFonts w:asciiTheme="minorHAnsi" w:hAnsiTheme="minorHAnsi" w:cstheme="minorHAnsi"/>
+          <w:sz w:val="22"/>
+          <w:szCs w:val="22"/>
+        </w:rPr>
+        <w:t xml:space="preserve"> performance. However, replication is not a substitute for scaling the database to handle a larger workload overall. It can only help to distribute the workload that is already present, and it may not be sufficient to scale the database to meet the needs of a rapidly growing application. Additionally, replication introduces additional complexity</w:t>
+      </w:r>
+      <w:r>
+        <w:rPr>
+          <w:rFonts w:asciiTheme="minorHAnsi" w:hAnsiTheme="minorHAnsi" w:cstheme="minorHAnsi"/>
+          <w:sz w:val="22"/>
+          <w:szCs w:val="22"/>
+        </w:rPr>
+        <w:t xml:space="preserve"> </w:t>
+      </w:r>
+      <w:r>
+        <w:rPr>
+          <w:rFonts w:asciiTheme="minorHAnsi" w:hAnsiTheme="minorHAnsi" w:cstheme="minorHAnsi"/>
+          <w:sz w:val="22"/>
+          <w:szCs w:val="22"/>
+        </w:rPr>
+        <w:t>and management to ensure that the replicas are consistent with the primary database</w:t>
+      </w:r>
+      <w:r>
+        <w:rPr>
+          <w:rFonts w:asciiTheme="minorHAnsi" w:hAnsiTheme="minorHAnsi" w:cstheme="minorHAnsi"/>
+          <w:sz w:val="22"/>
+          <w:szCs w:val="22"/>
+        </w:rPr>
+        <w:t>.</w:t>
+      </w:r>
+      <w:r>
+        <w:rPr>
+          <w:rFonts w:asciiTheme="minorHAnsi" w:hAnsiTheme="minorHAnsi" w:cstheme="minorHAnsi"/>
+          <w:sz w:val="22"/>
+          <w:szCs w:val="22"/>
+        </w:rPr>
+        <w:br/>
+      </w:r>
+      <w:r>
+        <w:rPr>
+          <w:rFonts w:asciiTheme="minorHAnsi" w:hAnsiTheme="minorHAnsi" w:cstheme="minorHAnsi"/>
+          <w:sz w:val="22"/>
+          <w:szCs w:val="22"/>
+        </w:rPr>
+        <w:t>Database sharding does not create copies of the same information. Instead, it splits one database into multiple parts and stores them on different s</w:t>
+      </w:r>
+      <w:r>
+        <w:rPr>
+          <w:rFonts w:asciiTheme="minorHAnsi" w:hAnsiTheme="minorHAnsi" w:cstheme="minorHAnsi"/>
+          <w:sz w:val="22"/>
+          <w:szCs w:val="22"/>
+        </w:rPr>
+        <w:t>ites</w:t>
+      </w:r>
+      <w:r>
+        <w:rPr>
+          <w:rFonts w:asciiTheme="minorHAnsi" w:hAnsiTheme="minorHAnsi" w:cstheme="minorHAnsi"/>
+          <w:sz w:val="22"/>
+          <w:szCs w:val="22"/>
+        </w:rPr>
+        <w:t xml:space="preserve">. Unlike replication, database sharding does not result in high availability. </w:t>
+      </w:r>
+      <w:r>
+        <w:rPr>
+          <w:rFonts w:asciiTheme="minorHAnsi" w:hAnsiTheme="minorHAnsi" w:cstheme="minorHAnsi"/>
+          <w:sz w:val="22"/>
+          <w:szCs w:val="22"/>
+        </w:rPr>
+        <w:t>But s</w:t>
+      </w:r>
+      <w:r>
+        <w:rPr>
+          <w:rFonts w:asciiTheme="minorHAnsi" w:hAnsiTheme="minorHAnsi" w:cstheme="minorHAnsi"/>
+          <w:sz w:val="22"/>
+          <w:szCs w:val="22"/>
+        </w:rPr>
+        <w:t>harding can be used in combination with replication to achieve both scal</w:t>
+      </w:r>
+      <w:r>
+        <w:rPr>
+          <w:rFonts w:asciiTheme="minorHAnsi" w:hAnsiTheme="minorHAnsi" w:cstheme="minorHAnsi"/>
+          <w:sz w:val="22"/>
+          <w:szCs w:val="22"/>
+        </w:rPr>
+        <w:t>ability</w:t>
+      </w:r>
+      <w:r>
+        <w:rPr>
+          <w:rFonts w:asciiTheme="minorHAnsi" w:hAnsiTheme="minorHAnsi" w:cstheme="minorHAnsi"/>
+          <w:sz w:val="22"/>
+          <w:szCs w:val="22"/>
+        </w:rPr>
+        <w:t xml:space="preserve"> and high availability.</w:t>
+      </w:r>
+    </w:p>
+    <w:p>
+      <w:pPr>
+        <w:jc w:val="both"/>
+        <w:rPr>
+          <w:rFonts w:cstheme="minorHAnsi"/>
+        </w:rPr>
+      </w:pPr>
+    </w:p>
+    <w:p>
+      <w:pPr>
+        <w:jc w:val="both"/>
+        <w:rPr>
+          <w:rFonts w:cstheme="minorHAnsi"/>
+        </w:rPr>
+      </w:pPr>
+      <w:r>
+        <w:rPr>
+          <w:rFonts w:cstheme="minorHAnsi"/>
+          <w:b/>
+          <w:bCs/>
+        </w:rPr>
+        <w:t xml:space="preserve">Sharding Mechanism: </w:t>
+      </w:r>
+    </w:p>
+    <w:p>
+      <w:pPr>
+        <w:jc w:val="both"/>
+        <w:rPr>
+          <w:rFonts w:cstheme="minorHAnsi"/>
+        </w:rPr>
+      </w:pPr>
+      <w:r>
+        <w:rPr>
+          <w:rFonts w:cstheme="minorHAnsi"/>
+        </w:rPr>
+        <w:t xml:space="preserve">Database sharding splits a </w:t>
+      </w:r>
+      <w:r>
+        <w:rPr>
+          <w:rFonts w:cstheme="minorHAnsi"/>
+        </w:rPr>
+        <w:t>large</w:t>
+      </w:r>
+      <w:r>
+        <w:rPr>
+          <w:rFonts w:cstheme="minorHAnsi"/>
+        </w:rPr>
+        <w:t xml:space="preserve"> dataset </w:t>
+      </w:r>
+      <w:r>
+        <w:rPr>
+          <w:rFonts w:cstheme="minorHAnsi"/>
+        </w:rPr>
+        <w:t xml:space="preserve">from a single database site </w:t>
+      </w:r>
+      <w:r>
+        <w:rPr>
+          <w:rFonts w:cstheme="minorHAnsi"/>
+        </w:rPr>
+        <w:t xml:space="preserve">into </w:t>
+      </w:r>
+      <w:r>
+        <w:rPr>
+          <w:rFonts w:cstheme="minorHAnsi"/>
+        </w:rPr>
+        <w:t xml:space="preserve">multiple </w:t>
+      </w:r>
+      <w:r>
+        <w:rPr>
+          <w:rFonts w:cstheme="minorHAnsi"/>
+        </w:rPr>
+        <w:t xml:space="preserve">shards. Each shard contains unique information that </w:t>
+      </w:r>
+      <w:r>
+        <w:rPr>
+          <w:rFonts w:cstheme="minorHAnsi"/>
+        </w:rPr>
+        <w:t>one</w:t>
+      </w:r>
+      <w:r>
+        <w:rPr>
+          <w:rFonts w:cstheme="minorHAnsi"/>
+        </w:rPr>
+        <w:t xml:space="preserve"> can store separately across multiple</w:t>
+      </w:r>
+      <w:r>
+        <w:rPr>
+          <w:rFonts w:cstheme="minorHAnsi"/>
+        </w:rPr>
+        <w:t xml:space="preserve"> sites</w:t>
+      </w:r>
+      <w:r>
+        <w:rPr>
+          <w:rFonts w:cstheme="minorHAnsi"/>
+        </w:rPr>
+        <w:t xml:space="preserve">. </w:t>
+      </w:r>
+      <w:r>
+        <w:rPr>
+          <w:rFonts w:cstheme="minorHAnsi"/>
+        </w:rPr>
+        <w:t>A single site can contain multiple shards. Although the s</w:t>
+      </w:r>
+      <w:r>
+        <w:rPr>
+          <w:rFonts w:cstheme="minorHAnsi"/>
+        </w:rPr>
+        <w:t xml:space="preserve">hards </w:t>
+      </w:r>
+      <w:r>
+        <w:rPr>
+          <w:rFonts w:cstheme="minorHAnsi"/>
+        </w:rPr>
+        <w:t>are distributed over multiple sites, they</w:t>
+      </w:r>
+      <w:r>
+        <w:rPr>
+          <w:rFonts w:cstheme="minorHAnsi"/>
+        </w:rPr>
+        <w:t xml:space="preserve"> share the original database’s schema or design.</w:t>
+      </w:r>
+    </w:p>
+    <w:p>
+      <w:pPr>
+        <w:jc w:val="both"/>
+        <w:rPr>
+          <w:rFonts w:cstheme="minorHAnsi"/>
+        </w:rPr>
+      </w:pPr>
+      <w:r>
+        <w:rPr>
+          <w:rFonts w:cstheme="minorHAnsi"/>
+        </w:rPr>
+        <w:t>Before sharding, one should determine</w:t>
+      </w:r>
+      <w:r>
+        <w:rPr>
+          <w:rFonts w:cstheme="minorHAnsi"/>
+        </w:rPr>
+        <w:t xml:space="preserve"> a shard key to partition the dataset.</w:t>
+      </w:r>
+      <w:r>
+        <w:rPr>
+          <w:rFonts w:cstheme="minorHAnsi"/>
+        </w:rPr>
+        <w:t xml:space="preserve"> Shard key determines which data are grouped together. Shard key is, either selected from an existing key in the dataset </w:t>
+      </w:r>
+      <w:r>
+        <w:rPr>
+          <w:rFonts w:cstheme="minorHAnsi"/>
+        </w:rPr>
+        <w:t>or created</w:t>
+      </w:r>
+      <w:r>
+        <w:rPr>
+          <w:rFonts w:cstheme="minorHAnsi"/>
+        </w:rPr>
+        <w:t xml:space="preserve"> based on the properties of the existing data.</w:t>
+      </w:r>
+    </w:p>
+    <w:p>
+      <w:pPr>
+        <w:jc w:val="both"/>
+        <w:rPr>
+          <w:rFonts w:cstheme="minorHAnsi"/>
+        </w:rPr>
+      </w:pPr>
+    </w:p>
+    <w:p>
+      <w:pPr>
+        <w:jc w:val="both"/>
+        <w:rPr>
+          <w:rFonts w:cstheme="minorHAnsi"/>
+          <w:b/>
+          <w:bCs/>
+        </w:rPr>
+      </w:pPr>
+      <w:r>
+        <w:rPr>
+          <w:rFonts w:cstheme="minorHAnsi"/>
+          <w:b/>
+          <w:bCs/>
+        </w:rPr>
+        <w:t>Approaches for sharding databases:</w:t>
+      </w:r>
+    </w:p>
+    <w:p>
+      <w:pPr>
+        <w:jc w:val="both"/>
+        <w:rPr>
+          <w:rFonts w:cstheme="minorHAnsi"/>
+        </w:rPr>
+      </w:pPr>
+      <w:r>
+        <w:rPr>
+          <w:rFonts w:cstheme="minorHAnsi"/>
+        </w:rPr>
+        <w:t xml:space="preserve">Database sharding methods apply different rules to the shard key to determine the correct </w:t>
+      </w:r>
+      <w:r>
+        <w:rPr>
+          <w:rFonts w:cstheme="minorHAnsi"/>
+        </w:rPr>
+        <w:t>site</w:t>
+      </w:r>
+      <w:r>
+        <w:rPr>
+          <w:rFonts w:cstheme="minorHAnsi"/>
+        </w:rPr>
+        <w:t xml:space="preserve"> for a particular </w:t>
+      </w:r>
+      <w:r>
+        <w:rPr>
+          <w:rFonts w:cstheme="minorHAnsi"/>
+        </w:rPr>
+        <w:t xml:space="preserve">set of </w:t>
+      </w:r>
+      <w:r>
+        <w:rPr>
+          <w:rFonts w:cstheme="minorHAnsi"/>
+        </w:rPr>
+        <w:t>data</w:t>
+      </w:r>
+      <w:r>
+        <w:rPr>
+          <w:rFonts w:cstheme="minorHAnsi"/>
+        </w:rPr>
+        <w:t>.</w:t>
+      </w:r>
+    </w:p>
+    <w:p>
+      <w:pPr>
+        <w:pStyle w:val="ListParagraph"/>
+        <w:numPr>
+          <w:ilvl w:val="0"/>
+          <w:numId w:val="7"/>
+        </w:numPr>
+        <w:jc w:val="both"/>
+        <w:rPr>
+          <w:rFonts w:cstheme="minorHAnsi"/>
+        </w:rPr>
+      </w:pPr>
+      <w:r>
+        <w:rPr>
+          <w:rFonts w:cstheme="minorHAnsi"/>
+        </w:rPr>
+        <w:lastRenderedPageBreak/>
+        <w:t xml:space="preserve">Range-based </w:t>
+      </w:r>
+      <w:r>
+        <w:rPr>
+          <w:rFonts w:cstheme="minorHAnsi"/>
+        </w:rPr>
+        <w:t>S</w:t>
+      </w:r>
+      <w:r>
+        <w:rPr>
+          <w:rFonts w:cstheme="minorHAnsi"/>
+        </w:rPr>
+        <w:t>harding</w:t>
+      </w:r>
+      <w:r>
+        <w:rPr>
+          <w:rFonts w:cstheme="minorHAnsi"/>
+        </w:rPr>
+        <w:t xml:space="preserve"> </w:t>
+      </w:r>
+      <w:r>
+        <w:rPr>
+          <w:rFonts w:cstheme="minorHAnsi"/>
+        </w:rPr>
+        <w:t>(Dynamic sharding)</w:t>
+      </w:r>
+      <w:r>
+        <w:rPr>
+          <w:rFonts w:cstheme="minorHAnsi"/>
+        </w:rPr>
+        <w:t>:</w:t>
+      </w:r>
+      <w:r>
+        <w:rPr>
+          <w:rFonts w:cstheme="minorHAnsi"/>
+        </w:rPr>
+        <w:t xml:space="preserve"> </w:t>
+      </w:r>
+    </w:p>
+    <w:p>
+      <w:pPr>
+        <w:pStyle w:val="ListParagraph"/>
+        <w:jc w:val="both"/>
+        <w:rPr>
+          <w:rFonts w:cstheme="minorHAnsi"/>
+        </w:rPr>
+      </w:pPr>
+      <w:r>
+        <w:rPr>
+          <w:rFonts w:cstheme="minorHAnsi"/>
+        </w:rPr>
+        <w:t xml:space="preserve">In range-based sharding, data is partitioned based on a key range. For example, data for all users with user IDs between 1 and 1000 might be stored on one site, while data for users with IDs between 1001 and 2000 might be stored on another site. This type of sharding is useful when the data can be easily partitioned based on a specific key range. </w:t>
+      </w:r>
+      <w:r>
+        <w:rPr>
+          <w:rFonts w:cstheme="minorHAnsi"/>
+        </w:rPr>
+        <w:t xml:space="preserve">Depending on the data values, range-based sharding can result in the overloading of data on a single </w:t>
+      </w:r>
+      <w:r>
+        <w:rPr>
+          <w:rFonts w:cstheme="minorHAnsi"/>
+        </w:rPr>
+        <w:t>site, resulting an uneven distribution of data</w:t>
+      </w:r>
+      <w:r>
+        <w:rPr>
+          <w:rFonts w:cstheme="minorHAnsi"/>
+        </w:rPr>
+        <w:t xml:space="preserve">. In </w:t>
+      </w:r>
+      <w:r>
+        <w:rPr>
+          <w:rFonts w:cstheme="minorHAnsi"/>
+        </w:rPr>
+        <w:t>the preceding</w:t>
+      </w:r>
+      <w:r>
+        <w:rPr>
+          <w:rFonts w:cstheme="minorHAnsi"/>
+        </w:rPr>
+        <w:t xml:space="preserve"> example, </w:t>
+      </w:r>
+      <w:r>
+        <w:rPr>
+          <w:rFonts w:cstheme="minorHAnsi"/>
+        </w:rPr>
+        <w:t xml:space="preserve">the first </w:t>
+      </w:r>
+      <w:r>
+        <w:rPr>
+          <w:rFonts w:cstheme="minorHAnsi"/>
+        </w:rPr>
+        <w:t xml:space="preserve">shard </w:t>
+      </w:r>
+      <w:r>
+        <w:rPr>
+          <w:rFonts w:cstheme="minorHAnsi"/>
+        </w:rPr>
+        <w:t>with user IDs between 1 and 1000,</w:t>
+      </w:r>
+      <w:r>
+        <w:rPr>
+          <w:rFonts w:cstheme="minorHAnsi"/>
+        </w:rPr>
+        <w:t xml:space="preserve"> might contain a much larger </w:t>
+      </w:r>
+      <w:r>
+        <w:rPr>
+          <w:rFonts w:cstheme="minorHAnsi"/>
+        </w:rPr>
+        <w:t xml:space="preserve">amount </w:t>
+      </w:r>
+      <w:r>
+        <w:rPr>
+          <w:rFonts w:cstheme="minorHAnsi"/>
+        </w:rPr>
+        <w:t>of data than</w:t>
+      </w:r>
+      <w:r>
+        <w:rPr>
+          <w:rFonts w:cstheme="minorHAnsi"/>
+        </w:rPr>
+        <w:t xml:space="preserve"> the second</w:t>
+      </w:r>
+      <w:r>
+        <w:rPr>
+          <w:rFonts w:cstheme="minorHAnsi"/>
+        </w:rPr>
+        <w:t xml:space="preserve"> shard</w:t>
+      </w:r>
+      <w:r>
+        <w:rPr>
+          <w:rFonts w:cstheme="minorHAnsi"/>
+        </w:rPr>
+        <w:t xml:space="preserve"> with user IDs between 1001 and 2000</w:t>
+      </w:r>
+      <w:r>
+        <w:rPr>
+          <w:rFonts w:cstheme="minorHAnsi"/>
+        </w:rPr>
+        <w:t xml:space="preserve">. However, </w:t>
+      </w:r>
+      <w:r>
+        <w:rPr>
+          <w:rFonts w:cstheme="minorHAnsi"/>
+        </w:rPr>
+        <w:t>this approach</w:t>
+      </w:r>
+      <w:r>
+        <w:rPr>
+          <w:rFonts w:cstheme="minorHAnsi"/>
+        </w:rPr>
+        <w:t xml:space="preserve"> is easier to implement.</w:t>
+      </w:r>
+    </w:p>
+    <w:p>
+      <w:pPr>
+        <w:pStyle w:val="ListParagraph"/>
+        <w:numPr>
+          <w:ilvl w:val="0"/>
+          <w:numId w:val="7"/>
+        </w:numPr>
+        <w:jc w:val="both"/>
+        <w:rPr>
+          <w:rFonts w:cstheme="minorHAnsi"/>
+        </w:rPr>
+      </w:pPr>
+      <w:r>
+        <w:rPr>
+          <w:rFonts w:cstheme="minorHAnsi"/>
+        </w:rPr>
+        <w:t>Hashed</w:t>
+      </w:r>
+      <w:r>
+        <w:rPr>
+          <w:rFonts w:cstheme="minorHAnsi"/>
+        </w:rPr>
+        <w:t>-based</w:t>
+      </w:r>
+      <w:r>
+        <w:rPr>
+          <w:rFonts w:cstheme="minorHAnsi"/>
+        </w:rPr>
+        <w:t xml:space="preserve"> </w:t>
+      </w:r>
+      <w:r>
+        <w:rPr>
+          <w:rFonts w:cstheme="minorHAnsi"/>
+        </w:rPr>
+        <w:t>S</w:t>
+      </w:r>
+      <w:r>
+        <w:rPr>
+          <w:rFonts w:cstheme="minorHAnsi"/>
+        </w:rPr>
+        <w:t>harding</w:t>
+      </w:r>
+      <w:r>
+        <w:rPr>
+          <w:rFonts w:cstheme="minorHAnsi"/>
+        </w:rPr>
+        <w:t xml:space="preserve"> </w:t>
+      </w:r>
+      <w:r>
+        <w:rPr>
+          <w:rFonts w:cstheme="minorHAnsi"/>
+        </w:rPr>
+        <w:t xml:space="preserve">(Algorithmic </w:t>
+      </w:r>
+      <w:r>
+        <w:rPr>
+          <w:rFonts w:cstheme="minorHAnsi"/>
+        </w:rPr>
+        <w:t>S</w:t>
+      </w:r>
+      <w:r>
+        <w:rPr>
+          <w:rFonts w:cstheme="minorHAnsi"/>
+        </w:rPr>
+        <w:t>harding)</w:t>
+      </w:r>
+      <w:r>
+        <w:rPr>
+          <w:rFonts w:cstheme="minorHAnsi"/>
+        </w:rPr>
+        <w:t>:</w:t>
+      </w:r>
+    </w:p>
+    <w:p>
+      <w:pPr>
+        <w:pStyle w:val="ListParagraph"/>
+        <w:jc w:val="both"/>
+        <w:rPr>
+          <w:rFonts w:cstheme="minorHAnsi"/>
+        </w:rPr>
+      </w:pPr>
+      <w:r>
+        <w:rPr>
+          <w:rFonts w:cstheme="minorHAnsi"/>
+        </w:rPr>
+        <w:t xml:space="preserve">In hash-based sharding, a hash function is used to determine which site, a piece of data (shard) should be stored in. The hash function takes a key (such as a user ID) as input and produces a hash value that is used to determine which site the data should be stored on. This type of sharding is useful when the data does not have a natural key range and when it is important to evenly distribute the data across the sites. </w:t>
+      </w:r>
+      <w:r>
+        <w:rPr>
+          <w:rFonts w:cstheme="minorHAnsi"/>
+        </w:rPr>
+        <w:t>Although hashed</w:t>
+      </w:r>
+      <w:r>
+        <w:rPr>
+          <w:rFonts w:cstheme="minorHAnsi"/>
+        </w:rPr>
+        <w:t>-based</w:t>
+      </w:r>
+      <w:r>
+        <w:rPr>
+          <w:rFonts w:cstheme="minorHAnsi"/>
+        </w:rPr>
+        <w:t xml:space="preserve"> sharding results in even data distribution among physical shards, it does not </w:t>
+      </w:r>
+      <w:r>
+        <w:rPr>
+          <w:rFonts w:cstheme="minorHAnsi"/>
+        </w:rPr>
+        <w:t>partition</w:t>
+      </w:r>
+      <w:r>
+        <w:rPr>
+          <w:rFonts w:cstheme="minorHAnsi"/>
+        </w:rPr>
+        <w:t xml:space="preserve"> the database based on the meaning of the information. Therefore, </w:t>
+      </w:r>
+      <w:r>
+        <w:rPr>
+          <w:rFonts w:cstheme="minorHAnsi"/>
+        </w:rPr>
+        <w:t>one</w:t>
+      </w:r>
+      <w:r>
+        <w:rPr>
+          <w:rFonts w:cstheme="minorHAnsi"/>
+        </w:rPr>
+        <w:t xml:space="preserve"> might face difficulties reassigning the hash value when adding more physical shards to the computing environment.</w:t>
+      </w:r>
+    </w:p>
+    <w:p>
+      <w:pPr>
+        <w:pStyle w:val="ListParagraph"/>
+        <w:numPr>
+          <w:ilvl w:val="0"/>
+          <w:numId w:val="7"/>
+        </w:numPr>
+        <w:jc w:val="both"/>
+        <w:rPr>
+          <w:rFonts w:cstheme="minorHAnsi"/>
+        </w:rPr>
+      </w:pPr>
+      <w:r>
+        <w:rPr>
+          <w:rFonts w:cstheme="minorHAnsi"/>
+        </w:rPr>
+        <w:t xml:space="preserve">Geo </w:t>
+      </w:r>
+      <w:r>
+        <w:rPr>
+          <w:rFonts w:cstheme="minorHAnsi"/>
+        </w:rPr>
+        <w:t>S</w:t>
+      </w:r>
+      <w:r>
+        <w:rPr>
+          <w:rFonts w:cstheme="minorHAnsi"/>
+        </w:rPr>
+        <w:t>harding</w:t>
+      </w:r>
+      <w:r>
+        <w:rPr>
+          <w:rFonts w:cstheme="minorHAnsi"/>
+        </w:rPr>
+        <w:t xml:space="preserve"> (Zone-based sharding)</w:t>
+      </w:r>
+      <w:r>
+        <w:rPr>
+          <w:rFonts w:cstheme="minorHAnsi"/>
+        </w:rPr>
+        <w:t xml:space="preserve">: </w:t>
+      </w:r>
+    </w:p>
+    <w:p>
+      <w:pPr>
+        <w:pStyle w:val="ListParagraph"/>
+        <w:jc w:val="both"/>
+        <w:rPr>
+          <w:rFonts w:cstheme="minorHAnsi"/>
+        </w:rPr>
+      </w:pPr>
+      <w:r>
+        <w:rPr>
+          <w:rFonts w:cstheme="minorHAnsi"/>
+        </w:rPr>
+        <w:t>In zone-based sharding, data is partitioned based on geographic regions or other criteria related to locations. This type of sharding is useful when it is important to store data closer to the users or applications that will access it.</w:t>
+      </w:r>
+      <w:r>
+        <w:rPr>
+          <w:rFonts w:cstheme="minorHAnsi"/>
+        </w:rPr>
+        <w:t xml:space="preserve"> If data access patterns are predominantly based on geography, then this works well. However, geo sharding can also result in uneven data distribution.</w:t>
+      </w:r>
+    </w:p>
+    <w:p>
+      <w:pPr>
+        <w:pStyle w:val="ListParagraph"/>
+        <w:numPr>
+          <w:ilvl w:val="0"/>
+          <w:numId w:val="7"/>
+        </w:numPr>
+        <w:jc w:val="both"/>
+        <w:rPr>
+          <w:rFonts w:cstheme="minorHAnsi"/>
+        </w:rPr>
+      </w:pPr>
+      <w:r>
+        <w:rPr>
+          <w:rFonts w:cstheme="minorHAnsi"/>
+        </w:rPr>
+        <w:t xml:space="preserve">Entity-/Relationship-based/Directory-based </w:t>
+      </w:r>
+      <w:r>
+        <w:rPr>
+          <w:rFonts w:cstheme="minorHAnsi"/>
+        </w:rPr>
+        <w:t>S</w:t>
+      </w:r>
+      <w:r>
+        <w:rPr>
+          <w:rFonts w:cstheme="minorHAnsi"/>
+        </w:rPr>
+        <w:t>harding</w:t>
+      </w:r>
+      <w:r>
+        <w:rPr>
+          <w:rFonts w:cstheme="minorHAnsi"/>
+        </w:rPr>
+        <w:t>:</w:t>
+      </w:r>
+    </w:p>
+    <w:p>
+      <w:pPr>
+        <w:pStyle w:val="ListParagraph"/>
+        <w:jc w:val="both"/>
+        <w:rPr>
+          <w:rFonts w:cstheme="minorHAnsi"/>
+        </w:rPr>
+      </w:pPr>
+      <w:r>
+        <w:rPr>
+          <w:rFonts w:cstheme="minorHAnsi"/>
+        </w:rPr>
+        <w:t>In directory-based sharding, a central directory is used to map keys to nodes. When a client wants to store or retrieve data, it looks up the appropriate site in the directory based on the key. This type of sharding is useful when the number of sites or the data distribution is likely to change frequently.</w:t>
+      </w:r>
+      <w:r>
+        <w:rPr>
+          <w:rFonts w:cstheme="minorHAnsi"/>
+        </w:rPr>
+        <w:t xml:space="preserve"> This approach also keeps related data together on a single physical shard.</w:t>
+      </w:r>
+    </w:p>
+    <w:p>
+      <w:pPr>
+        <w:pStyle w:val="ListParagraph"/>
+        <w:numPr>
+          <w:ilvl w:val="0"/>
+          <w:numId w:val="7"/>
+        </w:numPr>
+        <w:jc w:val="both"/>
+        <w:rPr>
+          <w:rFonts w:cstheme="minorHAnsi"/>
+        </w:rPr>
+      </w:pPr>
+      <w:r>
+        <w:rPr>
+          <w:rFonts w:cstheme="minorHAnsi"/>
+        </w:rPr>
+        <w:t>Multi-level sharding: In multi-level sharding, data is partitioned using multiple levels of sharding. For example, data might be first sharded by range and then further partitioned by hash within each range. This type of sharding can be useful when it is important to scale the system beyond what is possible with a single level of sharding.</w:t>
+      </w:r>
+    </w:p>
+    <w:p>
+      <w:pPr>
+        <w:jc w:val="both"/>
+        <w:rPr>
+          <w:rFonts w:cstheme="minorHAnsi"/>
+        </w:rPr>
+      </w:pPr>
+    </w:p>
+    <w:p>
+      <w:pPr>
+        <w:jc w:val="both"/>
+        <w:rPr>
+          <w:rFonts w:cstheme="minorHAnsi"/>
+          <w:b/>
+          <w:bCs/>
+        </w:rPr>
+      </w:pPr>
+      <w:r>
+        <w:rPr>
+          <w:rFonts w:cstheme="minorHAnsi"/>
+          <w:b/>
+          <w:bCs/>
+        </w:rPr>
+        <w:t>Optimizing database sharding for even data distribution:</w:t>
+      </w:r>
+    </w:p>
+    <w:p>
+      <w:pPr>
+        <w:jc w:val="both"/>
+        <w:rPr>
+          <w:rFonts w:cstheme="minorHAnsi"/>
+        </w:rPr>
+      </w:pPr>
+      <w:r>
+        <w:rPr>
+          <w:rFonts w:cstheme="minorHAnsi"/>
+        </w:rPr>
+        <w:t>When a data overload occurs on specific physical shards although others remain underloaded, it results in database hotspots. Hotspots slow down the retrieval process on the database, defeating the purpose of data sharding. </w:t>
+      </w:r>
+    </w:p>
+    <w:p>
+      <w:pPr>
+        <w:jc w:val="both"/>
+        <w:rPr>
+          <w:rFonts w:cstheme="minorHAnsi"/>
+        </w:rPr>
+      </w:pPr>
+      <w:r>
+        <w:rPr>
+          <w:rFonts w:cstheme="minorHAnsi"/>
+        </w:rPr>
+        <w:t>Good shard-key selection can evenly distribute data across multiple shards. When choosing a shard key, database designers should consider the following factors:</w:t>
+      </w:r>
+    </w:p>
+    <w:p>
+      <w:pPr>
+        <w:pStyle w:val="ListParagraph"/>
+        <w:numPr>
+          <w:ilvl w:val="0"/>
+          <w:numId w:val="19"/>
+        </w:numPr>
+        <w:jc w:val="both"/>
+        <w:rPr>
+          <w:rFonts w:cstheme="minorHAnsi"/>
+        </w:rPr>
+      </w:pPr>
+      <w:r>
+        <w:rPr>
+          <w:rFonts w:cstheme="minorHAnsi"/>
+        </w:rPr>
+        <w:lastRenderedPageBreak/>
+        <w:t>Cardinality:</w:t>
+      </w:r>
+      <w:r>
+        <w:rPr>
+          <w:rFonts w:cstheme="minorHAnsi"/>
+        </w:rPr>
+        <w:t xml:space="preserve"> Cardinality describes the possible values of the shard key. It determines the maximum number of possible shards on separate column-oriented databases. For example, if the database designer chooses a yes/no data field as a shard key, the number of shards is restricted to two.</w:t>
+      </w:r>
+    </w:p>
+    <w:p>
+      <w:pPr>
+        <w:pStyle w:val="ListParagraph"/>
+        <w:numPr>
+          <w:ilvl w:val="0"/>
+          <w:numId w:val="19"/>
+        </w:numPr>
+        <w:jc w:val="both"/>
+        <w:rPr>
+          <w:rFonts w:cstheme="minorHAnsi"/>
+        </w:rPr>
+      </w:pPr>
+      <w:r>
+        <w:rPr>
+          <w:rFonts w:cstheme="minorHAnsi"/>
+        </w:rPr>
+        <w:t>Frequency: Frequency is the probability of storing specific information in a particular shard. For example, a database designer chooses age as a shard key for a fitness website. Most of the records might go into nodes for subscribers aged 30–45 and result in database hotspots.</w:t>
+      </w:r>
+    </w:p>
+    <w:p>
+      <w:pPr>
+        <w:pStyle w:val="ListParagraph"/>
+        <w:numPr>
+          <w:ilvl w:val="0"/>
+          <w:numId w:val="19"/>
+        </w:numPr>
+        <w:jc w:val="both"/>
+        <w:rPr>
+          <w:rFonts w:cstheme="minorHAnsi"/>
+        </w:rPr>
+      </w:pPr>
+      <w:r>
+        <w:rPr>
+          <w:rFonts w:cstheme="minorHAnsi"/>
+        </w:rPr>
+        <w:t xml:space="preserve">Monotonic change is the rate of change of the shard key. A monotonically increasing or decreasing shard key results in unbalanced shards. </w:t>
+      </w:r>
+    </w:p>
+    <w:p>
+      <w:pPr>
+        <w:pStyle w:val="NormalWeb"/>
+        <w:jc w:val="both"/>
+        <w:rPr>
+          <w:rFonts w:asciiTheme="minorHAnsi" w:hAnsiTheme="minorHAnsi" w:cstheme="minorHAnsi"/>
+          <w:b/>
+          <w:bCs/>
+          <w:sz w:val="22"/>
+          <w:szCs w:val="22"/>
+        </w:rPr>
+      </w:pPr>
+      <w:r>
+        <w:rPr>
+          <w:rFonts w:asciiTheme="minorHAnsi" w:hAnsiTheme="minorHAnsi" w:cstheme="minorHAnsi"/>
+          <w:b/>
+          <w:bCs/>
+          <w:sz w:val="22"/>
+          <w:szCs w:val="22"/>
+        </w:rPr>
+        <w:t>Assumptions and Constraints:</w:t>
+      </w:r>
+    </w:p>
+    <w:p>
+      <w:pPr>
+        <w:pStyle w:val="NormalWeb"/>
+        <w:jc w:val="both"/>
+        <w:rPr>
+          <w:rFonts w:asciiTheme="minorHAnsi" w:hAnsiTheme="minorHAnsi" w:cstheme="minorHAnsi"/>
+          <w:sz w:val="22"/>
+          <w:szCs w:val="22"/>
+        </w:rPr>
+      </w:pPr>
+      <w:r>
+        <w:rPr>
+          <w:rFonts w:asciiTheme="minorHAnsi" w:hAnsiTheme="minorHAnsi" w:cstheme="minorHAnsi"/>
+          <w:sz w:val="22"/>
+          <w:szCs w:val="22"/>
+        </w:rPr>
+        <w:t>Middleware for distributed databases sits between multiple instances of databases and the applications that access the databases. Assuming homogeneous distributed databases, where all sites have a similar database schema and run similar database management software (</w:t>
+      </w:r>
+      <w:proofErr w:type="spellStart"/>
+      <w:r>
+        <w:rPr>
+          <w:rFonts w:asciiTheme="minorHAnsi" w:hAnsiTheme="minorHAnsi" w:cstheme="minorHAnsi"/>
+          <w:sz w:val="22"/>
+          <w:szCs w:val="22"/>
+        </w:rPr>
+        <w:t>redis</w:t>
+      </w:r>
+      <w:proofErr w:type="spellEnd"/>
+      <w:r>
+        <w:rPr>
+          <w:rFonts w:asciiTheme="minorHAnsi" w:hAnsiTheme="minorHAnsi" w:cstheme="minorHAnsi"/>
+          <w:sz w:val="22"/>
+          <w:szCs w:val="22"/>
+        </w:rPr>
+        <w:t>), the middleware abstracts the differences between the databases and provides a uniform interface for the applications to access the data. The databases in the distributed system are autonomous, where each database functions independently.</w:t>
+      </w:r>
+    </w:p>
+    <w:p>
+      <w:pPr>
+        <w:spacing w:before="100" w:beforeAutospacing="1" w:after="100" w:afterAutospacing="1" w:line="240" w:lineRule="auto"/>
+        <w:jc w:val="both"/>
+        <w:rPr>
+          <w:rFonts w:eastAsia="Times New Roman" w:cstheme="minorHAnsi"/>
+        </w:rPr>
+      </w:pPr>
+      <w:r>
+        <w:rPr>
+          <w:rFonts w:cstheme="minorHAnsi"/>
+        </w:rPr>
+        <w:t xml:space="preserve">The middleware supports solely Online Transaction Processing (OLTP) as database workload. The middleware should handle set, get, update, and delete operations with single and multiple keys. </w:t>
+      </w:r>
+      <w:r>
+        <w:rPr>
+          <w:rFonts w:eastAsia="Times New Roman" w:cstheme="minorHAnsi"/>
+        </w:rPr>
+        <w:t xml:space="preserve">The middleware ensures that insertions, updates, and deletions are atomic, meaning that they either all succeed or all fail, ensuring data consistency and integrity. </w:t>
+      </w:r>
+      <w:r>
+        <w:rPr>
+          <w:rFonts w:cstheme="minorHAnsi"/>
+        </w:rPr>
+        <w:t>Additionally, the middleware should be able to handle concurrent reads efficiently.</w:t>
+      </w:r>
+    </w:p>
+    <w:p>
+      <w:pPr>
+        <w:pStyle w:val="NormalWeb"/>
+        <w:jc w:val="both"/>
+        <w:rPr>
+          <w:rFonts w:asciiTheme="minorHAnsi" w:hAnsiTheme="minorHAnsi" w:cstheme="minorHAnsi"/>
+          <w:sz w:val="22"/>
+          <w:szCs w:val="22"/>
+        </w:rPr>
+      </w:pPr>
+      <w:r>
+        <w:rPr>
+          <w:rFonts w:asciiTheme="minorHAnsi" w:hAnsiTheme="minorHAnsi" w:cstheme="minorHAnsi"/>
+          <w:sz w:val="22"/>
+          <w:szCs w:val="22"/>
+        </w:rPr>
+        <w:t>Regarding performance, the middleware should be able to distribute the workload evenly across the nodes and minimize the number of network round trips (latency). Overall, the middleware should provide a simple and efficient interface for interacting with multiple database instances.</w:t>
+      </w:r>
+    </w:p>
+    <w:p>
+      <w:pPr>
+        <w:spacing w:before="100" w:beforeAutospacing="1" w:after="100" w:afterAutospacing="1" w:line="240" w:lineRule="auto"/>
+        <w:jc w:val="both"/>
+        <w:rPr>
+          <w:rFonts w:eastAsia="Times New Roman" w:cstheme="minorHAnsi"/>
+        </w:rPr>
+      </w:pPr>
+      <w:r>
+        <w:rPr>
+          <w:rFonts w:eastAsia="Times New Roman" w:cstheme="minorHAnsi"/>
+        </w:rPr>
+        <w:t>To support these requirements, the middleware for the distributed database might include techniques such as sharding and replication to scale the system and ensure high availability, as well as techniques such as transactions and locking to ensure data consistency and integrity. It might also include mechanisms for routing requests to the appropriate node and for coordinating updates across the nodes.</w:t>
+      </w:r>
+    </w:p>
+    <w:p>
+      <w:pPr>
+        <w:spacing w:before="100" w:beforeAutospacing="1" w:after="100" w:afterAutospacing="1" w:line="240" w:lineRule="auto"/>
+        <w:jc w:val="both"/>
+        <w:rPr>
+          <w:rFonts w:eastAsia="Times New Roman" w:cstheme="minorHAnsi"/>
+        </w:rPr>
+      </w:pPr>
+    </w:p>
+    <w:p>
+      <w:pPr>
+        <w:rPr>
+          <w:rFonts w:cstheme="minorHAnsi"/>
+          <w:b/>
+          <w:bCs/>
+        </w:rPr>
+      </w:pPr>
+      <w:r>
+        <w:rPr>
+          <w:rFonts w:cstheme="minorHAnsi"/>
+          <w:b/>
+          <w:bCs/>
+        </w:rPr>
         <w:t>Sharding Implementation:</w:t>
       </w:r>
     </w:p>
@@ -2533,55 +3828,7 @@
         <w:rPr>
           <w:rFonts w:cstheme="minorHAnsi"/>
         </w:rPr>
-        <w:t>Shared-nothing architecture: Database sharding operates on a shared-nothing architecture. Each physical s</w:t>
-      </w:r>
-      <w:r>
-        <w:rPr>
-          <w:rFonts w:cstheme="minorHAnsi"/>
-        </w:rPr>
-        <w:t>ite</w:t>
-      </w:r>
-      <w:r>
-        <w:rPr>
-          <w:rFonts w:cstheme="minorHAnsi"/>
-        </w:rPr>
-        <w:t xml:space="preserve"> operates independently and is unaware of other s</w:t>
-      </w:r>
-      <w:r>
-        <w:rPr>
-          <w:rFonts w:cstheme="minorHAnsi"/>
-        </w:rPr>
-        <w:t>ites</w:t>
-      </w:r>
-      <w:r>
-        <w:rPr>
-          <w:rFonts w:cstheme="minorHAnsi"/>
-        </w:rPr>
-        <w:t xml:space="preserve">. Only the </w:t>
-      </w:r>
-      <w:r>
-        <w:rPr>
-          <w:rFonts w:cstheme="minorHAnsi"/>
-        </w:rPr>
-        <w:t>middleware</w:t>
-      </w:r>
-      <w:r>
-        <w:rPr>
-          <w:rFonts w:cstheme="minorHAnsi"/>
-        </w:rPr>
-        <w:t xml:space="preserve"> </w:t>
-      </w:r>
-      <w:r>
-        <w:rPr>
-          <w:rFonts w:cstheme="minorHAnsi"/>
-        </w:rPr>
-        <w:t>must know all the sites beforehand, during configuration process</w:t>
-      </w:r>
-      <w:r>
-        <w:rPr>
-          <w:rFonts w:cstheme="minorHAnsi"/>
-        </w:rPr>
-        <w:t>.</w:t>
+        <w:t>Shared-nothing architecture: Database sharding operates on a shared-nothing architecture. Each physical site operates independently and is unaware of other sites. Only the middleware must know all the sites beforehand, during configuration process.</w:t>
       </w:r>
     </w:p>
     <w:p>
@@ -2591,8 +3838,14 @@
           <w:ilvl w:val="0"/>
           <w:numId w:val="21"/>
         </w:numPr>
-      </w:pPr>
-      <w:r>
+        <w:rPr>
+          <w:rFonts w:cstheme="minorHAnsi"/>
+        </w:rPr>
+      </w:pPr>
+      <w:r>
+        <w:rPr>
+          <w:rFonts w:cstheme="minorHAnsi"/>
+        </w:rPr>
         <w:t>Proxy assisted sharding (Middleware): Clients send request to the middleware that supports Redis protocol, instead of sending requests directly to the right Redis instances.</w:t>
       </w:r>
     </w:p>
@@ -2603,22 +3856,40 @@
           <w:ilvl w:val="0"/>
           <w:numId w:val="21"/>
         </w:numPr>
-      </w:pPr>
-      <w:r>
+        <w:rPr>
+          <w:rFonts w:cstheme="minorHAnsi"/>
+        </w:rPr>
+      </w:pPr>
+      <w:r>
+        <w:rPr>
+          <w:rFonts w:cstheme="minorHAnsi"/>
+        </w:rPr>
         <w:t>Hash-based sharding (Consistent hashing)</w:t>
       </w:r>
     </w:p>
     <w:p>
       <w:pPr>
         <w:pStyle w:val="ListParagraph"/>
-      </w:pPr>
-    </w:p>
-    <w:p>
-      <w:r>
+        <w:rPr>
+          <w:rFonts w:cstheme="minorHAnsi"/>
+        </w:rPr>
+      </w:pPr>
+    </w:p>
+    <w:p>
+      <w:pPr>
+        <w:rPr>
+          <w:rFonts w:cstheme="minorHAnsi"/>
+        </w:rPr>
+      </w:pPr>
+      <w:r>
+        <w:rPr>
+          <w:rFonts w:cstheme="minorHAnsi"/>
+        </w:rPr>
         <w:t>M</w:t>
       </w:r>
       <w:r>
         <w:rPr>
+          <w:rFonts w:cstheme="minorHAnsi"/>
           <w:b/>
           <w:bCs/>
         </w:rPr>
@@ -2633,54 +3904,55 @@
           <w:numId w:val="20"/>
         </w:numPr>
         <w:rPr>
-          <w:rFonts w:ascii="Calibri" w:eastAsia="Calibri" w:hAnsi="Calibri" w:cs="Calibri"/>
-        </w:rPr>
-      </w:pPr>
-      <w:r>
-        <w:rPr>
-          <w:rFonts w:ascii="Calibri" w:eastAsia="Calibri" w:hAnsi="Calibri" w:cs="Calibri"/>
-        </w:rPr>
+          <w:rFonts w:eastAsia="Calibri" w:cstheme="minorHAnsi"/>
+        </w:rPr>
+      </w:pPr>
+      <w:r>
+        <w:rPr>
+          <w:rFonts w:eastAsia="Calibri" w:cstheme="minorHAnsi"/>
+        </w:rPr>
+        <w:lastRenderedPageBreak/>
         <w:t xml:space="preserve">Key-space utilization: hit rate = </w:t>
       </w:r>
       <w:proofErr w:type="spellStart"/>
       <w:r>
         <w:rPr>
-          <w:rFonts w:ascii="Calibri" w:eastAsia="Calibri" w:hAnsi="Calibri" w:cs="Calibri"/>
+          <w:rFonts w:eastAsia="Calibri" w:cstheme="minorHAnsi"/>
         </w:rPr>
         <w:t>keyspace_hits</w:t>
       </w:r>
       <w:proofErr w:type="spellEnd"/>
       <w:r>
         <w:rPr>
-          <w:rFonts w:ascii="Calibri" w:eastAsia="Calibri" w:hAnsi="Calibri" w:cs="Calibri"/>
+          <w:rFonts w:eastAsia="Calibri" w:cstheme="minorHAnsi"/>
         </w:rPr>
         <w:t xml:space="preserve"> / (</w:t>
       </w:r>
       <w:proofErr w:type="spellStart"/>
       <w:r>
         <w:rPr>
-          <w:rFonts w:ascii="Calibri" w:eastAsia="Calibri" w:hAnsi="Calibri" w:cs="Calibri"/>
+          <w:rFonts w:eastAsia="Calibri" w:cstheme="minorHAnsi"/>
         </w:rPr>
         <w:t>keyspace_hits</w:t>
       </w:r>
       <w:proofErr w:type="spellEnd"/>
       <w:r>
         <w:rPr>
-          <w:rFonts w:ascii="Calibri" w:eastAsia="Calibri" w:hAnsi="Calibri" w:cs="Calibri"/>
+          <w:rFonts w:eastAsia="Calibri" w:cstheme="minorHAnsi"/>
         </w:rPr>
         <w:t xml:space="preserve"> + </w:t>
       </w:r>
       <w:proofErr w:type="spellStart"/>
       <w:r>
         <w:rPr>
-          <w:rFonts w:ascii="Calibri" w:eastAsia="Calibri" w:hAnsi="Calibri" w:cs="Calibri"/>
+          <w:rFonts w:eastAsia="Calibri" w:cstheme="minorHAnsi"/>
         </w:rPr>
         <w:t>keyspace_misses</w:t>
       </w:r>
       <w:proofErr w:type="spellEnd"/>
       <w:r>
         <w:rPr>
-          <w:rFonts w:ascii="Calibri" w:eastAsia="Calibri" w:hAnsi="Calibri" w:cs="Calibri"/>
+          <w:rFonts w:eastAsia="Calibri" w:cstheme="minorHAnsi"/>
         </w:rPr>
         <w:t>)</w:t>
       </w:r>
@@ -2693,12 +3965,12 @@
           <w:numId w:val="20"/>
         </w:numPr>
         <w:rPr>
-          <w:rFonts w:ascii="Calibri" w:eastAsia="Calibri" w:hAnsi="Calibri" w:cs="Calibri"/>
-        </w:rPr>
-      </w:pPr>
-      <w:r>
-        <w:rPr>
-          <w:rFonts w:ascii="Calibri" w:eastAsia="Calibri" w:hAnsi="Calibri" w:cs="Calibri"/>
+          <w:rFonts w:eastAsia="Calibri" w:cstheme="minorHAnsi"/>
+        </w:rPr>
+      </w:pPr>
+      <w:r>
+        <w:rPr>
+          <w:rFonts w:eastAsia="Calibri" w:cstheme="minorHAnsi"/>
         </w:rPr>
         <w:t>Operation performance: time taken to perform with respect to magnitude of operations performed (throughput), i.e., average response time per query</w:t>
       </w:r>
@@ -2711,40 +3983,40 @@
           <w:numId w:val="20"/>
         </w:numPr>
         <w:rPr>
-          <w:rFonts w:ascii="Calibri" w:eastAsia="Calibri" w:hAnsi="Calibri" w:cs="Calibri"/>
-        </w:rPr>
-      </w:pPr>
-      <w:r>
-        <w:rPr>
-          <w:rFonts w:ascii="Calibri" w:eastAsia="Calibri" w:hAnsi="Calibri" w:cs="Calibri"/>
+          <w:rFonts w:eastAsia="Calibri" w:cstheme="minorHAnsi"/>
+        </w:rPr>
+      </w:pPr>
+      <w:r>
+        <w:rPr>
+          <w:rFonts w:eastAsia="Calibri" w:cstheme="minorHAnsi"/>
         </w:rPr>
         <w:t xml:space="preserve">Latency (Time taken from client to </w:t>
       </w:r>
       <w:proofErr w:type="spellStart"/>
       <w:r>
         <w:rPr>
-          <w:rFonts w:ascii="Calibri" w:eastAsia="Calibri" w:hAnsi="Calibri" w:cs="Calibri"/>
+          <w:rFonts w:eastAsia="Calibri" w:cstheme="minorHAnsi"/>
         </w:rPr>
         <w:t>db</w:t>
       </w:r>
       <w:proofErr w:type="spellEnd"/>
       <w:r>
         <w:rPr>
-          <w:rFonts w:ascii="Calibri" w:eastAsia="Calibri" w:hAnsi="Calibri" w:cs="Calibri"/>
+          <w:rFonts w:eastAsia="Calibri" w:cstheme="minorHAnsi"/>
         </w:rPr>
         <w:t xml:space="preserve">, round-trip </w:t>
       </w:r>
       <w:proofErr w:type="spellStart"/>
       <w:r>
         <w:rPr>
-          <w:rFonts w:ascii="Calibri" w:eastAsia="Calibri" w:hAnsi="Calibri" w:cs="Calibri"/>
+          <w:rFonts w:eastAsia="Calibri" w:cstheme="minorHAnsi"/>
         </w:rPr>
         <w:t>time;request</w:t>
       </w:r>
       <w:proofErr w:type="spellEnd"/>
       <w:r>
         <w:rPr>
-          <w:rFonts w:ascii="Calibri" w:eastAsia="Calibri" w:hAnsi="Calibri" w:cs="Calibri"/>
+          <w:rFonts w:eastAsia="Calibri" w:cstheme="minorHAnsi"/>
         </w:rPr>
         <w:t xml:space="preserve"> and response)</w:t>
       </w:r>
@@ -2757,12 +4029,12 @@
           <w:numId w:val="20"/>
         </w:numPr>
         <w:rPr>
-          <w:rFonts w:ascii="Calibri" w:eastAsia="Calibri" w:hAnsi="Calibri" w:cs="Calibri"/>
-        </w:rPr>
-      </w:pPr>
-      <w:r>
-        <w:rPr>
-          <w:rFonts w:ascii="Calibri" w:eastAsia="Calibri" w:hAnsi="Calibri" w:cs="Calibri"/>
+          <w:rFonts w:eastAsia="Calibri" w:cstheme="minorHAnsi"/>
+        </w:rPr>
+      </w:pPr>
+      <w:r>
+        <w:rPr>
+          <w:rFonts w:eastAsia="Calibri" w:cstheme="minorHAnsi"/>
         </w:rPr>
         <w:t>Throughput (Multiple queries)</w:t>
       </w:r>
@@ -2771,19 +4043,21 @@
       <w:pPr>
         <w:pStyle w:val="ListParagraph"/>
         <w:rPr>
-          <w:rFonts w:ascii="Calibri" w:eastAsia="Calibri" w:hAnsi="Calibri" w:cs="Calibri"/>
-        </w:rPr>
-      </w:pPr>
-    </w:p>
-    <w:p>
-      <w:pPr>
-        <w:rPr>
+          <w:rFonts w:eastAsia="Calibri" w:cstheme="minorHAnsi"/>
+        </w:rPr>
+      </w:pPr>
+    </w:p>
+    <w:p>
+      <w:pPr>
+        <w:rPr>
+          <w:rFonts w:cstheme="minorHAnsi"/>
           <w:b/>
           <w:bCs/>
         </w:rPr>
       </w:pPr>
       <w:r>
         <w:rPr>
+          <w:rFonts w:cstheme="minorHAnsi"/>
           <w:b/>
           <w:bCs/>
         </w:rPr>
@@ -2797,8 +4071,14 @@
           <w:ilvl w:val="0"/>
           <w:numId w:val="22"/>
         </w:numPr>
-      </w:pPr>
-      <w:r>
+        <w:rPr>
+          <w:rFonts w:cstheme="minorHAnsi"/>
+        </w:rPr>
+      </w:pPr>
+      <w:r>
+        <w:rPr>
+          <w:rFonts w:cstheme="minorHAnsi"/>
+        </w:rPr>
         <w:t>Type: Remote Procedure Call, Proxy Pattern</w:t>
       </w:r>
     </w:p>
@@ -2809,8 +4089,14 @@
           <w:ilvl w:val="0"/>
           <w:numId w:val="22"/>
         </w:numPr>
-      </w:pPr>
-      <w:r>
+        <w:rPr>
+          <w:rFonts w:cstheme="minorHAnsi"/>
+        </w:rPr>
+      </w:pPr>
+      <w:r>
+        <w:rPr>
+          <w:rFonts w:cstheme="minorHAnsi"/>
+        </w:rPr>
         <w:t>Client-Middleware:</w:t>
       </w:r>
     </w:p>
@@ -2821,8 +4107,14 @@
           <w:ilvl w:val="0"/>
           <w:numId w:val="21"/>
         </w:numPr>
-      </w:pPr>
-      <w:r>
+        <w:rPr>
+          <w:rFonts w:cstheme="minorHAnsi"/>
+        </w:rPr>
+      </w:pPr>
+      <w:r>
+        <w:rPr>
+          <w:rFonts w:cstheme="minorHAnsi"/>
+        </w:rPr>
         <w:t>API call (via Socket, Inter-process Communication)</w:t>
       </w:r>
     </w:p>
@@ -2833,16 +4125,28 @@
           <w:ilvl w:val="0"/>
           <w:numId w:val="21"/>
         </w:numPr>
-      </w:pPr>
-      <w:r>
+        <w:rPr>
+          <w:rFonts w:cstheme="minorHAnsi"/>
+        </w:rPr>
+      </w:pPr>
+      <w:r>
+        <w:rPr>
+          <w:rFonts w:cstheme="minorHAnsi"/>
+        </w:rPr>
         <w:t xml:space="preserve">Redis client: </w:t>
       </w:r>
       <w:proofErr w:type="spellStart"/>
       <w:r>
+        <w:rPr>
+          <w:rFonts w:cstheme="minorHAnsi"/>
+        </w:rPr>
         <w:t>redis-py</w:t>
       </w:r>
       <w:proofErr w:type="spellEnd"/>
       <w:r>
+        <w:rPr>
+          <w:rFonts w:cstheme="minorHAnsi"/>
+        </w:rPr>
         <w:t xml:space="preserve"> </w:t>
       </w:r>
     </w:p>
@@ -2853,8 +4157,14 @@
           <w:ilvl w:val="0"/>
           <w:numId w:val="21"/>
         </w:numPr>
-      </w:pPr>
-      <w:r>
+        <w:rPr>
+          <w:rFonts w:cstheme="minorHAnsi"/>
+        </w:rPr>
+      </w:pPr>
+      <w:r>
+        <w:rPr>
+          <w:rFonts w:cstheme="minorHAnsi"/>
+        </w:rPr>
         <w:t>Redis: Client-Server architecture with request-response model (TCP connection)</w:t>
       </w:r>
     </w:p>
@@ -2865,8 +4175,14 @@
           <w:ilvl w:val="0"/>
           <w:numId w:val="22"/>
         </w:numPr>
-      </w:pPr>
-      <w:r>
+        <w:rPr>
+          <w:rFonts w:cstheme="minorHAnsi"/>
+        </w:rPr>
+      </w:pPr>
+      <w:r>
+        <w:rPr>
+          <w:rFonts w:cstheme="minorHAnsi"/>
+        </w:rPr>
         <w:t>Middleware-Database:</w:t>
       </w:r>
     </w:p>
@@ -2877,13 +4193,27 @@
           <w:ilvl w:val="0"/>
           <w:numId w:val="21"/>
         </w:numPr>
-      </w:pPr>
-      <w:r>
+        <w:rPr>
+          <w:rFonts w:cstheme="minorHAnsi"/>
+        </w:rPr>
+      </w:pPr>
+      <w:r>
+        <w:rPr>
+          <w:rFonts w:cstheme="minorHAnsi"/>
+        </w:rPr>
         <w:t>API call to the database instance</w:t>
       </w:r>
     </w:p>
     <w:p>
-      <w:r>
+      <w:pPr>
+        <w:rPr>
+          <w:rFonts w:cstheme="minorHAnsi"/>
+        </w:rPr>
+      </w:pPr>
+      <w:r>
+        <w:rPr>
+          <w:rFonts w:cstheme="minorHAnsi"/>
+        </w:rPr>
         <w:br w:type="page"/>
       </w:r>
     </w:p>
@@ -2903,12 +4233,14 @@
         </w:pBdr>
         <w:jc w:val="both"/>
         <w:rPr>
+          <w:rFonts w:cstheme="minorHAnsi"/>
           <w:b/>
           <w:bCs/>
         </w:rPr>
       </w:pPr>
       <w:r>
         <w:rPr>
+          <w:rFonts w:cstheme="minorHAnsi"/>
           <w:b/>
           <w:bCs/>
         </w:rPr>
@@ -2931,8 +4263,14 @@
           <w:between w:val="nil"/>
         </w:pBdr>
         <w:jc w:val="both"/>
-      </w:pPr>
-      <w:r>
+        <w:rPr>
+          <w:rFonts w:cstheme="minorHAnsi"/>
+        </w:rPr>
+      </w:pPr>
+      <w:r>
+        <w:rPr>
+          <w:rFonts w:cstheme="minorHAnsi"/>
+        </w:rPr>
         <w:t>Programming language:</w:t>
       </w:r>
     </w:p>
@@ -2951,8 +4289,14 @@
           <w:between w:val="nil"/>
         </w:pBdr>
         <w:jc w:val="both"/>
-      </w:pPr>
-      <w:r>
+        <w:rPr>
+          <w:rFonts w:cstheme="minorHAnsi"/>
+        </w:rPr>
+      </w:pPr>
+      <w:r>
+        <w:rPr>
+          <w:rFonts w:cstheme="minorHAnsi"/>
+        </w:rPr>
         <w:t>Python</w:t>
       </w:r>
     </w:p>
@@ -2971,8 +4315,14 @@
           <w:between w:val="nil"/>
         </w:pBdr>
         <w:jc w:val="both"/>
-      </w:pPr>
-      <w:r>
+        <w:rPr>
+          <w:rFonts w:cstheme="minorHAnsi"/>
+        </w:rPr>
+      </w:pPr>
+      <w:r>
+        <w:rPr>
+          <w:rFonts w:cstheme="minorHAnsi"/>
+        </w:rPr>
         <w:t>Client communication:</w:t>
       </w:r>
     </w:p>
@@ -2991,8 +4341,14 @@
           <w:between w:val="nil"/>
         </w:pBdr>
         <w:jc w:val="both"/>
-      </w:pPr>
-      <w:r>
+        <w:rPr>
+          <w:rFonts w:cstheme="minorHAnsi"/>
+        </w:rPr>
+      </w:pPr>
+      <w:r>
+        <w:rPr>
+          <w:rFonts w:cstheme="minorHAnsi"/>
+        </w:rPr>
         <w:t>Message-/Query-oriented</w:t>
       </w:r>
     </w:p>
@@ -3011,8 +4367,14 @@
           <w:between w:val="nil"/>
         </w:pBdr>
         <w:jc w:val="both"/>
-      </w:pPr>
-      <w:r>
+        <w:rPr>
+          <w:rFonts w:cstheme="minorHAnsi"/>
+        </w:rPr>
+      </w:pPr>
+      <w:r>
+        <w:rPr>
+          <w:rFonts w:cstheme="minorHAnsi"/>
+        </w:rPr>
         <w:t>API calls to middleware</w:t>
       </w:r>
     </w:p>
@@ -3031,8 +4393,14 @@
           <w:between w:val="nil"/>
         </w:pBdr>
         <w:jc w:val="both"/>
-      </w:pPr>
-      <w:r>
+        <w:rPr>
+          <w:rFonts w:cstheme="minorHAnsi"/>
+        </w:rPr>
+      </w:pPr>
+      <w:r>
+        <w:rPr>
+          <w:rFonts w:cstheme="minorHAnsi"/>
+        </w:rPr>
         <w:t>Separation of functionalities between client and middleware</w:t>
       </w:r>
     </w:p>
@@ -3051,8 +4419,14 @@
           <w:between w:val="nil"/>
         </w:pBdr>
         <w:jc w:val="both"/>
-      </w:pPr>
-      <w:r>
+        <w:rPr>
+          <w:rFonts w:cstheme="minorHAnsi"/>
+        </w:rPr>
+      </w:pPr>
+      <w:r>
+        <w:rPr>
+          <w:rFonts w:cstheme="minorHAnsi"/>
+        </w:rPr>
         <w:t>Global logical database view</w:t>
       </w:r>
     </w:p>
@@ -3071,8 +4445,14 @@
           <w:between w:val="nil"/>
         </w:pBdr>
         <w:jc w:val="both"/>
-      </w:pPr>
-      <w:r>
+        <w:rPr>
+          <w:rFonts w:cstheme="minorHAnsi"/>
+        </w:rPr>
+      </w:pPr>
+      <w:r>
+        <w:rPr>
+          <w:rFonts w:cstheme="minorHAnsi"/>
+        </w:rPr>
         <w:t>Distributed Database Management System (DDMS) communication:</w:t>
       </w:r>
     </w:p>
@@ -3091,8 +4471,14 @@
           <w:between w:val="nil"/>
         </w:pBdr>
         <w:jc w:val="both"/>
-      </w:pPr>
-      <w:r>
+        <w:rPr>
+          <w:rFonts w:cstheme="minorHAnsi"/>
+        </w:rPr>
+      </w:pPr>
+      <w:r>
+        <w:rPr>
+          <w:rFonts w:cstheme="minorHAnsi"/>
+        </w:rPr>
         <w:t>API calls between middleware and DDMS</w:t>
       </w:r>
     </w:p>
@@ -3111,8 +4497,14 @@
           <w:between w:val="nil"/>
         </w:pBdr>
         <w:jc w:val="both"/>
-      </w:pPr>
-      <w:r>
+        <w:rPr>
+          <w:rFonts w:cstheme="minorHAnsi"/>
+        </w:rPr>
+      </w:pPr>
+      <w:r>
+        <w:rPr>
+          <w:rFonts w:cstheme="minorHAnsi"/>
+        </w:rPr>
         <w:t>Functionalities:</w:t>
       </w:r>
     </w:p>
@@ -3131,8 +4523,14 @@
           <w:between w:val="nil"/>
         </w:pBdr>
         <w:jc w:val="both"/>
-      </w:pPr>
-      <w:r>
+        <w:rPr>
+          <w:rFonts w:cstheme="minorHAnsi"/>
+        </w:rPr>
+      </w:pPr>
+      <w:r>
+        <w:rPr>
+          <w:rFonts w:cstheme="minorHAnsi"/>
+        </w:rPr>
         <w:t>Components to implement:</w:t>
       </w:r>
     </w:p>
@@ -3151,8 +4549,14 @@
           <w:between w:val="nil"/>
         </w:pBdr>
         <w:jc w:val="both"/>
-      </w:pPr>
-      <w:r>
+        <w:rPr>
+          <w:rFonts w:cstheme="minorHAnsi"/>
+        </w:rPr>
+      </w:pPr>
+      <w:r>
+        <w:rPr>
+          <w:rFonts w:cstheme="minorHAnsi"/>
+        </w:rPr>
         <w:t>Query routing</w:t>
       </w:r>
     </w:p>
@@ -3171,8 +4575,14 @@
           <w:between w:val="nil"/>
         </w:pBdr>
         <w:jc w:val="both"/>
-      </w:pPr>
-      <w:r>
+        <w:rPr>
+          <w:rFonts w:cstheme="minorHAnsi"/>
+        </w:rPr>
+      </w:pPr>
+      <w:r>
+        <w:rPr>
+          <w:rFonts w:cstheme="minorHAnsi"/>
+        </w:rPr>
         <w:t>Shard management</w:t>
       </w:r>
     </w:p>
@@ -3191,12 +4601,24 @@
           <w:between w:val="nil"/>
         </w:pBdr>
         <w:jc w:val="both"/>
-      </w:pPr>
-      <w:r>
+        <w:rPr>
+          <w:rFonts w:cstheme="minorHAnsi"/>
+        </w:rPr>
+      </w:pPr>
+      <w:r>
+        <w:rPr>
+          <w:rFonts w:cstheme="minorHAnsi"/>
+        </w:rPr>
         <w:t>Cluster management</w:t>
       </w:r>
     </w:p>
-    <w:p/>
+    <w:p>
+      <w:pPr>
+        <w:rPr>
+          <w:rFonts w:cstheme="minorHAnsi"/>
+        </w:rPr>
+      </w:pPr>
+    </w:p>
     <w:p>
       <w:pPr>
         <w:pStyle w:val="NoSpacing"/>
@@ -3205,11 +4627,13 @@
           <w:numId w:val="25"/>
         </w:numPr>
         <w:rPr>
+          <w:rFonts w:asciiTheme="minorHAnsi" w:hAnsiTheme="minorHAnsi" w:cstheme="minorHAnsi"/>
           <w:b/>
         </w:rPr>
       </w:pPr>
       <w:r>
         <w:rPr>
+          <w:rFonts w:asciiTheme="minorHAnsi" w:hAnsiTheme="minorHAnsi" w:cstheme="minorHAnsi"/>
           <w:b/>
         </w:rPr>
         <w:t>Assumptions and Constraints:</w:t>
@@ -3222,8 +4646,14 @@
           <w:ilvl w:val="1"/>
           <w:numId w:val="26"/>
         </w:numPr>
-      </w:pPr>
-      <w:r>
+        <w:rPr>
+          <w:rFonts w:asciiTheme="minorHAnsi" w:hAnsiTheme="minorHAnsi" w:cstheme="minorHAnsi"/>
+        </w:rPr>
+      </w:pPr>
+      <w:r>
+        <w:rPr>
+          <w:rFonts w:asciiTheme="minorHAnsi" w:hAnsiTheme="minorHAnsi" w:cstheme="minorHAnsi"/>
+        </w:rPr>
         <w:t>Database workload (Data Processing System):</w:t>
       </w:r>
     </w:p>
@@ -3234,8 +4664,14 @@
           <w:ilvl w:val="2"/>
           <w:numId w:val="26"/>
         </w:numPr>
-      </w:pPr>
-      <w:r>
+        <w:rPr>
+          <w:rFonts w:asciiTheme="minorHAnsi" w:hAnsiTheme="minorHAnsi" w:cstheme="minorHAnsi"/>
+        </w:rPr>
+      </w:pPr>
+      <w:r>
+        <w:rPr>
+          <w:rFonts w:asciiTheme="minorHAnsi" w:hAnsiTheme="minorHAnsi" w:cstheme="minorHAnsi"/>
+        </w:rPr>
         <w:t>Online Transaction Processing (OLTP)</w:t>
       </w:r>
     </w:p>
@@ -3246,8 +4682,14 @@
           <w:ilvl w:val="1"/>
           <w:numId w:val="26"/>
         </w:numPr>
-      </w:pPr>
-      <w:r>
+        <w:rPr>
+          <w:rFonts w:asciiTheme="minorHAnsi" w:hAnsiTheme="minorHAnsi" w:cstheme="minorHAnsi"/>
+        </w:rPr>
+      </w:pPr>
+      <w:r>
+        <w:rPr>
+          <w:rFonts w:asciiTheme="minorHAnsi" w:hAnsiTheme="minorHAnsi" w:cstheme="minorHAnsi"/>
+        </w:rPr>
         <w:t>Database operations:</w:t>
       </w:r>
     </w:p>
@@ -3258,8 +4700,14 @@
           <w:ilvl w:val="2"/>
           <w:numId w:val="26"/>
         </w:numPr>
-      </w:pPr>
-      <w:r>
+        <w:rPr>
+          <w:rFonts w:asciiTheme="minorHAnsi" w:hAnsiTheme="minorHAnsi" w:cstheme="minorHAnsi"/>
+        </w:rPr>
+      </w:pPr>
+      <w:r>
+        <w:rPr>
+          <w:rFonts w:asciiTheme="minorHAnsi" w:hAnsiTheme="minorHAnsi" w:cstheme="minorHAnsi"/>
+        </w:rPr>
         <w:t>CRUD (Create Read Update Delete) operations</w:t>
       </w:r>
     </w:p>
@@ -3270,8 +4718,14 @@
           <w:ilvl w:val="2"/>
           <w:numId w:val="26"/>
         </w:numPr>
-      </w:pPr>
-      <w:r>
+        <w:rPr>
+          <w:rFonts w:asciiTheme="minorHAnsi" w:hAnsiTheme="minorHAnsi" w:cstheme="minorHAnsi"/>
+        </w:rPr>
+      </w:pPr>
+      <w:r>
+        <w:rPr>
+          <w:rFonts w:asciiTheme="minorHAnsi" w:hAnsiTheme="minorHAnsi" w:cstheme="minorHAnsi"/>
+        </w:rPr>
         <w:t>Range-based reads (Intra-shard and Inter-shard reads)</w:t>
       </w:r>
     </w:p>
@@ -3282,8 +4736,14 @@
           <w:ilvl w:val="2"/>
           <w:numId w:val="26"/>
         </w:numPr>
-      </w:pPr>
-      <w:r>
+        <w:rPr>
+          <w:rFonts w:asciiTheme="minorHAnsi" w:hAnsiTheme="minorHAnsi" w:cstheme="minorHAnsi"/>
+        </w:rPr>
+      </w:pPr>
+      <w:r>
+        <w:rPr>
+          <w:rFonts w:asciiTheme="minorHAnsi" w:hAnsiTheme="minorHAnsi" w:cstheme="minorHAnsi"/>
+        </w:rPr>
         <w:t>Concurrent reads</w:t>
       </w:r>
     </w:p>
@@ -3294,8 +4754,14 @@
           <w:ilvl w:val="2"/>
           <w:numId w:val="26"/>
         </w:numPr>
-      </w:pPr>
-      <w:r>
+        <w:rPr>
+          <w:rFonts w:asciiTheme="minorHAnsi" w:hAnsiTheme="minorHAnsi" w:cstheme="minorHAnsi"/>
+        </w:rPr>
+      </w:pPr>
+      <w:r>
+        <w:rPr>
+          <w:rFonts w:asciiTheme="minorHAnsi" w:hAnsiTheme="minorHAnsi" w:cstheme="minorHAnsi"/>
+        </w:rPr>
         <w:t>Blocking writes (Intra-shard and Inter-shard writes)</w:t>
       </w:r>
     </w:p>
@@ -3306,8 +4772,14 @@
           <w:ilvl w:val="2"/>
           <w:numId w:val="26"/>
         </w:numPr>
-      </w:pPr>
-      <w:r>
+        <w:rPr>
+          <w:rFonts w:asciiTheme="minorHAnsi" w:hAnsiTheme="minorHAnsi" w:cstheme="minorHAnsi"/>
+        </w:rPr>
+      </w:pPr>
+      <w:r>
+        <w:rPr>
+          <w:rFonts w:asciiTheme="minorHAnsi" w:hAnsiTheme="minorHAnsi" w:cstheme="minorHAnsi"/>
+        </w:rPr>
         <w:t>Atomic insertions, updates and deletion</w:t>
       </w:r>
     </w:p>
@@ -3318,8 +4790,14 @@
           <w:ilvl w:val="1"/>
           <w:numId w:val="26"/>
         </w:numPr>
-      </w:pPr>
-      <w:r>
+        <w:rPr>
+          <w:rFonts w:asciiTheme="minorHAnsi" w:hAnsiTheme="minorHAnsi" w:cstheme="minorHAnsi"/>
+        </w:rPr>
+      </w:pPr>
+      <w:r>
+        <w:rPr>
+          <w:rFonts w:asciiTheme="minorHAnsi" w:hAnsiTheme="minorHAnsi" w:cstheme="minorHAnsi"/>
+        </w:rPr>
         <w:t>Failure model:</w:t>
       </w:r>
     </w:p>
@@ -3330,8 +4808,14 @@
           <w:ilvl w:val="2"/>
           <w:numId w:val="26"/>
         </w:numPr>
-      </w:pPr>
-      <w:r>
+        <w:rPr>
+          <w:rFonts w:asciiTheme="minorHAnsi" w:hAnsiTheme="minorHAnsi" w:cstheme="minorHAnsi"/>
+        </w:rPr>
+      </w:pPr>
+      <w:r>
+        <w:rPr>
+          <w:rFonts w:asciiTheme="minorHAnsi" w:hAnsiTheme="minorHAnsi" w:cstheme="minorHAnsi"/>
+        </w:rPr>
         <w:t>Crash Fault Model</w:t>
       </w:r>
     </w:p>
@@ -3342,8 +4826,14 @@
           <w:ilvl w:val="2"/>
           <w:numId w:val="26"/>
         </w:numPr>
-      </w:pPr>
-      <w:r>
+        <w:rPr>
+          <w:rFonts w:asciiTheme="minorHAnsi" w:hAnsiTheme="minorHAnsi" w:cstheme="minorHAnsi"/>
+        </w:rPr>
+      </w:pPr>
+      <w:r>
+        <w:rPr>
+          <w:rFonts w:asciiTheme="minorHAnsi" w:hAnsiTheme="minorHAnsi" w:cstheme="minorHAnsi"/>
+        </w:rPr>
         <w:t>Exclusion of Byzantine Faults, assuming that malicious sites are not present</w:t>
       </w:r>
     </w:p>
@@ -3363,12 +4853,14 @@
         <w:spacing w:after="0"/>
         <w:jc w:val="both"/>
         <w:rPr>
+          <w:rFonts w:cstheme="minorHAnsi"/>
           <w:b/>
           <w:color w:val="000000"/>
         </w:rPr>
       </w:pPr>
       <w:r>
         <w:rPr>
+          <w:rFonts w:cstheme="minorHAnsi"/>
           <w:b/>
           <w:color w:val="000000"/>
         </w:rPr>
@@ -3390,9 +4882,13 @@
         </w:pBdr>
         <w:spacing w:after="0"/>
         <w:jc w:val="both"/>
-      </w:pPr>
-      <w:r>
-        <w:rPr>
+        <w:rPr>
+          <w:rFonts w:cstheme="minorHAnsi"/>
+        </w:rPr>
+      </w:pPr>
+      <w:r>
+        <w:rPr>
+          <w:rFonts w:cstheme="minorHAnsi"/>
           <w:color w:val="000000"/>
         </w:rPr>
         <w:t>Components to implement:</w:t>
@@ -3413,9 +4909,13 @@
         </w:pBdr>
         <w:spacing w:after="0"/>
         <w:jc w:val="both"/>
-      </w:pPr>
-      <w:r>
-        <w:rPr>
+        <w:rPr>
+          <w:rFonts w:cstheme="minorHAnsi"/>
+        </w:rPr>
+      </w:pPr>
+      <w:r>
+        <w:rPr>
+          <w:rFonts w:cstheme="minorHAnsi"/>
           <w:color w:val="000000"/>
         </w:rPr>
         <w:t>Query routing</w:t>
@@ -3436,9 +4936,13 @@
         </w:pBdr>
         <w:spacing w:after="0"/>
         <w:jc w:val="both"/>
-      </w:pPr>
-      <w:r>
-        <w:rPr>
+        <w:rPr>
+          <w:rFonts w:cstheme="minorHAnsi"/>
+        </w:rPr>
+      </w:pPr>
+      <w:r>
+        <w:rPr>
+          <w:rFonts w:cstheme="minorHAnsi"/>
           <w:color w:val="000000"/>
         </w:rPr>
         <w:t>Sharding</w:t>
@@ -3459,9 +4963,13 @@
         </w:pBdr>
         <w:spacing w:after="0"/>
         <w:jc w:val="both"/>
-      </w:pPr>
-      <w:r>
-        <w:rPr>
+        <w:rPr>
+          <w:rFonts w:cstheme="minorHAnsi"/>
+        </w:rPr>
+      </w:pPr>
+      <w:r>
+        <w:rPr>
+          <w:rFonts w:cstheme="minorHAnsi"/>
           <w:color w:val="000000"/>
         </w:rPr>
         <w:t>Cluster management</w:t>
@@ -3482,9 +4990,13 @@
         </w:pBdr>
         <w:spacing w:after="0"/>
         <w:jc w:val="both"/>
-      </w:pPr>
-      <w:r>
-        <w:rPr>
+        <w:rPr>
+          <w:rFonts w:cstheme="minorHAnsi"/>
+        </w:rPr>
+      </w:pPr>
+      <w:r>
+        <w:rPr>
+          <w:rFonts w:cstheme="minorHAnsi"/>
           <w:color w:val="000000"/>
         </w:rPr>
         <w:t>Data sharding:</w:t>
@@ -3505,9 +5017,13 @@
         </w:pBdr>
         <w:spacing w:after="0"/>
         <w:jc w:val="both"/>
-      </w:pPr>
-      <w:r>
-        <w:rPr>
+        <w:rPr>
+          <w:rFonts w:cstheme="minorHAnsi"/>
+        </w:rPr>
+      </w:pPr>
+      <w:r>
+        <w:rPr>
+          <w:rFonts w:cstheme="minorHAnsi"/>
           <w:color w:val="000000"/>
         </w:rPr>
         <w:t>Key-based/Hashed-based sharding (Algorithmic sharding) with consistent hashing</w:t>
@@ -3528,9 +5044,13 @@
         </w:pBdr>
         <w:spacing w:after="0"/>
         <w:jc w:val="both"/>
-      </w:pPr>
-      <w:r>
-        <w:rPr>
+        <w:rPr>
+          <w:rFonts w:cstheme="minorHAnsi"/>
+        </w:rPr>
+      </w:pPr>
+      <w:r>
+        <w:rPr>
+          <w:rFonts w:cstheme="minorHAnsi"/>
           <w:color w:val="000000"/>
         </w:rPr>
         <w:t>Shard distribution:</w:t>
@@ -3551,9 +5071,13 @@
         </w:pBdr>
         <w:spacing w:after="0"/>
         <w:jc w:val="both"/>
-      </w:pPr>
-      <w:r>
-        <w:rPr>
+        <w:rPr>
+          <w:rFonts w:cstheme="minorHAnsi"/>
+        </w:rPr>
+      </w:pPr>
+      <w:r>
+        <w:rPr>
+          <w:rFonts w:cstheme="minorHAnsi"/>
           <w:color w:val="000000"/>
         </w:rPr>
         <w:t>Multiple shards within each site</w:t>
@@ -3574,9 +5098,13 @@
         </w:pBdr>
         <w:spacing w:after="0"/>
         <w:jc w:val="both"/>
-      </w:pPr>
-      <w:r>
-        <w:rPr>
+        <w:rPr>
+          <w:rFonts w:cstheme="minorHAnsi"/>
+        </w:rPr>
+      </w:pPr>
+      <w:r>
+        <w:rPr>
+          <w:rFonts w:cstheme="minorHAnsi"/>
           <w:color w:val="000000"/>
         </w:rPr>
         <w:t>Disjoint shards within and among the sites</w:t>
@@ -3597,9 +5125,13 @@
         </w:pBdr>
         <w:spacing w:after="0"/>
         <w:jc w:val="both"/>
-      </w:pPr>
-      <w:r>
-        <w:rPr>
+        <w:rPr>
+          <w:rFonts w:cstheme="minorHAnsi"/>
+        </w:rPr>
+      </w:pPr>
+      <w:r>
+        <w:rPr>
+          <w:rFonts w:cstheme="minorHAnsi"/>
           <w:color w:val="000000"/>
         </w:rPr>
         <w:t>Communication management:</w:t>
@@ -3620,9 +5152,13 @@
         </w:pBdr>
         <w:spacing w:after="0"/>
         <w:jc w:val="both"/>
-      </w:pPr>
-      <w:r>
-        <w:rPr>
+        <w:rPr>
+          <w:rFonts w:cstheme="minorHAnsi"/>
+        </w:rPr>
+      </w:pPr>
+      <w:r>
+        <w:rPr>
+          <w:rFonts w:cstheme="minorHAnsi"/>
           <w:color w:val="000000"/>
         </w:rPr>
         <w:t>Intra-shard communication within each site</w:t>
@@ -3643,9 +5179,13 @@
         </w:pBdr>
         <w:spacing w:after="0"/>
         <w:jc w:val="both"/>
-      </w:pPr>
-      <w:r>
-        <w:rPr>
+        <w:rPr>
+          <w:rFonts w:cstheme="minorHAnsi"/>
+        </w:rPr>
+      </w:pPr>
+      <w:r>
+        <w:rPr>
+          <w:rFonts w:cstheme="minorHAnsi"/>
           <w:color w:val="000000"/>
         </w:rPr>
         <w:t>Inter-shard communication between multiple sites</w:t>
@@ -3666,9 +5206,13 @@
         </w:pBdr>
         <w:spacing w:after="0"/>
         <w:jc w:val="both"/>
-      </w:pPr>
-      <w:r>
-        <w:rPr>
+        <w:rPr>
+          <w:rFonts w:cstheme="minorHAnsi"/>
+        </w:rPr>
+      </w:pPr>
+      <w:r>
+        <w:rPr>
+          <w:rFonts w:cstheme="minorHAnsi"/>
           <w:color w:val="000000"/>
         </w:rPr>
         <w:t>Transactions:</w:t>
@@ -3689,9 +5233,13 @@
         </w:pBdr>
         <w:spacing w:after="0"/>
         <w:jc w:val="both"/>
-      </w:pPr>
-      <w:r>
-        <w:rPr>
+        <w:rPr>
+          <w:rFonts w:cstheme="minorHAnsi"/>
+        </w:rPr>
+      </w:pPr>
+      <w:r>
+        <w:rPr>
+          <w:rFonts w:cstheme="minorHAnsi"/>
           <w:color w:val="000000"/>
         </w:rPr>
         <w:t>CRUD (Create Read Update Delete) queries including cross-shard joins</w:t>
@@ -3707,6 +5255,9 @@
           <w:between w:val="nil"/>
         </w:pBdr>
         <w:jc w:val="both"/>
+        <w:rPr>
+          <w:rFonts w:cstheme="minorHAnsi"/>
+        </w:rPr>
       </w:pPr>
     </w:p>
     <w:p>
@@ -3716,7 +5267,7 @@
         <w:adjustRightInd w:val="0"/>
         <w:spacing w:after="0" w:line="240" w:lineRule="auto"/>
         <w:rPr>
-          <w:rFonts w:ascii="CourierNewPSMT" w:cs="CourierNewPSMT"/>
+          <w:rFonts w:cstheme="minorHAnsi"/>
           <w:b/>
           <w:bCs/>
           <w:color w:val="000000" w:themeColor="text1"/>
@@ -3725,7 +5276,7 @@
       </w:pPr>
       <w:r>
         <w:rPr>
-          <w:rFonts w:ascii="CourierNewPSMT" w:cs="CourierNewPSMT"/>
+          <w:rFonts w:cstheme="minorHAnsi"/>
           <w:b/>
           <w:bCs/>
           <w:color w:val="000000" w:themeColor="text1"/>
@@ -3736,7 +5287,7 @@
       <w:proofErr w:type="spellStart"/>
       <w:r>
         <w:rPr>
-          <w:rFonts w:ascii="CourierNewPSMT" w:cs="CourierNewPSMT"/>
+          <w:rFonts w:cstheme="minorHAnsi"/>
           <w:b/>
           <w:bCs/>
           <w:color w:val="000000" w:themeColor="text1"/>
@@ -3747,7 +5298,7 @@
       <w:proofErr w:type="spellEnd"/>
       <w:r>
         <w:rPr>
-          <w:rFonts w:ascii="CourierNewPSMT" w:cs="CourierNewPSMT"/>
+          <w:rFonts w:cstheme="minorHAnsi"/>
           <w:b/>
           <w:bCs/>
           <w:color w:val="000000" w:themeColor="text1"/>
@@ -3758,7 +5309,7 @@
       <w:proofErr w:type="spellStart"/>
       <w:r>
         <w:rPr>
-          <w:rFonts w:ascii="CourierNewPSMT" w:cs="CourierNewPSMT"/>
+          <w:rFonts w:cstheme="minorHAnsi"/>
           <w:b/>
           <w:bCs/>
           <w:color w:val="000000" w:themeColor="text1"/>
@@ -3769,7 +5320,7 @@
       <w:proofErr w:type="spellEnd"/>
       <w:r>
         <w:rPr>
-          <w:rFonts w:ascii="CourierNewPSMT" w:cs="CourierNewPSMT"/>
+          <w:rFonts w:cstheme="minorHAnsi"/>
           <w:b/>
           <w:bCs/>
           <w:color w:val="000000" w:themeColor="text1"/>
@@ -3786,7 +5337,7 @@
         <w:spacing w:after="0" w:line="240" w:lineRule="auto"/>
         <w:ind w:firstLine="720"/>
         <w:rPr>
-          <w:rFonts w:ascii="CourierNewPSMT" w:cs="CourierNewPSMT"/>
+          <w:rFonts w:cstheme="minorHAnsi"/>
           <w:b/>
           <w:bCs/>
           <w:color w:val="000000" w:themeColor="text1"/>
@@ -3796,7 +5347,7 @@
       <w:proofErr w:type="spellStart"/>
       <w:r>
         <w:rPr>
-          <w:rFonts w:ascii="CourierNewPSMT" w:cs="CourierNewPSMT"/>
+          <w:rFonts w:cstheme="minorHAnsi"/>
           <w:b/>
           <w:bCs/>
           <w:color w:val="000000" w:themeColor="text1"/>
@@ -3807,23 +5358,13 @@
       <w:proofErr w:type="spellEnd"/>
       <w:r>
         <w:rPr>
-          <w:rFonts w:ascii="CourierNewPSMT" w:cs="CourierNewPSMT"/>
+          <w:rFonts w:cstheme="minorHAnsi"/>
           <w:b/>
           <w:bCs/>
           <w:color w:val="000000" w:themeColor="text1"/>
           <w:highlight w:val="lightGray"/>
         </w:rPr>
-        <w:t>(key)</w:t>
-      </w:r>
-      <w:r>
-        <w:rPr>
-          <w:rFonts w:ascii="CourierNewPSMT" w:cs="CourierNewPSMT" w:hint="cs"/>
-          <w:b/>
-          <w:bCs/>
-          <w:color w:val="000000" w:themeColor="text1"/>
-          <w:highlight w:val="lightGray"/>
-        </w:rPr>
-        <w:t>;</w:t>
+        <w:t>(key);</w:t>
       </w:r>
     </w:p>
     <w:p>
@@ -3834,7 +5375,7 @@
         <w:spacing w:after="0" w:line="240" w:lineRule="auto"/>
         <w:ind w:firstLine="720"/>
         <w:rPr>
-          <w:rFonts w:ascii="CourierNewPSMT" w:cs="CourierNewPSMT"/>
+          <w:rFonts w:cstheme="minorHAnsi"/>
           <w:b/>
           <w:bCs/>
           <w:color w:val="000000" w:themeColor="text1"/>
@@ -3843,23 +5384,13 @@
       </w:pPr>
       <w:r>
         <w:rPr>
-          <w:rFonts w:ascii="CourierNewPSMT" w:cs="CourierNewPSMT"/>
+          <w:rFonts w:cstheme="minorHAnsi"/>
           <w:b/>
           <w:bCs/>
           <w:color w:val="000000" w:themeColor="text1"/>
           <w:highlight w:val="lightGray"/>
         </w:rPr>
-        <w:t>int b = 1</w:t>
-      </w:r>
-      <w:r>
-        <w:rPr>
-          <w:rFonts w:ascii="CourierNewPSMT" w:cs="CourierNewPSMT" w:hint="cs"/>
-          <w:b/>
-          <w:bCs/>
-          <w:color w:val="000000" w:themeColor="text1"/>
-          <w:highlight w:val="lightGray"/>
-        </w:rPr>
-        <w:t>;</w:t>
+        <w:t>int b = 1;</w:t>
       </w:r>
     </w:p>
     <w:p>
@@ -3870,7 +5401,7 @@
         <w:spacing w:after="0" w:line="240" w:lineRule="auto"/>
         <w:ind w:firstLine="720"/>
         <w:rPr>
-          <w:rFonts w:ascii="CourierNewPSMT" w:cs="CourierNewPSMT"/>
+          <w:rFonts w:cstheme="minorHAnsi"/>
           <w:b/>
           <w:bCs/>
           <w:color w:val="000000" w:themeColor="text1"/>
@@ -3879,7 +5410,7 @@
       </w:pPr>
       <w:r>
         <w:rPr>
-          <w:rFonts w:ascii="CourierNewPSMT" w:cs="CourierNewPSMT"/>
+          <w:rFonts w:cstheme="minorHAnsi"/>
           <w:b/>
           <w:bCs/>
           <w:color w:val="000000" w:themeColor="text1"/>
@@ -3896,7 +5427,7 @@
         <w:spacing w:after="0" w:line="240" w:lineRule="auto"/>
         <w:ind w:firstLine="720"/>
         <w:rPr>
-          <w:rFonts w:ascii="CourierNewPSMT" w:cs="CourierNewPSMT"/>
+          <w:rFonts w:cstheme="minorHAnsi"/>
           <w:b/>
           <w:bCs/>
           <w:color w:val="000000" w:themeColor="text1"/>
@@ -3905,33 +5436,13 @@
       </w:pPr>
       <w:r>
         <w:rPr>
-          <w:rFonts w:ascii="CourierNewPSMT" w:cs="CourierNewPSMT"/>
+          <w:rFonts w:cstheme="minorHAnsi"/>
           <w:b/>
           <w:bCs/>
           <w:color w:val="000000" w:themeColor="text1"/>
           <w:highlight w:val="lightGray"/>
         </w:rPr>
-        <w:t>int j = 0</w:t>
-      </w:r>
-      <w:r>
-        <w:rPr>
-          <w:rFonts w:ascii="CourierNewPSMT" w:cs="CourierNewPSMT" w:hint="cs"/>
-          <w:b/>
-          <w:bCs/>
-          <w:color w:val="000000" w:themeColor="text1"/>
-          <w:highlight w:val="lightGray"/>
-        </w:rPr>
-        <w:t>;</w:t>
-      </w:r>
-      <w:r>
-        <w:rPr>
-          <w:rFonts w:ascii="CourierNewPSMT" w:cs="CourierNewPSMT"/>
-          <w:b/>
-          <w:bCs/>
-          <w:color w:val="000000" w:themeColor="text1"/>
-          <w:highlight w:val="lightGray"/>
-        </w:rPr>
-        <w:t xml:space="preserve"> // bucket number before the current jump</w:t>
+        <w:t>int j = 0; // bucket number before the current jump</w:t>
       </w:r>
     </w:p>
     <w:p>
@@ -3942,7 +5453,7 @@
         <w:spacing w:after="0" w:line="240" w:lineRule="auto"/>
         <w:ind w:firstLine="720"/>
         <w:rPr>
-          <w:rFonts w:ascii="CourierNewPSMT" w:cs="CourierNewPSMT"/>
+          <w:rFonts w:cstheme="minorHAnsi"/>
           <w:b/>
           <w:bCs/>
           <w:color w:val="000000" w:themeColor="text1"/>
@@ -3951,7 +5462,7 @@
       </w:pPr>
       <w:r>
         <w:rPr>
-          <w:rFonts w:ascii="CourierNewPSMT" w:cs="CourierNewPSMT"/>
+          <w:rFonts w:cstheme="minorHAnsi"/>
           <w:b/>
           <w:bCs/>
           <w:color w:val="000000" w:themeColor="text1"/>
@@ -3962,7 +5473,7 @@
       <w:proofErr w:type="spellStart"/>
       <w:r>
         <w:rPr>
-          <w:rFonts w:ascii="CourierNewPSMT" w:cs="CourierNewPSMT"/>
+          <w:rFonts w:cstheme="minorHAnsi"/>
           <w:b/>
           <w:bCs/>
           <w:color w:val="000000" w:themeColor="text1"/>
@@ -3973,7 +5484,7 @@
       <w:proofErr w:type="spellEnd"/>
       <w:r>
         <w:rPr>
-          <w:rFonts w:ascii="CourierNewPSMT" w:cs="CourierNewPSMT"/>
+          <w:rFonts w:cstheme="minorHAnsi"/>
           <w:b/>
           <w:bCs/>
           <w:color w:val="000000" w:themeColor="text1"/>
@@ -3990,7 +5501,7 @@
         <w:spacing w:after="0" w:line="240" w:lineRule="auto"/>
         <w:ind w:left="720" w:firstLine="720"/>
         <w:rPr>
-          <w:rFonts w:ascii="CourierNewPSMT" w:cs="CourierNewPSMT"/>
+          <w:rFonts w:cstheme="minorHAnsi"/>
           <w:b/>
           <w:bCs/>
           <w:color w:val="000000" w:themeColor="text1"/>
@@ -3999,23 +5510,13 @@
       </w:pPr>
       <w:r>
         <w:rPr>
-          <w:rFonts w:ascii="CourierNewPSMT" w:cs="CourierNewPSMT"/>
+          <w:rFonts w:cstheme="minorHAnsi"/>
           <w:b/>
           <w:bCs/>
           <w:color w:val="000000" w:themeColor="text1"/>
           <w:highlight w:val="lightGray"/>
         </w:rPr>
-        <w:t>b = j</w:t>
-      </w:r>
-      <w:r>
-        <w:rPr>
-          <w:rFonts w:ascii="CourierNewPSMT" w:cs="CourierNewPSMT" w:hint="cs"/>
-          <w:b/>
-          <w:bCs/>
-          <w:color w:val="000000" w:themeColor="text1"/>
-          <w:highlight w:val="lightGray"/>
-        </w:rPr>
-        <w:t>;</w:t>
+        <w:t>b = j;</w:t>
       </w:r>
     </w:p>
     <w:p>
@@ -4026,7 +5527,7 @@
         <w:spacing w:after="0" w:line="240" w:lineRule="auto"/>
         <w:ind w:left="720" w:firstLine="720"/>
         <w:rPr>
-          <w:rFonts w:ascii="CourierNewPSMT" w:cs="CourierNewPSMT"/>
+          <w:rFonts w:cstheme="minorHAnsi"/>
           <w:b/>
           <w:bCs/>
           <w:color w:val="000000" w:themeColor="text1"/>
@@ -4035,7 +5536,7 @@
       </w:pPr>
       <w:r>
         <w:rPr>
-          <w:rFonts w:ascii="CourierNewPSMT" w:cs="CourierNewPSMT"/>
+          <w:rFonts w:cstheme="minorHAnsi"/>
           <w:b/>
           <w:bCs/>
           <w:color w:val="000000" w:themeColor="text1"/>
@@ -4046,7 +5547,7 @@
       <w:proofErr w:type="spellStart"/>
       <w:r>
         <w:rPr>
-          <w:rFonts w:ascii="CourierNewPSMT" w:cs="CourierNewPSMT"/>
+          <w:rFonts w:cstheme="minorHAnsi"/>
           <w:b/>
           <w:bCs/>
           <w:color w:val="000000" w:themeColor="text1"/>
@@ -4057,23 +5558,13 @@
       <w:proofErr w:type="spellEnd"/>
       <w:r>
         <w:rPr>
-          <w:rFonts w:ascii="CourierNewPSMT" w:cs="CourierNewPSMT"/>
+          <w:rFonts w:cstheme="minorHAnsi"/>
           <w:b/>
           <w:bCs/>
           <w:color w:val="000000" w:themeColor="text1"/>
           <w:highlight w:val="lightGray"/>
         </w:rPr>
-        <w:t>()</w:t>
-      </w:r>
-      <w:r>
-        <w:rPr>
-          <w:rFonts w:ascii="CourierNewPSMT" w:cs="CourierNewPSMT" w:hint="cs"/>
-          <w:b/>
-          <w:bCs/>
-          <w:color w:val="000000" w:themeColor="text1"/>
-          <w:highlight w:val="lightGray"/>
-        </w:rPr>
-        <w:t>;</w:t>
+        <w:t>();</w:t>
       </w:r>
     </w:p>
     <w:p>
@@ -4084,7 +5575,7 @@
         <w:spacing w:after="0" w:line="240" w:lineRule="auto"/>
         <w:ind w:left="720" w:firstLine="720"/>
         <w:rPr>
-          <w:rFonts w:ascii="CourierNewPSMT" w:cs="CourierNewPSMT"/>
+          <w:rFonts w:cstheme="minorHAnsi"/>
           <w:b/>
           <w:bCs/>
           <w:color w:val="000000" w:themeColor="text1"/>
@@ -4093,23 +5584,13 @@
       </w:pPr>
       <w:r>
         <w:rPr>
-          <w:rFonts w:ascii="CourierNewPSMT" w:cs="CourierNewPSMT"/>
+          <w:rFonts w:cstheme="minorHAnsi"/>
           <w:b/>
           <w:bCs/>
           <w:color w:val="000000" w:themeColor="text1"/>
           <w:highlight w:val="lightGray"/>
         </w:rPr>
-        <w:t>j = floor((b + 1) / r)</w:t>
-      </w:r>
-      <w:r>
-        <w:rPr>
-          <w:rFonts w:ascii="CourierNewPSMT" w:cs="CourierNewPSMT" w:hint="cs"/>
-          <w:b/>
-          <w:bCs/>
-          <w:color w:val="000000" w:themeColor="text1"/>
-          <w:highlight w:val="lightGray"/>
-        </w:rPr>
-        <w:t>;</w:t>
+        <w:t>j = floor((b + 1) / r);</w:t>
       </w:r>
     </w:p>
     <w:p>
@@ -4120,7 +5601,7 @@
         <w:spacing w:after="0" w:line="240" w:lineRule="auto"/>
         <w:ind w:firstLine="720"/>
         <w:rPr>
-          <w:rFonts w:ascii="CourierNewPSMT" w:cs="CourierNewPSMT"/>
+          <w:rFonts w:cstheme="minorHAnsi"/>
           <w:b/>
           <w:bCs/>
           <w:color w:val="000000" w:themeColor="text1"/>
@@ -4129,7 +5610,7 @@
       </w:pPr>
       <w:r>
         <w:rPr>
-          <w:rFonts w:ascii="CourierNewPSMT" w:cs="CourierNewPSMT"/>
+          <w:rFonts w:cstheme="minorHAnsi"/>
           <w:b/>
           <w:bCs/>
           <w:color w:val="000000" w:themeColor="text1"/>
@@ -4146,7 +5627,7 @@
         <w:spacing w:after="0" w:line="240" w:lineRule="auto"/>
         <w:ind w:firstLine="720"/>
         <w:rPr>
-          <w:rFonts w:ascii="CourierNewPSMT" w:cs="CourierNewPSMT"/>
+          <w:rFonts w:cstheme="minorHAnsi"/>
           <w:b/>
           <w:bCs/>
           <w:color w:val="000000" w:themeColor="text1"/>
@@ -4155,316 +5636,339 @@
       </w:pPr>
       <w:r>
         <w:rPr>
-          <w:rFonts w:ascii="CourierNewPSMT" w:cs="CourierNewPSMT"/>
+          <w:rFonts w:cstheme="minorHAnsi"/>
           <w:b/>
           <w:bCs/>
           <w:color w:val="000000" w:themeColor="text1"/>
           <w:highlight w:val="lightGray"/>
         </w:rPr>
-        <w:t>return = b</w:t>
-      </w:r>
-      <w:r>
-        <w:rPr>
-          <w:rFonts w:ascii="CourierNewPSMT" w:cs="CourierNewPSMT" w:hint="cs"/>
+        <w:t>return = b;</w:t>
+      </w:r>
+    </w:p>
+    <w:p>
+      <w:pPr>
+        <w:pBdr>
+          <w:bottom w:val="single" w:sz="12" w:space="1" w:color="auto"/>
+        </w:pBdr>
+        <w:rPr>
+          <w:rFonts w:cstheme="minorHAnsi"/>
+          <w:b/>
+          <w:bCs/>
+          <w:color w:val="000000" w:themeColor="text1"/>
+        </w:rPr>
+      </w:pPr>
+      <w:r>
+        <w:rPr>
+          <w:rFonts w:cstheme="minorHAnsi"/>
           <w:b/>
           <w:bCs/>
           <w:color w:val="000000" w:themeColor="text1"/>
           <w:highlight w:val="lightGray"/>
         </w:rPr>
-        <w:t>;</w:t>
-      </w:r>
-    </w:p>
-    <w:p>
-      <w:pPr>
-        <w:pBdr>
-          <w:bottom w:val="single" w:sz="12" w:space="1" w:color="auto"/>
-        </w:pBdr>
-        <w:rPr>
+        <w:t>}</w:t>
+      </w:r>
+    </w:p>
+    <w:p>
+      <w:pPr>
+        <w:rPr>
+          <w:rFonts w:cstheme="minorHAnsi"/>
+        </w:rPr>
+      </w:pPr>
+    </w:p>
+    <w:p>
+      <w:pPr>
+        <w:rPr>
+          <w:rFonts w:cstheme="minorHAnsi"/>
+        </w:rPr>
+      </w:pPr>
+      <w:r>
+        <w:rPr>
+          <w:rFonts w:cstheme="minorHAnsi"/>
+        </w:rPr>
+        <w:t xml:space="preserve">Applications of consistent Hashing : DynamoDB, Cassandra, </w:t>
+      </w:r>
+      <w:proofErr w:type="spellStart"/>
+      <w:r>
+        <w:rPr>
+          <w:rFonts w:cstheme="minorHAnsi"/>
+        </w:rPr>
+        <w:t>couchbase</w:t>
+      </w:r>
+      <w:proofErr w:type="spellEnd"/>
+      <w:r>
+        <w:rPr>
+          <w:rFonts w:cstheme="minorHAnsi"/>
+        </w:rPr>
+        <w:t xml:space="preserve">, </w:t>
+      </w:r>
+      <w:proofErr w:type="spellStart"/>
+      <w:r>
+        <w:rPr>
+          <w:rFonts w:cstheme="minorHAnsi"/>
+        </w:rPr>
+        <w:t>riak</w:t>
+      </w:r>
+      <w:proofErr w:type="spellEnd"/>
+    </w:p>
+    <w:p>
+      <w:pPr>
+        <w:jc w:val="both"/>
+        <w:rPr>
+          <w:rFonts w:cstheme="minorHAnsi"/>
+        </w:rPr>
+      </w:pPr>
+    </w:p>
+    <w:p>
+      <w:pPr>
+        <w:jc w:val="both"/>
+        <w:rPr>
+          <w:rFonts w:cstheme="minorHAnsi"/>
+        </w:rPr>
+      </w:pPr>
+    </w:p>
+    <w:p>
+      <w:pPr>
+        <w:jc w:val="both"/>
+        <w:rPr>
+          <w:rFonts w:cstheme="minorHAnsi"/>
+        </w:rPr>
+      </w:pPr>
+    </w:p>
+    <w:p>
+      <w:pPr>
+        <w:jc w:val="both"/>
+        <w:rPr>
+          <w:rFonts w:cstheme="minorHAnsi"/>
           <w:b/>
           <w:bCs/>
-          <w:color w:val="000000" w:themeColor="text1"/>
-        </w:rPr>
-      </w:pPr>
-      <w:r>
-        <w:rPr>
-          <w:rFonts w:ascii="CourierNewPSMT" w:cs="CourierNewPSMT"/>
+        </w:rPr>
+      </w:pPr>
+      <w:r>
+        <w:rPr>
+          <w:rFonts w:cstheme="minorHAnsi"/>
           <w:b/>
           <w:bCs/>
-          <w:color w:val="000000" w:themeColor="text1"/>
-          <w:highlight w:val="lightGray"/>
-        </w:rPr>
-        <w:t>}</w:t>
-      </w:r>
-    </w:p>
-    <w:p/>
-    <w:p>
-      <w:r>
-        <w:t xml:space="preserve">Applications of consistent Hashing : DynamoDB, Cassandra, </w:t>
+        </w:rPr>
+        <w:t>Sharding to build distributed database:</w:t>
+      </w:r>
+    </w:p>
+    <w:p>
+      <w:pPr>
+        <w:jc w:val="both"/>
+        <w:rPr>
+          <w:rFonts w:cstheme="minorHAnsi"/>
+        </w:rPr>
+      </w:pPr>
+      <w:r>
+        <w:rPr>
+          <w:rFonts w:cstheme="minorHAnsi"/>
+        </w:rPr>
+        <w:t>Distributed database needs to automatically partition the data and distribute across several database servers, called sites.</w:t>
+      </w:r>
+    </w:p>
+    <w:p>
+      <w:pPr>
+        <w:jc w:val="both"/>
+        <w:rPr>
+          <w:rFonts w:cstheme="minorHAnsi"/>
+        </w:rPr>
+      </w:pPr>
+      <w:r>
+        <w:rPr>
+          <w:rFonts w:cstheme="minorHAnsi"/>
+        </w:rPr>
+        <w:t>Data sharding helps in scalability and geo-distribution by partitioning data, either vertically or horizontally.</w:t>
+      </w:r>
+    </w:p>
+    <w:p>
+      <w:pPr>
+        <w:jc w:val="both"/>
+        <w:rPr>
+          <w:rFonts w:cstheme="minorHAnsi"/>
+        </w:rPr>
+      </w:pPr>
+      <w:r>
+        <w:rPr>
+          <w:rFonts w:cstheme="minorHAnsi"/>
+        </w:rPr>
+        <w:t xml:space="preserve">A SQL table is decomposed into multiple sets of rows according to a specific sharding strategy. Each of these sets of rows is called a </w:t>
       </w:r>
       <w:proofErr w:type="spellStart"/>
       <w:r>
-        <w:t>couchbase</w:t>
+        <w:rPr>
+          <w:rFonts w:cstheme="minorHAnsi"/>
+        </w:rPr>
+        <w:t>shard</w:t>
       </w:r>
       <w:proofErr w:type="spellEnd"/>
       <w:r>
-        <w:t xml:space="preserve">, </w:t>
+        <w:rPr>
+          <w:rFonts w:cstheme="minorHAnsi"/>
+        </w:rPr>
+        <w:t xml:space="preserve">. These shards are distributed across multiple database servers (nodes/sites) in a shared-nothing architecture. This ensures that the shards do not get bottlenecked by the compute, </w:t>
+      </w:r>
+      <w:r>
+        <w:rPr>
+          <w:rFonts w:cstheme="minorHAnsi"/>
+        </w:rPr>
+        <w:t>storage,</w:t>
+      </w:r>
+      <w:r>
+        <w:rPr>
+          <w:rFonts w:cstheme="minorHAnsi"/>
+        </w:rPr>
+        <w:t xml:space="preserve"> and networking resources available at a single node. High availability is achieved by replicating each shard across multiple nodes. However, the application interacts with a SQL table as one logical unit and remains agnostic to the physical placement of the shards.</w:t>
+      </w:r>
+    </w:p>
+    <w:p>
+      <w:pPr>
+        <w:jc w:val="both"/>
+        <w:rPr>
+          <w:rFonts w:cstheme="minorHAnsi"/>
+        </w:rPr>
+      </w:pPr>
+    </w:p>
+    <w:p>
+      <w:pPr>
+        <w:jc w:val="both"/>
+        <w:rPr>
+          <w:rFonts w:cstheme="minorHAnsi"/>
+        </w:rPr>
+      </w:pPr>
+      <w:r>
+        <w:rPr>
+          <w:rFonts w:cstheme="minorHAnsi"/>
+        </w:rPr>
+        <w:t>We use a non-relational database, namely a key-value based non-relational database. We shard the data based on the key.</w:t>
+      </w:r>
+    </w:p>
+    <w:p>
+      <w:pPr>
+        <w:jc w:val="both"/>
+        <w:rPr>
+          <w:rFonts w:cstheme="minorHAnsi"/>
+        </w:rPr>
+      </w:pPr>
+      <w:r>
+        <w:rPr>
+          <w:rFonts w:cstheme="minorHAnsi"/>
+        </w:rPr>
+        <w:t>With consistent hash sharding, data is evenly and randomly distributed across sites using a partitioning algorithm. Each shard is placed into a database server, determined by computing a consistent hash on the shard key.</w:t>
+      </w:r>
+    </w:p>
+    <w:p>
+      <w:pPr>
+        <w:jc w:val="both"/>
+        <w:rPr>
+          <w:rFonts w:cstheme="minorHAnsi"/>
+        </w:rPr>
+      </w:pPr>
+    </w:p>
+    <w:p>
+      <w:pPr>
+        <w:jc w:val="both"/>
+        <w:rPr>
+          <w:rFonts w:cstheme="minorHAnsi"/>
+        </w:rPr>
+      </w:pPr>
+      <w:r>
+        <w:rPr>
+          <w:rFonts w:cstheme="minorHAnsi"/>
+        </w:rPr>
+        <w:t>Pros:</w:t>
+      </w:r>
+    </w:p>
+    <w:p>
+      <w:pPr>
+        <w:jc w:val="both"/>
+        <w:rPr>
+          <w:rFonts w:cstheme="minorHAnsi"/>
+        </w:rPr>
+      </w:pPr>
+      <w:r>
+        <w:rPr>
+          <w:rFonts w:cstheme="minorHAnsi"/>
+        </w:rPr>
+        <w:lastRenderedPageBreak/>
+        <w:t xml:space="preserve">This sharding strategy is ideal for massively scalable workloads because it distributes data evenly across all the sites in the cluster, while retaining ease of adding sites into the cluster. With consistent hash sharding, there are many more </w:t>
       </w:r>
       <w:proofErr w:type="spellStart"/>
       <w:r>
-        <w:t>riak</w:t>
+        <w:rPr>
+          <w:rFonts w:cstheme="minorHAnsi"/>
+        </w:rPr>
+        <w:t>shards</w:t>
       </w:r>
       <w:proofErr w:type="spellEnd"/>
-    </w:p>
-    <w:p>
-      <w:pPr>
-        <w:jc w:val="both"/>
-        <w:rPr>
-          <w:rFonts w:cstheme="minorHAnsi"/>
-        </w:rPr>
-      </w:pPr>
-    </w:p>
-    <w:p>
-      <w:pPr>
-        <w:jc w:val="both"/>
-        <w:rPr>
-          <w:rFonts w:cstheme="minorHAnsi"/>
-        </w:rPr>
-      </w:pPr>
-    </w:p>
-    <w:p>
-      <w:pPr>
-        <w:jc w:val="both"/>
-        <w:rPr>
-          <w:rFonts w:cstheme="minorHAnsi"/>
-        </w:rPr>
-      </w:pPr>
-    </w:p>
-    <w:p>
-      <w:pPr>
-        <w:jc w:val="both"/>
-        <w:rPr>
-          <w:rFonts w:cstheme="minorHAnsi"/>
-          <w:b/>
-          <w:bCs/>
-        </w:rPr>
-      </w:pPr>
-      <w:r>
-        <w:rPr>
-          <w:rFonts w:cstheme="minorHAnsi"/>
-          <w:b/>
-          <w:bCs/>
-        </w:rPr>
-        <w:t>Sharding to build distributed database:</w:t>
-      </w:r>
-    </w:p>
-    <w:p>
-      <w:pPr>
-        <w:jc w:val="both"/>
-        <w:rPr>
-          <w:rFonts w:cstheme="minorHAnsi"/>
-        </w:rPr>
-      </w:pPr>
-      <w:r>
-        <w:rPr>
-          <w:rFonts w:cstheme="minorHAnsi"/>
-        </w:rPr>
-        <w:t>Distributed database needs to automatically partition the data and distribute across several database servers, called sites.</w:t>
-      </w:r>
-    </w:p>
-    <w:p>
-      <w:pPr>
-        <w:jc w:val="both"/>
-      </w:pPr>
-      <w:r>
-        <w:t xml:space="preserve">Data sharding helps in scalability and </w:t>
-      </w:r>
-      <w:r>
-        <w:t xml:space="preserve">geo-distribution </w:t>
-      </w:r>
-      <w:r>
-        <w:t>by partitioning data</w:t>
-      </w:r>
-      <w:r>
-        <w:t>, either vertically or horizontally</w:t>
-      </w:r>
-      <w:r>
-        <w:t>.</w:t>
-      </w:r>
-    </w:p>
-    <w:p>
-      <w:pPr>
-        <w:jc w:val="both"/>
-        <w:rPr>
-          <w:rFonts w:cstheme="minorHAnsi"/>
-        </w:rPr>
-      </w:pPr>
-      <w:r>
-        <w:t xml:space="preserve">A SQL table is decomposed into multiple sets of rows according to a specific sharding strategy. Each of these sets of rows is called a </w:t>
-      </w:r>
-      <w:proofErr w:type="spellStart"/>
-      <w:r>
-        <w:t>shard</w:t>
-      </w:r>
-      <w:proofErr w:type="spellEnd"/>
-      <w:r>
-        <w:t xml:space="preserve">. These shards are distributed across multiple </w:t>
-      </w:r>
-      <w:r>
-        <w:t xml:space="preserve">database </w:t>
-      </w:r>
-      <w:r>
-        <w:t>server</w:t>
-      </w:r>
-      <w:r>
-        <w:t>s</w:t>
-      </w:r>
-      <w:r>
-        <w:t xml:space="preserve"> </w:t>
-      </w:r>
-      <w:r>
-        <w:t>(</w:t>
-      </w:r>
-      <w:r>
-        <w:t>nodes</w:t>
-      </w:r>
-      <w:r>
-        <w:t>/sites)</w:t>
-      </w:r>
-      <w:r>
-        <w:t xml:space="preserve"> in a shared-nothing architecture. This ensures that the shards do not get bottlenecked by the compute, </w:t>
-      </w:r>
-      <w:r>
-        <w:t>storage,</w:t>
-      </w:r>
-      <w:r>
-        <w:t xml:space="preserve"> and networking resources available at a single node. High availability is achieved by replicating each shard across multiple nodes. However, the application interacts with a SQL table as one logical unit and remains agnostic to the physical placement of the shards.</w:t>
-      </w:r>
-    </w:p>
-    <w:p>
-      <w:pPr>
-        <w:jc w:val="both"/>
-      </w:pPr>
-    </w:p>
-    <w:p>
-      <w:pPr>
-        <w:jc w:val="both"/>
-      </w:pPr>
-      <w:r>
-        <w:t>We use a non-relational database, namely a key-value based non-relational database. We shard the data based on the key.</w:t>
-      </w:r>
-    </w:p>
-    <w:p>
-      <w:pPr>
-        <w:jc w:val="both"/>
-      </w:pPr>
-      <w:r>
-        <w:t xml:space="preserve">With consistent hash sharding, data is evenly and randomly distributed across </w:t>
-      </w:r>
-      <w:r>
-        <w:t>sites</w:t>
-      </w:r>
-      <w:r>
-        <w:t xml:space="preserve"> using a partitioning algorithm. Each </w:t>
-      </w:r>
-      <w:r>
-        <w:t>shard is placed into a database server,</w:t>
-      </w:r>
-      <w:r>
-        <w:t xml:space="preserve"> determined by computing a consistent hash on th</w:t>
-      </w:r>
-      <w:r>
-        <w:t>e shard key</w:t>
-      </w:r>
-      <w:r>
-        <w:t>.</w:t>
-      </w:r>
-    </w:p>
-    <w:p>
-      <w:pPr>
-        <w:jc w:val="both"/>
-      </w:pPr>
-    </w:p>
-    <w:p>
-      <w:pPr>
-        <w:jc w:val="both"/>
-      </w:pPr>
-      <w:r>
-        <w:t>Pros:</w:t>
-      </w:r>
-    </w:p>
-    <w:p>
-      <w:pPr>
-        <w:jc w:val="both"/>
-      </w:pPr>
-      <w:r>
-        <w:lastRenderedPageBreak/>
-        <w:t xml:space="preserve">This sharding strategy is ideal for massively scalable workloads because it distributes data evenly across all the </w:t>
-      </w:r>
-      <w:r>
-        <w:t>sites</w:t>
-      </w:r>
-      <w:r>
-        <w:t xml:space="preserve"> in the cluster, while retaining ease of adding </w:t>
-      </w:r>
-      <w:r>
-        <w:t>sites</w:t>
-      </w:r>
-      <w:r>
-        <w:t xml:space="preserve"> into the cluster.</w:t>
-      </w:r>
-      <w:r>
-        <w:t xml:space="preserve"> </w:t>
-      </w:r>
-      <w:r>
-        <w:t xml:space="preserve">With consistent hash sharding, there are many more </w:t>
-      </w:r>
-      <w:proofErr w:type="spellStart"/>
-      <w:r>
-        <w:t>shards</w:t>
-      </w:r>
-      <w:proofErr w:type="spellEnd"/>
-      <w:r>
-        <w:t xml:space="preserve"> than the number of </w:t>
-      </w:r>
-      <w:r>
-        <w:t>sites in the cluster.</w:t>
-      </w:r>
-    </w:p>
-    <w:p>
-      <w:pPr>
-        <w:jc w:val="both"/>
-      </w:pPr>
-      <w:r>
+      <w:r>
+        <w:rPr>
+          <w:rFonts w:cstheme="minorHAnsi"/>
+        </w:rPr>
+        <w:t xml:space="preserve"> than the number of sites in the cluster.</w:t>
+      </w:r>
+    </w:p>
+    <w:p>
+      <w:pPr>
+        <w:jc w:val="both"/>
+        <w:rPr>
+          <w:rFonts w:cstheme="minorHAnsi"/>
+        </w:rPr>
+      </w:pPr>
+      <w:r>
+        <w:rPr>
+          <w:rFonts w:cstheme="minorHAnsi"/>
+        </w:rPr>
         <w:t>The assignment of shards to sites can also be done on-the-fly.</w:t>
       </w:r>
     </w:p>
     <w:p>
       <w:pPr>
         <w:jc w:val="both"/>
-      </w:pPr>
-      <w:r>
+        <w:rPr>
+          <w:rFonts w:cstheme="minorHAnsi"/>
+        </w:rPr>
+      </w:pPr>
+      <w:r>
+        <w:rPr>
+          <w:rFonts w:cstheme="minorHAnsi"/>
+        </w:rPr>
         <w:t>Cons:</w:t>
       </w:r>
     </w:p>
     <w:p>
       <w:pPr>
         <w:jc w:val="both"/>
-      </w:pPr>
-      <w:r>
+        <w:rPr>
+          <w:rFonts w:cstheme="minorHAnsi"/>
+        </w:rPr>
+      </w:pPr>
+      <w:r>
+        <w:rPr>
+          <w:rFonts w:cstheme="minorHAnsi"/>
+        </w:rPr>
         <w:t>Performing range queries could be inefficient. Examples of range queries are finding rows greater than a lower bound or less than an upper bound (as opposed to point lookups).</w:t>
       </w:r>
     </w:p>
     <w:p>
       <w:pPr>
         <w:jc w:val="both"/>
-      </w:pPr>
-      <w:r>
+        <w:rPr>
+          <w:rFonts w:cstheme="minorHAnsi"/>
+        </w:rPr>
+      </w:pPr>
+      <w:r>
+        <w:rPr>
+          <w:rFonts w:cstheme="minorHAnsi"/>
+        </w:rPr>
         <w:t>Although hashed sharding results in even data distribution among physical shards, it does not separate the database based on the meaning of the information.</w:t>
       </w:r>
     </w:p>
     <w:p>
       <w:pPr>
         <w:jc w:val="both"/>
+        <w:rPr>
+          <w:rFonts w:cstheme="minorHAnsi"/>
+        </w:rPr>
       </w:pPr>
     </w:p>
     <w:p>
@@ -4485,6 +5989,57 @@
 </w:document>
 </file>
 
+<file path=word/comments.xml><?xml version="1.0" encoding="utf-8"?>
+<w:comments xmlns:wpc="http://schemas.microsoft.com/office/word/2010/wordprocessingCanvas" xmlns:cx="http://schemas.microsoft.com/office/drawing/2014/chartex" xmlns:cx1="http://schemas.microsoft.com/office/drawing/2015/9/8/chartex" xmlns:cx2="http://schemas.microsoft.com/office/drawing/2015/10/21/chartex" xmlns:cx3="http://schemas.microsoft.com/office/drawing/2016/5/9/chartex" xmlns:cx4="http://schemas.microsoft.com/office/drawing/2016/5/10/chartex" xmlns:cx5="http://schemas.microsoft.com/office/drawing/2016/5/11/chartex" xmlns:cx6="http://schemas.microsoft.com/office/drawing/2016/5/12/chartex" xmlns:cx7="http://schemas.microsoft.com/office/drawing/2016/5/13/chartex" xmlns:cx8="http://schemas.microsoft.com/office/drawing/2016/5/14/chartex" xmlns:mc="http://schemas.openxmlformats.org/markup-compatibility/2006" xmlns:aink="http://schemas.microsoft.com/office/drawing/2016/ink" xmlns:am3d="http://schemas.microsoft.com/office/drawing/2017/model3d" xmlns:o="urn:schemas-microsoft-com:office:office" xmlns:oel="http://schemas.microsoft.com/office/2019/extlst" xmlns:r="http://schemas.openxmlformats.org/officeDocument/2006/relationships" xmlns:m="http://schemas.openxmlformats.org/officeDocument/2006/math" xmlns:v="urn:schemas-microsoft-com:vml" xmlns:wp14="http://schemas.microsoft.com/office/word/2010/wordprocessingDrawing" xmlns:wp="http://schemas.openxmlformats.org/drawingml/2006/wordprocessingDrawing" xmlns:w10="urn:schemas-microsoft-com:office:word" xmlns:w="http://schemas.openxmlformats.org/wordprocessingml/2006/main" xmlns:w14="http://schemas.microsoft.com/office/word/2010/wordml" xmlns:w15="http://schemas.microsoft.com/office/word/2012/wordml" xmlns:w16cex="http://schemas.microsoft.com/office/word/2018/wordml/cex" xmlns:w16cid="http://schemas.microsoft.com/office/word/2016/wordml/cid" xmlns:w16="http://schemas.microsoft.com/office/word/2018/wordml" xmlns:w16sdtdh="http://schemas.microsoft.com/office/word/2020/wordml/sdtdatahash" xmlns:w16se="http://schemas.microsoft.com/office/word/2015/wordml/symex" xmlns:wpg="http://schemas.microsoft.com/office/word/2010/wordprocessingGroup" xmlns:wpi="http://schemas.microsoft.com/office/word/2010/wordprocessingInk" xmlns:wne="http://schemas.microsoft.com/office/word/2006/wordml" xmlns:wps="http://schemas.microsoft.com/office/word/2010/wordprocessingShape" mc:Ignorable="w14 w15 w16se w16cid w16 w16cex w16sdtdh wp14">
+  <w:comment w:id="0" w:author="Ritesh Shrestha" w:date="2023-03-15T07:38:00Z" w:initials="RS">
+    <w:p>
+      <w:pPr>
+        <w:pStyle w:val="CommentText"/>
+      </w:pPr>
+      <w:r>
+        <w:rPr>
+          <w:rStyle w:val="CommentReference"/>
+        </w:rPr>
+        <w:annotationRef/>
+      </w:r>
+      <w:r>
+        <w:t>DATABASE MANAGEMENT</w:t>
+      </w:r>
+      <w:r>
+        <w:br/>
+        <w:t>SYSTEMS</w:t>
+      </w:r>
+      <w:r>
+        <w:br/>
+        <w:t>SOLUTIONS MANUAL</w:t>
+      </w:r>
+      <w:r>
+        <w:br/>
+        <w:t xml:space="preserve">THIRD EDITION </w:t>
+      </w:r>
+    </w:p>
+  </w:comment>
+</w:comments>
+</file>
+
+<file path=word/commentsExtended.xml><?xml version="1.0" encoding="utf-8"?>
+<w15:commentsEx xmlns:wpc="http://schemas.microsoft.com/office/word/2010/wordprocessingCanvas" xmlns:cx="http://schemas.microsoft.com/office/drawing/2014/chartex" xmlns:cx1="http://schemas.microsoft.com/office/drawing/2015/9/8/chartex" xmlns:cx2="http://schemas.microsoft.com/office/drawing/2015/10/21/chartex" xmlns:cx3="http://schemas.microsoft.com/office/drawing/2016/5/9/chartex" xmlns:cx4="http://schemas.microsoft.com/office/drawing/2016/5/10/chartex" xmlns:cx5="http://schemas.microsoft.com/office/drawing/2016/5/11/chartex" xmlns:cx6="http://schemas.microsoft.com/office/drawing/2016/5/12/chartex" xmlns:cx7="http://schemas.microsoft.com/office/drawing/2016/5/13/chartex" xmlns:cx8="http://schemas.microsoft.com/office/drawing/2016/5/14/chartex" xmlns:mc="http://schemas.openxmlformats.org/markup-compatibility/2006" xmlns:aink="http://schemas.microsoft.com/office/drawing/2016/ink" xmlns:am3d="http://schemas.microsoft.com/office/drawing/2017/model3d" xmlns:o="urn:schemas-microsoft-com:office:office" xmlns:oel="http://schemas.microsoft.com/office/2019/extlst" xmlns:r="http://schemas.openxmlformats.org/officeDocument/2006/relationships" xmlns:m="http://schemas.openxmlformats.org/officeDocument/2006/math" xmlns:v="urn:schemas-microsoft-com:vml" xmlns:wp14="http://schemas.microsoft.com/office/word/2010/wordprocessingDrawing" xmlns:wp="http://schemas.openxmlformats.org/drawingml/2006/wordprocessingDrawing" xmlns:w10="urn:schemas-microsoft-com:office:word" xmlns:w="http://schemas.openxmlformats.org/wordprocessingml/2006/main" xmlns:w14="http://schemas.microsoft.com/office/word/2010/wordml" xmlns:w15="http://schemas.microsoft.com/office/word/2012/wordml" xmlns:w16cex="http://schemas.microsoft.com/office/word/2018/wordml/cex" xmlns:w16cid="http://schemas.microsoft.com/office/word/2016/wordml/cid" xmlns:w16="http://schemas.microsoft.com/office/word/2018/wordml" xmlns:w16sdtdh="http://schemas.microsoft.com/office/word/2020/wordml/sdtdatahash" xmlns:w16se="http://schemas.microsoft.com/office/word/2015/wordml/symex" xmlns:wpg="http://schemas.microsoft.com/office/word/2010/wordprocessingGroup" xmlns:wpi="http://schemas.microsoft.com/office/word/2010/wordprocessingInk" xmlns:wne="http://schemas.microsoft.com/office/word/2006/wordml" xmlns:wps="http://schemas.microsoft.com/office/word/2010/wordprocessingShape" mc:Ignorable="w14 w15 w16se w16cid w16 w16cex w16sdtdh wp14">
+  <w15:commentEx w15:paraId="78E3ADCD" w15:done="0"/>
+</w15:commentsEx>
+</file>
+
+<file path=word/commentsExtensible.xml><?xml version="1.0" encoding="utf-8"?>
+<w16cex:commentsExtensible xmlns:wpc="http://schemas.microsoft.com/office/word/2010/wordprocessingCanvas" xmlns:cx="http://schemas.microsoft.com/office/drawing/2014/chartex" xmlns:cx1="http://schemas.microsoft.com/office/drawing/2015/9/8/chartex" xmlns:cx2="http://schemas.microsoft.com/office/drawing/2015/10/21/chartex" xmlns:cx3="http://schemas.microsoft.com/office/drawing/2016/5/9/chartex" xmlns:cx4="http://schemas.microsoft.com/office/drawing/2016/5/10/chartex" xmlns:cx5="http://schemas.microsoft.com/office/drawing/2016/5/11/chartex" xmlns:cx6="http://schemas.microsoft.com/office/drawing/2016/5/12/chartex" xmlns:cx7="http://schemas.microsoft.com/office/drawing/2016/5/13/chartex" xmlns:cx8="http://schemas.microsoft.com/office/drawing/2016/5/14/chartex" xmlns:mc="http://schemas.openxmlformats.org/markup-compatibility/2006" xmlns:aink="http://schemas.microsoft.com/office/drawing/2016/ink" xmlns:am3d="http://schemas.microsoft.com/office/drawing/2017/model3d" xmlns:o="urn:schemas-microsoft-com:office:office" xmlns:oel="http://schemas.microsoft.com/office/2019/extlst" xmlns:r="http://schemas.openxmlformats.org/officeDocument/2006/relationships" xmlns:m="http://schemas.openxmlformats.org/officeDocument/2006/math" xmlns:v="urn:schemas-microsoft-com:vml" xmlns:wp14="http://schemas.microsoft.com/office/word/2010/wordprocessingDrawing" xmlns:wp="http://schemas.openxmlformats.org/drawingml/2006/wordprocessingDrawing" xmlns:w10="urn:schemas-microsoft-com:office:word" xmlns:w="http://schemas.openxmlformats.org/wordprocessingml/2006/main" xmlns:w14="http://schemas.microsoft.com/office/word/2010/wordml" xmlns:w15="http://schemas.microsoft.com/office/word/2012/wordml" xmlns:w16cex="http://schemas.microsoft.com/office/word/2018/wordml/cex" xmlns:w16cid="http://schemas.microsoft.com/office/word/2016/wordml/cid" xmlns:w16="http://schemas.microsoft.com/office/word/2018/wordml" xmlns:w16sdtdh="http://schemas.microsoft.com/office/word/2020/wordml/sdtdatahash" xmlns:w16se="http://schemas.microsoft.com/office/word/2015/wordml/symex" xmlns:wpg="http://schemas.microsoft.com/office/word/2010/wordprocessingGroup" xmlns:wpi="http://schemas.microsoft.com/office/word/2010/wordprocessingInk" xmlns:wne="http://schemas.microsoft.com/office/word/2006/wordml" xmlns:wps="http://schemas.microsoft.com/office/word/2010/wordprocessingShape" mc:Ignorable="w14 w15 w16se w16cid w16 w16cex w16sdtdh wp14">
+  <w16cex:commentExtensible w16cex:durableId="27BBF469" w16cex:dateUtc="2023-03-15T06:38:00Z"/>
+</w16cex:commentsExtensible>
+</file>
+
+<file path=word/commentsIds.xml><?xml version="1.0" encoding="utf-8"?>
+<w16cid:commentsIds xmlns:wpc="http://schemas.microsoft.com/office/word/2010/wordprocessingCanvas" xmlns:cx="http://schemas.microsoft.com/office/drawing/2014/chartex" xmlns:cx1="http://schemas.microsoft.com/office/drawing/2015/9/8/chartex" xmlns:cx2="http://schemas.microsoft.com/office/drawing/2015/10/21/chartex" xmlns:cx3="http://schemas.microsoft.com/office/drawing/2016/5/9/chartex" xmlns:cx4="http://schemas.microsoft.com/office/drawing/2016/5/10/chartex" xmlns:cx5="http://schemas.microsoft.com/office/drawing/2016/5/11/chartex" xmlns:cx6="http://schemas.microsoft.com/office/drawing/2016/5/12/chartex" xmlns:cx7="http://schemas.microsoft.com/office/drawing/2016/5/13/chartex" xmlns:cx8="http://schemas.microsoft.com/office/drawing/2016/5/14/chartex" xmlns:mc="http://schemas.openxmlformats.org/markup-compatibility/2006" xmlns:aink="http://schemas.microsoft.com/office/drawing/2016/ink" xmlns:am3d="http://schemas.microsoft.com/office/drawing/2017/model3d" xmlns:o="urn:schemas-microsoft-com:office:office" xmlns:oel="http://schemas.microsoft.com/office/2019/extlst" xmlns:r="http://schemas.openxmlformats.org/officeDocument/2006/relationships" xmlns:m="http://schemas.openxmlformats.org/officeDocument/2006/math" xmlns:v="urn:schemas-microsoft-com:vml" xmlns:wp14="http://schemas.microsoft.com/office/word/2010/wordprocessingDrawing" xmlns:wp="http://schemas.openxmlformats.org/drawingml/2006/wordprocessingDrawing" xmlns:w10="urn:schemas-microsoft-com:office:word" xmlns:w="http://schemas.openxmlformats.org/wordprocessingml/2006/main" xmlns:w14="http://schemas.microsoft.com/office/word/2010/wordml" xmlns:w15="http://schemas.microsoft.com/office/word/2012/wordml" xmlns:w16cex="http://schemas.microsoft.com/office/word/2018/wordml/cex" xmlns:w16cid="http://schemas.microsoft.com/office/word/2016/wordml/cid" xmlns:w16="http://schemas.microsoft.com/office/word/2018/wordml" xmlns:w16sdtdh="http://schemas.microsoft.com/office/word/2020/wordml/sdtdatahash" xmlns:w16se="http://schemas.microsoft.com/office/word/2015/wordml/symex" xmlns:wpg="http://schemas.microsoft.com/office/word/2010/wordprocessingGroup" xmlns:wpi="http://schemas.microsoft.com/office/word/2010/wordprocessingInk" xmlns:wne="http://schemas.microsoft.com/office/word/2006/wordml" xmlns:wps="http://schemas.microsoft.com/office/word/2010/wordprocessingShape" mc:Ignorable="w14 w15 w16se w16cid w16 w16cex w16sdtdh wp14">
+  <w16cid:commentId w16cid:paraId="78E3ADCD" w16cid:durableId="27BBF469"/>
+</w16cid:commentsIds>
+</file>
+
 <file path=word/numbering.xml><?xml version="1.0" encoding="utf-8"?>
 <w:numbering xmlns:wpc="http://schemas.microsoft.com/office/word/2010/wordprocessingCanvas" xmlns:cx="http://schemas.microsoft.com/office/drawing/2014/chartex" xmlns:cx1="http://schemas.microsoft.com/office/drawing/2015/9/8/chartex" xmlns:cx2="http://schemas.microsoft.com/office/drawing/2015/10/21/chartex" xmlns:cx3="http://schemas.microsoft.com/office/drawing/2016/5/9/chartex" xmlns:cx4="http://schemas.microsoft.com/office/drawing/2016/5/10/chartex" xmlns:cx5="http://schemas.microsoft.com/office/drawing/2016/5/11/chartex" xmlns:cx6="http://schemas.microsoft.com/office/drawing/2016/5/12/chartex" xmlns:cx7="http://schemas.microsoft.com/office/drawing/2016/5/13/chartex" xmlns:cx8="http://schemas.microsoft.com/office/drawing/2016/5/14/chartex" xmlns:mc="http://schemas.openxmlformats.org/markup-compatibility/2006" xmlns:aink="http://schemas.microsoft.com/office/drawing/2016/ink" xmlns:am3d="http://schemas.microsoft.com/office/drawing/2017/model3d" xmlns:o="urn:schemas-microsoft-com:office:office" xmlns:oel="http://schemas.microsoft.com/office/2019/extlst" xmlns:r="http://schemas.openxmlformats.org/officeDocument/2006/relationships" xmlns:m="http://schemas.openxmlformats.org/officeDocument/2006/math" xmlns:v="urn:schemas-microsoft-com:vml" xmlns:wp14="http://schemas.microsoft.com/office/word/2010/wordprocessingDrawing" xmlns:wp="http://schemas.openxmlformats.org/drawingml/2006/wordprocessingDrawing" xmlns:w10="urn:schemas-microsoft-com:office:word" xmlns:w="http://schemas.openxmlformats.org/wordprocessingml/2006/main" xmlns:w14="http://schemas.microsoft.com/office/word/2010/wordml" xmlns:w15="http://schemas.microsoft.com/office/word/2012/wordml" xmlns:w16cex="http://schemas.microsoft.com/office/word/2018/wordml/cex" xmlns:w16cid="http://schemas.microsoft.com/office/word/2016/wordml/cid" xmlns:w16="http://schemas.microsoft.com/office/word/2018/wordml" xmlns:w16sdtdh="http://schemas.microsoft.com/office/word/2020/wordml/sdtdatahash" xmlns:w16se="http://schemas.microsoft.com/office/word/2015/wordml/symex" xmlns:wpg="http://schemas.microsoft.com/office/word/2010/wordprocessingGroup" xmlns:wpi="http://schemas.microsoft.com/office/word/2010/wordprocessingInk" xmlns:wne="http://schemas.microsoft.com/office/word/2006/wordml" xmlns:wps="http://schemas.microsoft.com/office/word/2010/wordprocessingShape" mc:Ignorable="w14 w15 w16se w16cid w16 w16cex w16sdtdh wp14">
   <w:abstractNum w:abstractNumId="0" w15:restartNumberingAfterBreak="0">
@@ -6893,6 +8448,119 @@
     </w:lvl>
   </w:abstractNum>
   <w:abstractNum w:abstractNumId="21" w15:restartNumberingAfterBreak="0">
+    <w:nsid w:val="5A98432F"/>
+    <w:multiLevelType w:val="hybridMultilevel"/>
+    <w:tmpl w:val="C9CC55FA"/>
+    <w:lvl w:ilvl="0" w:tplc="04090001">
+      <w:start w:val="1"/>
+      <w:numFmt w:val="bullet"/>
+      <w:lvlText w:val=""/>
+      <w:lvlJc w:val="left"/>
+      <w:pPr>
+        <w:ind w:left="720" w:hanging="360"/>
+      </w:pPr>
+      <w:rPr>
+        <w:rFonts w:ascii="Symbol" w:hAnsi="Symbol" w:hint="default"/>
+      </w:rPr>
+    </w:lvl>
+    <w:lvl w:ilvl="1" w:tplc="04090005">
+      <w:start w:val="1"/>
+      <w:numFmt w:val="bullet"/>
+      <w:lvlText w:val=""/>
+      <w:lvlJc w:val="left"/>
+      <w:pPr>
+        <w:ind w:left="1440" w:hanging="360"/>
+      </w:pPr>
+      <w:rPr>
+        <w:rFonts w:ascii="Wingdings" w:hAnsi="Wingdings" w:hint="default"/>
+      </w:rPr>
+    </w:lvl>
+    <w:lvl w:ilvl="2" w:tplc="04090005">
+      <w:start w:val="1"/>
+      <w:numFmt w:val="bullet"/>
+      <w:lvlText w:val=""/>
+      <w:lvlJc w:val="left"/>
+      <w:pPr>
+        <w:ind w:left="2160" w:hanging="360"/>
+      </w:pPr>
+      <w:rPr>
+        <w:rFonts w:ascii="Wingdings" w:hAnsi="Wingdings" w:hint="default"/>
+      </w:rPr>
+    </w:lvl>
+    <w:lvl w:ilvl="3" w:tplc="04090001">
+      <w:start w:val="1"/>
+      <w:numFmt w:val="bullet"/>
+      <w:lvlText w:val=""/>
+      <w:lvlJc w:val="left"/>
+      <w:pPr>
+        <w:ind w:left="2880" w:hanging="360"/>
+      </w:pPr>
+      <w:rPr>
+        <w:rFonts w:ascii="Symbol" w:hAnsi="Symbol" w:hint="default"/>
+      </w:rPr>
+    </w:lvl>
+    <w:lvl w:ilvl="4" w:tplc="04090003" w:tentative="1">
+      <w:start w:val="1"/>
+      <w:numFmt w:val="bullet"/>
+      <w:lvlText w:val="o"/>
+      <w:lvlJc w:val="left"/>
+      <w:pPr>
+        <w:ind w:left="3600" w:hanging="360"/>
+      </w:pPr>
+      <w:rPr>
+        <w:rFonts w:ascii="Courier New" w:hAnsi="Courier New" w:cs="Courier New" w:hint="default"/>
+      </w:rPr>
+    </w:lvl>
+    <w:lvl w:ilvl="5" w:tplc="04090005" w:tentative="1">
+      <w:start w:val="1"/>
+      <w:numFmt w:val="bullet"/>
+      <w:lvlText w:val=""/>
+      <w:lvlJc w:val="left"/>
+      <w:pPr>
+        <w:ind w:left="4320" w:hanging="360"/>
+      </w:pPr>
+      <w:rPr>
+        <w:rFonts w:ascii="Wingdings" w:hAnsi="Wingdings" w:hint="default"/>
+      </w:rPr>
+    </w:lvl>
+    <w:lvl w:ilvl="6" w:tplc="04090001" w:tentative="1">
+      <w:start w:val="1"/>
+      <w:numFmt w:val="bullet"/>
+      <w:lvlText w:val=""/>
+      <w:lvlJc w:val="left"/>
+      <w:pPr>
+        <w:ind w:left="5040" w:hanging="360"/>
+      </w:pPr>
+      <w:rPr>
+        <w:rFonts w:ascii="Symbol" w:hAnsi="Symbol" w:hint="default"/>
+      </w:rPr>
+    </w:lvl>
+    <w:lvl w:ilvl="7" w:tplc="04090003" w:tentative="1">
+      <w:start w:val="1"/>
+      <w:numFmt w:val="bullet"/>
+      <w:lvlText w:val="o"/>
+      <w:lvlJc w:val="left"/>
+      <w:pPr>
+        <w:ind w:left="5760" w:hanging="360"/>
+      </w:pPr>
+      <w:rPr>
+        <w:rFonts w:ascii="Courier New" w:hAnsi="Courier New" w:cs="Courier New" w:hint="default"/>
+      </w:rPr>
+    </w:lvl>
+    <w:lvl w:ilvl="8" w:tplc="04090005" w:tentative="1">
+      <w:start w:val="1"/>
+      <w:numFmt w:val="bullet"/>
+      <w:lvlText w:val=""/>
+      <w:lvlJc w:val="left"/>
+      <w:pPr>
+        <w:ind w:left="6480" w:hanging="360"/>
+      </w:pPr>
+      <w:rPr>
+        <w:rFonts w:ascii="Wingdings" w:hAnsi="Wingdings" w:hint="default"/>
+      </w:rPr>
+    </w:lvl>
+  </w:abstractNum>
+  <w:abstractNum w:abstractNumId="22" w15:restartNumberingAfterBreak="0">
     <w:nsid w:val="5EBD400C"/>
     <w:multiLevelType w:val="hybridMultilevel"/>
     <w:tmpl w:val="8A461702"/>
@@ -7004,7 +8672,7 @@
       </w:rPr>
     </w:lvl>
   </w:abstractNum>
-  <w:abstractNum w:abstractNumId="22" w15:restartNumberingAfterBreak="0">
+  <w:abstractNum w:abstractNumId="23" w15:restartNumberingAfterBreak="0">
     <w:nsid w:val="67627507"/>
     <w:multiLevelType w:val="hybridMultilevel"/>
     <w:tmpl w:val="879861F0"/>
@@ -7093,7 +8761,7 @@
       </w:pPr>
     </w:lvl>
   </w:abstractNum>
-  <w:abstractNum w:abstractNumId="23" w15:restartNumberingAfterBreak="0">
+  <w:abstractNum w:abstractNumId="24" w15:restartNumberingAfterBreak="0">
     <w:nsid w:val="6BB1A36C"/>
     <w:multiLevelType w:val="hybridMultilevel"/>
     <w:tmpl w:val="FD1C9E0C"/>
@@ -7179,7 +8847,7 @@
       </w:pPr>
     </w:lvl>
   </w:abstractNum>
-  <w:abstractNum w:abstractNumId="24" w15:restartNumberingAfterBreak="0">
+  <w:abstractNum w:abstractNumId="25" w15:restartNumberingAfterBreak="0">
     <w:nsid w:val="6FF8446D"/>
     <w:multiLevelType w:val="hybridMultilevel"/>
     <w:tmpl w:val="2EA4BF06"/>
@@ -7291,7 +8959,7 @@
       </w:rPr>
     </w:lvl>
   </w:abstractNum>
-  <w:abstractNum w:abstractNumId="25" w15:restartNumberingAfterBreak="0">
+  <w:abstractNum w:abstractNumId="26" w15:restartNumberingAfterBreak="0">
     <w:nsid w:val="76BA1BC8"/>
     <w:multiLevelType w:val="multilevel"/>
     <w:tmpl w:val="F634AA06"/>
@@ -7440,7 +9108,7 @@
       </w:rPr>
     </w:lvl>
   </w:abstractNum>
-  <w:abstractNum w:abstractNumId="26" w15:restartNumberingAfterBreak="0">
+  <w:abstractNum w:abstractNumId="27" w15:restartNumberingAfterBreak="0">
     <w:nsid w:val="79672664"/>
     <w:multiLevelType w:val="hybridMultilevel"/>
     <w:tmpl w:val="107A863A"/>
@@ -7553,7 +9221,7 @@
       </w:rPr>
     </w:lvl>
   </w:abstractNum>
-  <w:abstractNum w:abstractNumId="27" w15:restartNumberingAfterBreak="0">
+  <w:abstractNum w:abstractNumId="28" w15:restartNumberingAfterBreak="0">
     <w:nsid w:val="7CD13390"/>
     <w:multiLevelType w:val="hybridMultilevel"/>
     <w:tmpl w:val="A38A93DC"/>
@@ -7688,7 +9356,7 @@
     <w:abstractNumId w:val="20"/>
   </w:num>
   <w:num w:numId="6" w16cid:durableId="693654845">
-    <w:abstractNumId w:val="25"/>
+    <w:abstractNumId w:val="26"/>
   </w:num>
   <w:num w:numId="7" w16cid:durableId="1141113309">
     <w:abstractNumId w:val="5"/>
@@ -7697,7 +9365,7 @@
     <w:abstractNumId w:val="15"/>
   </w:num>
   <w:num w:numId="9" w16cid:durableId="1152481367">
-    <w:abstractNumId w:val="26"/>
+    <w:abstractNumId w:val="27"/>
   </w:num>
   <w:num w:numId="10" w16cid:durableId="961499656">
     <w:abstractNumId w:val="7"/>
@@ -7706,10 +9374,10 @@
     <w:abstractNumId w:val="4"/>
   </w:num>
   <w:num w:numId="12" w16cid:durableId="1154830668">
-    <w:abstractNumId w:val="24"/>
+    <w:abstractNumId w:val="25"/>
   </w:num>
   <w:num w:numId="13" w16cid:durableId="1436558633">
-    <w:abstractNumId w:val="21"/>
+    <w:abstractNumId w:val="22"/>
   </w:num>
   <w:num w:numId="14" w16cid:durableId="1918323199">
     <w:abstractNumId w:val="10"/>
@@ -7730,13 +9398,13 @@
     <w:abstractNumId w:val="16"/>
   </w:num>
   <w:num w:numId="20" w16cid:durableId="947660858">
-    <w:abstractNumId w:val="23"/>
+    <w:abstractNumId w:val="24"/>
   </w:num>
   <w:num w:numId="21" w16cid:durableId="28067891">
-    <w:abstractNumId w:val="27"/>
+    <w:abstractNumId w:val="28"/>
   </w:num>
   <w:num w:numId="22" w16cid:durableId="1064913926">
-    <w:abstractNumId w:val="22"/>
+    <w:abstractNumId w:val="23"/>
   </w:num>
   <w:num w:numId="23" w16cid:durableId="1901137135">
     <w:abstractNumId w:val="3"/>
@@ -7756,7 +9424,18 @@
   <w:num w:numId="28" w16cid:durableId="1688360417">
     <w:abstractNumId w:val="19"/>
   </w:num>
+  <w:num w:numId="29" w16cid:durableId="333386087">
+    <w:abstractNumId w:val="21"/>
+  </w:num>
 </w:numbering>
+</file>
+
+<file path=word/people.xml><?xml version="1.0" encoding="utf-8"?>
+<w15:people xmlns:wpc="http://schemas.microsoft.com/office/word/2010/wordprocessingCanvas" xmlns:cx="http://schemas.microsoft.com/office/drawing/2014/chartex" xmlns:cx1="http://schemas.microsoft.com/office/drawing/2015/9/8/chartex" xmlns:cx2="http://schemas.microsoft.com/office/drawing/2015/10/21/chartex" xmlns:cx3="http://schemas.microsoft.com/office/drawing/2016/5/9/chartex" xmlns:cx4="http://schemas.microsoft.com/office/drawing/2016/5/10/chartex" xmlns:cx5="http://schemas.microsoft.com/office/drawing/2016/5/11/chartex" xmlns:cx6="http://schemas.microsoft.com/office/drawing/2016/5/12/chartex" xmlns:cx7="http://schemas.microsoft.com/office/drawing/2016/5/13/chartex" xmlns:cx8="http://schemas.microsoft.com/office/drawing/2016/5/14/chartex" xmlns:mc="http://schemas.openxmlformats.org/markup-compatibility/2006" xmlns:aink="http://schemas.microsoft.com/office/drawing/2016/ink" xmlns:am3d="http://schemas.microsoft.com/office/drawing/2017/model3d" xmlns:o="urn:schemas-microsoft-com:office:office" xmlns:oel="http://schemas.microsoft.com/office/2019/extlst" xmlns:r="http://schemas.openxmlformats.org/officeDocument/2006/relationships" xmlns:m="http://schemas.openxmlformats.org/officeDocument/2006/math" xmlns:v="urn:schemas-microsoft-com:vml" xmlns:wp14="http://schemas.microsoft.com/office/word/2010/wordprocessingDrawing" xmlns:wp="http://schemas.openxmlformats.org/drawingml/2006/wordprocessingDrawing" xmlns:w10="urn:schemas-microsoft-com:office:word" xmlns:w="http://schemas.openxmlformats.org/wordprocessingml/2006/main" xmlns:w14="http://schemas.microsoft.com/office/word/2010/wordml" xmlns:w15="http://schemas.microsoft.com/office/word/2012/wordml" xmlns:w16cex="http://schemas.microsoft.com/office/word/2018/wordml/cex" xmlns:w16cid="http://schemas.microsoft.com/office/word/2016/wordml/cid" xmlns:w16="http://schemas.microsoft.com/office/word/2018/wordml" xmlns:w16sdtdh="http://schemas.microsoft.com/office/word/2020/wordml/sdtdatahash" xmlns:w16se="http://schemas.microsoft.com/office/word/2015/wordml/symex" xmlns:wpg="http://schemas.microsoft.com/office/word/2010/wordprocessingGroup" xmlns:wpi="http://schemas.microsoft.com/office/word/2010/wordprocessingInk" xmlns:wne="http://schemas.microsoft.com/office/word/2006/wordml" xmlns:wps="http://schemas.microsoft.com/office/word/2010/wordprocessingShape" mc:Ignorable="w14 w15 w16se w16cid w16 w16cex w16sdtdh wp14">
+  <w15:person w15:author="Ritesh Shrestha">
+    <w15:presenceInfo w15:providerId="AD" w15:userId="S::ritesh.shrestha@stud.tu-darmstadt.de::f3c7e211-ec11-483a-8661-9e639ca40bb9"/>
+  </w15:person>
+</w15:people>
 </file>
 
 <file path=word/styles.xml><?xml version="1.0" encoding="utf-8"?>
@@ -8236,6 +9915,77 @@
       <w:u w:val="single"/>
     </w:rPr>
   </w:style>
+  <w:style w:type="character" w:styleId="CommentReference">
+    <w:name w:val="annotation reference"/>
+    <w:basedOn w:val="DefaultParagraphFont"/>
+    <w:uiPriority w:val="99"/>
+    <w:semiHidden/>
+    <w:unhideWhenUsed/>
+    <w:rsid w:val="006B32F2"/>
+    <w:rPr>
+      <w:sz w:val="16"/>
+      <w:szCs w:val="16"/>
+    </w:rPr>
+  </w:style>
+  <w:style w:type="paragraph" w:styleId="CommentText">
+    <w:name w:val="annotation text"/>
+    <w:basedOn w:val="Normal"/>
+    <w:link w:val="CommentTextChar"/>
+    <w:uiPriority w:val="99"/>
+    <w:unhideWhenUsed/>
+    <w:rsid w:val="006B32F2"/>
+    <w:pPr>
+      <w:spacing w:line="240" w:lineRule="auto"/>
+    </w:pPr>
+    <w:rPr>
+      <w:sz w:val="20"/>
+      <w:szCs w:val="20"/>
+    </w:rPr>
+  </w:style>
+  <w:style w:type="character" w:customStyle="1" w:styleId="CommentTextChar">
+    <w:name w:val="Comment Text Char"/>
+    <w:basedOn w:val="DefaultParagraphFont"/>
+    <w:link w:val="CommentText"/>
+    <w:uiPriority w:val="99"/>
+    <w:rsid w:val="006B32F2"/>
+    <w:rPr>
+      <w:sz w:val="20"/>
+      <w:szCs w:val="20"/>
+    </w:rPr>
+  </w:style>
+  <w:style w:type="paragraph" w:styleId="CommentSubject">
+    <w:name w:val="annotation subject"/>
+    <w:basedOn w:val="CommentText"/>
+    <w:next w:val="CommentText"/>
+    <w:link w:val="CommentSubjectChar"/>
+    <w:uiPriority w:val="99"/>
+    <w:semiHidden/>
+    <w:unhideWhenUsed/>
+    <w:rsid w:val="006B32F2"/>
+    <w:rPr>
+      <w:b/>
+      <w:bCs/>
+    </w:rPr>
+  </w:style>
+  <w:style w:type="character" w:customStyle="1" w:styleId="CommentSubjectChar">
+    <w:name w:val="Comment Subject Char"/>
+    <w:basedOn w:val="CommentTextChar"/>
+    <w:link w:val="CommentSubject"/>
+    <w:uiPriority w:val="99"/>
+    <w:semiHidden/>
+    <w:rsid w:val="006B32F2"/>
+    <w:rPr>
+      <w:b/>
+      <w:bCs/>
+      <w:sz w:val="20"/>
+      <w:szCs w:val="20"/>
+    </w:rPr>
+  </w:style>
+  <w:style w:type="character" w:customStyle="1" w:styleId="markedcontent">
+    <w:name w:val="markedcontent"/>
+    <w:basedOn w:val="DefaultParagraphFont"/>
+    <w:rsid w:val="006B32F2"/>
+  </w:style>
 </w:styles>
 </file>
 
